--- a/52300157_52300161.docx
+++ b/52300157_52300161.docx
@@ -2463,7 +2463,7 @@
         </w:rPr>
         <w:fldChar w:fldCharType="separate"/>
       </w:r>
-      <w:hyperlink w:anchor="_Toc229668512" w:history="1">
+      <w:hyperlink w:anchor="_Toc229673208" w:history="1">
         <w:r>
           <w:rPr>
             <w:rStyle w:val="Hyperlink"/>
@@ -2491,7 +2491,7 @@
             <w:noProof/>
             <w:webHidden/>
           </w:rPr>
-          <w:instrText xml:space="preserve"> PAGEREF _Toc229668512 \h </w:instrText>
+          <w:instrText xml:space="preserve"> PAGEREF _Toc229673208 \h </w:instrText>
         </w:r>
         <w:r>
           <w:rPr>
@@ -2534,7 +2534,7 @@
           <w14:ligatures w14:val="standardContextual"/>
         </w:rPr>
       </w:pPr>
-      <w:hyperlink w:anchor="_Toc229668513" w:history="1">
+      <w:hyperlink w:anchor="_Toc229673209" w:history="1">
         <w:r>
           <w:rPr>
             <w:rStyle w:val="Hyperlink"/>
@@ -2562,7 +2562,7 @@
             <w:noProof/>
             <w:webHidden/>
           </w:rPr>
-          <w:instrText xml:space="preserve"> PAGEREF _Toc229668513 \h </w:instrText>
+          <w:instrText xml:space="preserve"> PAGEREF _Toc229673209 \h </w:instrText>
         </w:r>
         <w:r>
           <w:rPr>
@@ -2605,7 +2605,7 @@
           <w14:ligatures w14:val="standardContextual"/>
         </w:rPr>
       </w:pPr>
-      <w:hyperlink w:anchor="_Toc229668514" w:history="1">
+      <w:hyperlink w:anchor="_Toc229673210" w:history="1">
         <w:r>
           <w:rPr>
             <w:rStyle w:val="Hyperlink"/>
@@ -2633,7 +2633,7 @@
             <w:noProof/>
             <w:webHidden/>
           </w:rPr>
-          <w:instrText xml:space="preserve"> PAGEREF _Toc229668514 \h </w:instrText>
+          <w:instrText xml:space="preserve"> PAGEREF _Toc229673210 \h </w:instrText>
         </w:r>
         <w:r>
           <w:rPr>
@@ -2675,7 +2675,7 @@
           <w14:ligatures w14:val="standardContextual"/>
         </w:rPr>
       </w:pPr>
-      <w:hyperlink w:anchor="_Toc229668515" w:history="1">
+      <w:hyperlink w:anchor="_Toc229673211" w:history="1">
         <w:r>
           <w:rPr>
             <w:rStyle w:val="Hyperlink"/>
@@ -2703,7 +2703,7 @@
             <w:noProof/>
             <w:webHidden/>
           </w:rPr>
-          <w:instrText xml:space="preserve"> PAGEREF _Toc229668515 \h </w:instrText>
+          <w:instrText xml:space="preserve"> PAGEREF _Toc229673211 \h </w:instrText>
         </w:r>
         <w:r>
           <w:rPr>
@@ -2745,7 +2745,7 @@
           <w14:ligatures w14:val="standardContextual"/>
         </w:rPr>
       </w:pPr>
-      <w:hyperlink w:anchor="_Toc229668516" w:history="1">
+      <w:hyperlink w:anchor="_Toc229673212" w:history="1">
         <w:r>
           <w:rPr>
             <w:rStyle w:val="Hyperlink"/>
@@ -2773,7 +2773,7 @@
             <w:noProof/>
             <w:webHidden/>
           </w:rPr>
-          <w:instrText xml:space="preserve"> PAGEREF _Toc229668516 \h </w:instrText>
+          <w:instrText xml:space="preserve"> PAGEREF _Toc229673212 \h </w:instrText>
         </w:r>
         <w:r>
           <w:rPr>
@@ -2816,7 +2816,7 @@
           <w14:ligatures w14:val="standardContextual"/>
         </w:rPr>
       </w:pPr>
-      <w:hyperlink w:anchor="_Toc229668517" w:history="1">
+      <w:hyperlink w:anchor="_Toc229673213" w:history="1">
         <w:r>
           <w:rPr>
             <w:rStyle w:val="Hyperlink"/>
@@ -2844,7 +2844,7 @@
             <w:noProof/>
             <w:webHidden/>
           </w:rPr>
-          <w:instrText xml:space="preserve"> PAGEREF _Toc229668517 \h </w:instrText>
+          <w:instrText xml:space="preserve"> PAGEREF _Toc229673213 \h </w:instrText>
         </w:r>
         <w:r>
           <w:rPr>
@@ -2887,7 +2887,7 @@
           <w14:ligatures w14:val="standardContextual"/>
         </w:rPr>
       </w:pPr>
-      <w:hyperlink w:anchor="_Toc229668518" w:history="1">
+      <w:hyperlink w:anchor="_Toc229673214" w:history="1">
         <w:r>
           <w:rPr>
             <w:rStyle w:val="Hyperlink"/>
@@ -2915,7 +2915,7 @@
             <w:noProof/>
             <w:webHidden/>
           </w:rPr>
-          <w:instrText xml:space="preserve"> PAGEREF _Toc229668518 \h </w:instrText>
+          <w:instrText xml:space="preserve"> PAGEREF _Toc229673214 \h </w:instrText>
         </w:r>
         <w:r>
           <w:rPr>
@@ -2957,7 +2957,7 @@
           <w14:ligatures w14:val="standardContextual"/>
         </w:rPr>
       </w:pPr>
-      <w:hyperlink w:anchor="_Toc229668519" w:history="1">
+      <w:hyperlink w:anchor="_Toc229673215" w:history="1">
         <w:r>
           <w:rPr>
             <w:rStyle w:val="Hyperlink"/>
@@ -2985,7 +2985,7 @@
             <w:noProof/>
             <w:webHidden/>
           </w:rPr>
-          <w:instrText xml:space="preserve"> PAGEREF _Toc229668519 \h </w:instrText>
+          <w:instrText xml:space="preserve"> PAGEREF _Toc229673215 \h </w:instrText>
         </w:r>
         <w:r>
           <w:rPr>
@@ -3027,7 +3027,7 @@
           <w14:ligatures w14:val="standardContextual"/>
         </w:rPr>
       </w:pPr>
-      <w:hyperlink w:anchor="_Toc229668520" w:history="1">
+      <w:hyperlink w:anchor="_Toc229673216" w:history="1">
         <w:r>
           <w:rPr>
             <w:rStyle w:val="Hyperlink"/>
@@ -3055,7 +3055,7 @@
             <w:noProof/>
             <w:webHidden/>
           </w:rPr>
-          <w:instrText xml:space="preserve"> PAGEREF _Toc229668520 \h </w:instrText>
+          <w:instrText xml:space="preserve"> PAGEREF _Toc229673216 \h </w:instrText>
         </w:r>
         <w:r>
           <w:rPr>
@@ -3097,7 +3097,7 @@
           <w14:ligatures w14:val="standardContextual"/>
         </w:rPr>
       </w:pPr>
-      <w:hyperlink w:anchor="_Toc229668521" w:history="1">
+      <w:hyperlink w:anchor="_Toc229673217" w:history="1">
         <w:r>
           <w:rPr>
             <w:rStyle w:val="Hyperlink"/>
@@ -3125,7 +3125,7 @@
             <w:noProof/>
             <w:webHidden/>
           </w:rPr>
-          <w:instrText xml:space="preserve"> PAGEREF _Toc229668521 \h </w:instrText>
+          <w:instrText xml:space="preserve"> PAGEREF _Toc229673217 \h </w:instrText>
         </w:r>
         <w:r>
           <w:rPr>
@@ -3167,7 +3167,7 @@
           <w14:ligatures w14:val="standardContextual"/>
         </w:rPr>
       </w:pPr>
-      <w:hyperlink w:anchor="_Toc229668522" w:history="1">
+      <w:hyperlink w:anchor="_Toc229673218" w:history="1">
         <w:r>
           <w:rPr>
             <w:rStyle w:val="Hyperlink"/>
@@ -3195,7 +3195,7 @@
             <w:noProof/>
             <w:webHidden/>
           </w:rPr>
-          <w:instrText xml:space="preserve"> PAGEREF _Toc229668522 \h </w:instrText>
+          <w:instrText xml:space="preserve"> PAGEREF _Toc229673218 \h </w:instrText>
         </w:r>
         <w:r>
           <w:rPr>
@@ -3238,7 +3238,7 @@
           <w14:ligatures w14:val="standardContextual"/>
         </w:rPr>
       </w:pPr>
-      <w:hyperlink w:anchor="_Toc229668523" w:history="1">
+      <w:hyperlink w:anchor="_Toc229673219" w:history="1">
         <w:r>
           <w:rPr>
             <w:rStyle w:val="Hyperlink"/>
@@ -3266,7 +3266,7 @@
             <w:noProof/>
             <w:webHidden/>
           </w:rPr>
-          <w:instrText xml:space="preserve"> PAGEREF _Toc229668523 \h </w:instrText>
+          <w:instrText xml:space="preserve"> PAGEREF _Toc229673219 \h </w:instrText>
         </w:r>
         <w:r>
           <w:rPr>
@@ -3308,7 +3308,7 @@
           <w14:ligatures w14:val="standardContextual"/>
         </w:rPr>
       </w:pPr>
-      <w:hyperlink w:anchor="_Toc229668524" w:history="1">
+      <w:hyperlink w:anchor="_Toc229673220" w:history="1">
         <w:r>
           <w:rPr>
             <w:rStyle w:val="Hyperlink"/>
@@ -3336,7 +3336,7 @@
             <w:noProof/>
             <w:webHidden/>
           </w:rPr>
-          <w:instrText xml:space="preserve"> PAGEREF _Toc229668524 \h </w:instrText>
+          <w:instrText xml:space="preserve"> PAGEREF _Toc229673220 \h </w:instrText>
         </w:r>
         <w:r>
           <w:rPr>
@@ -3378,7 +3378,7 @@
           <w14:ligatures w14:val="standardContextual"/>
         </w:rPr>
       </w:pPr>
-      <w:hyperlink w:anchor="_Toc229668525" w:history="1">
+      <w:hyperlink w:anchor="_Toc229673221" w:history="1">
         <w:r>
           <w:rPr>
             <w:rStyle w:val="Hyperlink"/>
@@ -3406,7 +3406,7 @@
             <w:noProof/>
             <w:webHidden/>
           </w:rPr>
-          <w:instrText xml:space="preserve"> PAGEREF _Toc229668525 \h </w:instrText>
+          <w:instrText xml:space="preserve"> PAGEREF _Toc229673221 \h </w:instrText>
         </w:r>
         <w:r>
           <w:rPr>
@@ -3449,7 +3449,7 @@
           <w14:ligatures w14:val="standardContextual"/>
         </w:rPr>
       </w:pPr>
-      <w:hyperlink w:anchor="_Toc229668526" w:history="1">
+      <w:hyperlink w:anchor="_Toc229673222" w:history="1">
         <w:r>
           <w:rPr>
             <w:rStyle w:val="Hyperlink"/>
@@ -3477,7 +3477,7 @@
             <w:noProof/>
             <w:webHidden/>
           </w:rPr>
-          <w:instrText xml:space="preserve"> PAGEREF _Toc229668526 \h </w:instrText>
+          <w:instrText xml:space="preserve"> PAGEREF _Toc229673222 \h </w:instrText>
         </w:r>
         <w:r>
           <w:rPr>
@@ -3520,7 +3520,7 @@
           <w14:ligatures w14:val="standardContextual"/>
         </w:rPr>
       </w:pPr>
-      <w:hyperlink w:anchor="_Toc229668527" w:history="1">
+      <w:hyperlink w:anchor="_Toc229673223" w:history="1">
         <w:r>
           <w:rPr>
             <w:rStyle w:val="Hyperlink"/>
@@ -3548,7 +3548,7 @@
             <w:noProof/>
             <w:webHidden/>
           </w:rPr>
-          <w:instrText xml:space="preserve"> PAGEREF _Toc229668527 \h </w:instrText>
+          <w:instrText xml:space="preserve"> PAGEREF _Toc229673223 \h </w:instrText>
         </w:r>
         <w:r>
           <w:rPr>
@@ -3591,7 +3591,7 @@
           <w14:ligatures w14:val="standardContextual"/>
         </w:rPr>
       </w:pPr>
-      <w:hyperlink w:anchor="_Toc229668528" w:history="1">
+      <w:hyperlink w:anchor="_Toc229673224" w:history="1">
         <w:r>
           <w:rPr>
             <w:rStyle w:val="Hyperlink"/>
@@ -3619,7 +3619,7 @@
             <w:noProof/>
             <w:webHidden/>
           </w:rPr>
-          <w:instrText xml:space="preserve"> PAGEREF _Toc229668528 \h </w:instrText>
+          <w:instrText xml:space="preserve"> PAGEREF _Toc229673224 \h </w:instrText>
         </w:r>
         <w:r>
           <w:rPr>
@@ -3661,7 +3661,7 @@
           <w14:ligatures w14:val="standardContextual"/>
         </w:rPr>
       </w:pPr>
-      <w:hyperlink w:anchor="_Toc229668529" w:history="1">
+      <w:hyperlink w:anchor="_Toc229673225" w:history="1">
         <w:r>
           <w:rPr>
             <w:rStyle w:val="Hyperlink"/>
@@ -3689,7 +3689,7 @@
             <w:noProof/>
             <w:webHidden/>
           </w:rPr>
-          <w:instrText xml:space="preserve"> PAGEREF _Toc229668529 \h </w:instrText>
+          <w:instrText xml:space="preserve"> PAGEREF _Toc229673225 \h </w:instrText>
         </w:r>
         <w:r>
           <w:rPr>
@@ -3731,7 +3731,7 @@
           <w14:ligatures w14:val="standardContextual"/>
         </w:rPr>
       </w:pPr>
-      <w:hyperlink w:anchor="_Toc229668530" w:history="1">
+      <w:hyperlink w:anchor="_Toc229673226" w:history="1">
         <w:r>
           <w:rPr>
             <w:rStyle w:val="Hyperlink"/>
@@ -3759,7 +3759,7 @@
             <w:noProof/>
             <w:webHidden/>
           </w:rPr>
-          <w:instrText xml:space="preserve"> PAGEREF _Toc229668530 \h </w:instrText>
+          <w:instrText xml:space="preserve"> PAGEREF _Toc229673226 \h </w:instrText>
         </w:r>
         <w:r>
           <w:rPr>
@@ -3802,7 +3802,7 @@
           <w14:ligatures w14:val="standardContextual"/>
         </w:rPr>
       </w:pPr>
-      <w:hyperlink w:anchor="_Toc229668531" w:history="1">
+      <w:hyperlink w:anchor="_Toc229673227" w:history="1">
         <w:r>
           <w:rPr>
             <w:rStyle w:val="Hyperlink"/>
@@ -3830,7 +3830,7 @@
             <w:noProof/>
             <w:webHidden/>
           </w:rPr>
-          <w:instrText xml:space="preserve"> PAGEREF _Toc229668531 \h </w:instrText>
+          <w:instrText xml:space="preserve"> PAGEREF _Toc229673227 \h </w:instrText>
         </w:r>
         <w:r>
           <w:rPr>
@@ -3873,7 +3873,7 @@
           <w14:ligatures w14:val="standardContextual"/>
         </w:rPr>
       </w:pPr>
-      <w:hyperlink w:anchor="_Toc229668532" w:history="1">
+      <w:hyperlink w:anchor="_Toc229673228" w:history="1">
         <w:r>
           <w:rPr>
             <w:rStyle w:val="Hyperlink"/>
@@ -3901,7 +3901,7 @@
             <w:noProof/>
             <w:webHidden/>
           </w:rPr>
-          <w:instrText xml:space="preserve"> PAGEREF _Toc229668532 \h </w:instrText>
+          <w:instrText xml:space="preserve"> PAGEREF _Toc229673228 \h </w:instrText>
         </w:r>
         <w:r>
           <w:rPr>
@@ -3943,7 +3943,7 @@
           <w14:ligatures w14:val="standardContextual"/>
         </w:rPr>
       </w:pPr>
-      <w:hyperlink w:anchor="_Toc229668533" w:history="1">
+      <w:hyperlink w:anchor="_Toc229673229" w:history="1">
         <w:r>
           <w:rPr>
             <w:rStyle w:val="Hyperlink"/>
@@ -3971,7 +3971,7 @@
             <w:noProof/>
             <w:webHidden/>
           </w:rPr>
-          <w:instrText xml:space="preserve"> PAGEREF _Toc229668533 \h </w:instrText>
+          <w:instrText xml:space="preserve"> PAGEREF _Toc229673229 \h </w:instrText>
         </w:r>
         <w:r>
           <w:rPr>
@@ -4014,7 +4014,7 @@
           <w14:ligatures w14:val="standardContextual"/>
         </w:rPr>
       </w:pPr>
-      <w:hyperlink w:anchor="_Toc229668534" w:history="1">
+      <w:hyperlink w:anchor="_Toc229673230" w:history="1">
         <w:r>
           <w:rPr>
             <w:rStyle w:val="Hyperlink"/>
@@ -4042,7 +4042,7 @@
             <w:noProof/>
             <w:webHidden/>
           </w:rPr>
-          <w:instrText xml:space="preserve"> PAGEREF _Toc229668534 \h </w:instrText>
+          <w:instrText xml:space="preserve"> PAGEREF _Toc229673230 \h </w:instrText>
         </w:r>
         <w:r>
           <w:rPr>
@@ -4085,7 +4085,7 @@
           <w14:ligatures w14:val="standardContextual"/>
         </w:rPr>
       </w:pPr>
-      <w:hyperlink w:anchor="_Toc229668535" w:history="1">
+      <w:hyperlink w:anchor="_Toc229673231" w:history="1">
         <w:r>
           <w:rPr>
             <w:rStyle w:val="Hyperlink"/>
@@ -4113,7 +4113,7 @@
             <w:noProof/>
             <w:webHidden/>
           </w:rPr>
-          <w:instrText xml:space="preserve"> PAGEREF _Toc229668535 \h </w:instrText>
+          <w:instrText xml:space="preserve"> PAGEREF _Toc229673231 \h </w:instrText>
         </w:r>
         <w:r>
           <w:rPr>
@@ -4155,7 +4155,7 @@
           <w14:ligatures w14:val="standardContextual"/>
         </w:rPr>
       </w:pPr>
-      <w:hyperlink w:anchor="_Toc229668536" w:history="1">
+      <w:hyperlink w:anchor="_Toc229673232" w:history="1">
         <w:r>
           <w:rPr>
             <w:rStyle w:val="Hyperlink"/>
@@ -4183,7 +4183,7 @@
             <w:noProof/>
             <w:webHidden/>
           </w:rPr>
-          <w:instrText xml:space="preserve"> PAGEREF _Toc229668536 \h </w:instrText>
+          <w:instrText xml:space="preserve"> PAGEREF _Toc229673232 \h </w:instrText>
         </w:r>
         <w:r>
           <w:rPr>
@@ -4226,7 +4226,7 @@
           <w14:ligatures w14:val="standardContextual"/>
         </w:rPr>
       </w:pPr>
-      <w:hyperlink w:anchor="_Toc229668537" w:history="1">
+      <w:hyperlink w:anchor="_Toc229673233" w:history="1">
         <w:r>
           <w:rPr>
             <w:rStyle w:val="Hyperlink"/>
@@ -4254,7 +4254,7 @@
             <w:noProof/>
             <w:webHidden/>
           </w:rPr>
-          <w:instrText xml:space="preserve"> PAGEREF _Toc229668537 \h </w:instrText>
+          <w:instrText xml:space="preserve"> PAGEREF _Toc229673233 \h </w:instrText>
         </w:r>
         <w:r>
           <w:rPr>
@@ -4297,7 +4297,7 @@
           <w14:ligatures w14:val="standardContextual"/>
         </w:rPr>
       </w:pPr>
-      <w:hyperlink w:anchor="_Toc229668538" w:history="1">
+      <w:hyperlink w:anchor="_Toc229673234" w:history="1">
         <w:r>
           <w:rPr>
             <w:rStyle w:val="Hyperlink"/>
@@ -4325,7 +4325,7 @@
             <w:noProof/>
             <w:webHidden/>
           </w:rPr>
-          <w:instrText xml:space="preserve"> PAGEREF _Toc229668538 \h </w:instrText>
+          <w:instrText xml:space="preserve"> PAGEREF _Toc229673234 \h </w:instrText>
         </w:r>
         <w:r>
           <w:rPr>
@@ -4368,7 +4368,7 @@
           <w14:ligatures w14:val="standardContextual"/>
         </w:rPr>
       </w:pPr>
-      <w:hyperlink w:anchor="_Toc229668539" w:history="1">
+      <w:hyperlink w:anchor="_Toc229673235" w:history="1">
         <w:r>
           <w:rPr>
             <w:rStyle w:val="Hyperlink"/>
@@ -4396,7 +4396,7 @@
             <w:noProof/>
             <w:webHidden/>
           </w:rPr>
-          <w:instrText xml:space="preserve"> PAGEREF _Toc229668539 \h </w:instrText>
+          <w:instrText xml:space="preserve"> PAGEREF _Toc229673235 \h </w:instrText>
         </w:r>
         <w:r>
           <w:rPr>
@@ -4438,7 +4438,7 @@
           <w14:ligatures w14:val="standardContextual"/>
         </w:rPr>
       </w:pPr>
-      <w:hyperlink w:anchor="_Toc229668540" w:history="1">
+      <w:hyperlink w:anchor="_Toc229673236" w:history="1">
         <w:r>
           <w:rPr>
             <w:rStyle w:val="Hyperlink"/>
@@ -4466,7 +4466,7 @@
             <w:noProof/>
             <w:webHidden/>
           </w:rPr>
-          <w:instrText xml:space="preserve"> PAGEREF _Toc229668540 \h </w:instrText>
+          <w:instrText xml:space="preserve"> PAGEREF _Toc229673236 \h </w:instrText>
         </w:r>
         <w:r>
           <w:rPr>
@@ -4508,7 +4508,7 @@
           <w14:ligatures w14:val="standardContextual"/>
         </w:rPr>
       </w:pPr>
-      <w:hyperlink w:anchor="_Toc229668541" w:history="1">
+      <w:hyperlink w:anchor="_Toc229673237" w:history="1">
         <w:r>
           <w:rPr>
             <w:rStyle w:val="Hyperlink"/>
@@ -4536,7 +4536,7 @@
             <w:noProof/>
             <w:webHidden/>
           </w:rPr>
-          <w:instrText xml:space="preserve"> PAGEREF _Toc229668541 \h </w:instrText>
+          <w:instrText xml:space="preserve"> PAGEREF _Toc229673237 \h </w:instrText>
         </w:r>
         <w:r>
           <w:rPr>
@@ -4579,7 +4579,7 @@
           <w14:ligatures w14:val="standardContextual"/>
         </w:rPr>
       </w:pPr>
-      <w:hyperlink w:anchor="_Toc229668542" w:history="1">
+      <w:hyperlink w:anchor="_Toc229673238" w:history="1">
         <w:r>
           <w:rPr>
             <w:rStyle w:val="Hyperlink"/>
@@ -4607,7 +4607,7 @@
             <w:noProof/>
             <w:webHidden/>
           </w:rPr>
-          <w:instrText xml:space="preserve"> PAGEREF _Toc229668542 \h </w:instrText>
+          <w:instrText xml:space="preserve"> PAGEREF _Toc229673238 \h </w:instrText>
         </w:r>
         <w:r>
           <w:rPr>
@@ -4649,7 +4649,7 @@
           <w14:ligatures w14:val="standardContextual"/>
         </w:rPr>
       </w:pPr>
-      <w:hyperlink w:anchor="_Toc229668543" w:history="1">
+      <w:hyperlink w:anchor="_Toc229673239" w:history="1">
         <w:r>
           <w:rPr>
             <w:rStyle w:val="Hyperlink"/>
@@ -4677,7 +4677,7 @@
             <w:noProof/>
             <w:webHidden/>
           </w:rPr>
-          <w:instrText xml:space="preserve"> PAGEREF _Toc229668543 \h </w:instrText>
+          <w:instrText xml:space="preserve"> PAGEREF _Toc229673239 \h </w:instrText>
         </w:r>
         <w:r>
           <w:rPr>
@@ -4720,7 +4720,7 @@
           <w14:ligatures w14:val="standardContextual"/>
         </w:rPr>
       </w:pPr>
-      <w:hyperlink w:anchor="_Toc229668544" w:history="1">
+      <w:hyperlink w:anchor="_Toc229673240" w:history="1">
         <w:r>
           <w:rPr>
             <w:rStyle w:val="Hyperlink"/>
@@ -4748,7 +4748,7 @@
             <w:noProof/>
             <w:webHidden/>
           </w:rPr>
-          <w:instrText xml:space="preserve"> PAGEREF _Toc229668544 \h </w:instrText>
+          <w:instrText xml:space="preserve"> PAGEREF _Toc229673240 \h </w:instrText>
         </w:r>
         <w:r>
           <w:rPr>
@@ -4791,7 +4791,7 @@
           <w14:ligatures w14:val="standardContextual"/>
         </w:rPr>
       </w:pPr>
-      <w:hyperlink w:anchor="_Toc229668545" w:history="1">
+      <w:hyperlink w:anchor="_Toc229673241" w:history="1">
         <w:r>
           <w:rPr>
             <w:rStyle w:val="Hyperlink"/>
@@ -4819,7 +4819,7 @@
             <w:noProof/>
             <w:webHidden/>
           </w:rPr>
-          <w:instrText xml:space="preserve"> PAGEREF _Toc229668545 \h </w:instrText>
+          <w:instrText xml:space="preserve"> PAGEREF _Toc229673241 \h </w:instrText>
         </w:r>
         <w:r>
           <w:rPr>
@@ -4861,7 +4861,7 @@
           <w14:ligatures w14:val="standardContextual"/>
         </w:rPr>
       </w:pPr>
-      <w:hyperlink w:anchor="_Toc229668546" w:history="1">
+      <w:hyperlink w:anchor="_Toc229673242" w:history="1">
         <w:r>
           <w:rPr>
             <w:rStyle w:val="Hyperlink"/>
@@ -4889,7 +4889,7 @@
             <w:noProof/>
             <w:webHidden/>
           </w:rPr>
-          <w:instrText xml:space="preserve"> PAGEREF _Toc229668546 \h </w:instrText>
+          <w:instrText xml:space="preserve"> PAGEREF _Toc229673242 \h </w:instrText>
         </w:r>
         <w:r>
           <w:rPr>
@@ -4932,7 +4932,7 @@
           <w14:ligatures w14:val="standardContextual"/>
         </w:rPr>
       </w:pPr>
-      <w:hyperlink w:anchor="_Toc229668547" w:history="1">
+      <w:hyperlink w:anchor="_Toc229673243" w:history="1">
         <w:r>
           <w:rPr>
             <w:rStyle w:val="Hyperlink"/>
@@ -4960,7 +4960,7 @@
             <w:noProof/>
             <w:webHidden/>
           </w:rPr>
-          <w:instrText xml:space="preserve"> PAGEREF _Toc229668547 \h </w:instrText>
+          <w:instrText xml:space="preserve"> PAGEREF _Toc229673243 \h </w:instrText>
         </w:r>
         <w:r>
           <w:rPr>
@@ -5003,7 +5003,7 @@
           <w14:ligatures w14:val="standardContextual"/>
         </w:rPr>
       </w:pPr>
-      <w:hyperlink w:anchor="_Toc229668548" w:history="1">
+      <w:hyperlink w:anchor="_Toc229673244" w:history="1">
         <w:r>
           <w:rPr>
             <w:rStyle w:val="Hyperlink"/>
@@ -5031,7 +5031,7 @@
             <w:noProof/>
             <w:webHidden/>
           </w:rPr>
-          <w:instrText xml:space="preserve"> PAGEREF _Toc229668548 \h </w:instrText>
+          <w:instrText xml:space="preserve"> PAGEREF _Toc229673244 \h </w:instrText>
         </w:r>
         <w:r>
           <w:rPr>
@@ -5073,7 +5073,7 @@
           <w14:ligatures w14:val="standardContextual"/>
         </w:rPr>
       </w:pPr>
-      <w:hyperlink w:anchor="_Toc229668549" w:history="1">
+      <w:hyperlink w:anchor="_Toc229673245" w:history="1">
         <w:r>
           <w:rPr>
             <w:rStyle w:val="Hyperlink"/>
@@ -5101,7 +5101,7 @@
             <w:noProof/>
             <w:webHidden/>
           </w:rPr>
-          <w:instrText xml:space="preserve"> PAGEREF _Toc229668549 \h </w:instrText>
+          <w:instrText xml:space="preserve"> PAGEREF _Toc229673245 \h </w:instrText>
         </w:r>
         <w:r>
           <w:rPr>
@@ -5143,7 +5143,7 @@
           <w14:ligatures w14:val="standardContextual"/>
         </w:rPr>
       </w:pPr>
-      <w:hyperlink w:anchor="_Toc229668550" w:history="1">
+      <w:hyperlink w:anchor="_Toc229673246" w:history="1">
         <w:r>
           <w:rPr>
             <w:rStyle w:val="Hyperlink"/>
@@ -5171,7 +5171,7 @@
             <w:noProof/>
             <w:webHidden/>
           </w:rPr>
-          <w:instrText xml:space="preserve"> PAGEREF _Toc229668550 \h </w:instrText>
+          <w:instrText xml:space="preserve"> PAGEREF _Toc229673246 \h </w:instrText>
         </w:r>
         <w:r>
           <w:rPr>
@@ -5214,7 +5214,7 @@
           <w14:ligatures w14:val="standardContextual"/>
         </w:rPr>
       </w:pPr>
-      <w:hyperlink w:anchor="_Toc229668551" w:history="1">
+      <w:hyperlink w:anchor="_Toc229673247" w:history="1">
         <w:r>
           <w:rPr>
             <w:rStyle w:val="Hyperlink"/>
@@ -5242,7 +5242,7 @@
             <w:noProof/>
             <w:webHidden/>
           </w:rPr>
-          <w:instrText xml:space="preserve"> PAGEREF _Toc229668551 \h </w:instrText>
+          <w:instrText xml:space="preserve"> PAGEREF _Toc229673247 \h </w:instrText>
         </w:r>
         <w:r>
           <w:rPr>
@@ -5285,7 +5285,7 @@
           <w14:ligatures w14:val="standardContextual"/>
         </w:rPr>
       </w:pPr>
-      <w:hyperlink w:anchor="_Toc229668552" w:history="1">
+      <w:hyperlink w:anchor="_Toc229673248" w:history="1">
         <w:r>
           <w:rPr>
             <w:rStyle w:val="Hyperlink"/>
@@ -5313,7 +5313,7 @@
             <w:noProof/>
             <w:webHidden/>
           </w:rPr>
-          <w:instrText xml:space="preserve"> PAGEREF _Toc229668552 \h </w:instrText>
+          <w:instrText xml:space="preserve"> PAGEREF _Toc229673248 \h </w:instrText>
         </w:r>
         <w:r>
           <w:rPr>
@@ -5356,7 +5356,7 @@
           <w14:ligatures w14:val="standardContextual"/>
         </w:rPr>
       </w:pPr>
-      <w:hyperlink w:anchor="_Toc229668553" w:history="1">
+      <w:hyperlink w:anchor="_Toc229673249" w:history="1">
         <w:r>
           <w:rPr>
             <w:rStyle w:val="Hyperlink"/>
@@ -5384,7 +5384,7 @@
             <w:noProof/>
             <w:webHidden/>
           </w:rPr>
-          <w:instrText xml:space="preserve"> PAGEREF _Toc229668553 \h </w:instrText>
+          <w:instrText xml:space="preserve"> PAGEREF _Toc229673249 \h </w:instrText>
         </w:r>
         <w:r>
           <w:rPr>
@@ -5426,7 +5426,7 @@
           <w14:ligatures w14:val="standardContextual"/>
         </w:rPr>
       </w:pPr>
-      <w:hyperlink w:anchor="_Toc229668554" w:history="1">
+      <w:hyperlink w:anchor="_Toc229673250" w:history="1">
         <w:r>
           <w:rPr>
             <w:rStyle w:val="Hyperlink"/>
@@ -5454,7 +5454,7 @@
             <w:noProof/>
             <w:webHidden/>
           </w:rPr>
-          <w:instrText xml:space="preserve"> PAGEREF _Toc229668554 \h </w:instrText>
+          <w:instrText xml:space="preserve"> PAGEREF _Toc229673250 \h </w:instrText>
         </w:r>
         <w:r>
           <w:rPr>
@@ -5474,7 +5474,7 @@
             <w:noProof/>
             <w:webHidden/>
           </w:rPr>
-          <w:t>16</w:t>
+          <w:t>17</w:t>
         </w:r>
         <w:r>
           <w:rPr>
@@ -5497,7 +5497,7 @@
           <w14:ligatures w14:val="standardContextual"/>
         </w:rPr>
       </w:pPr>
-      <w:hyperlink w:anchor="_Toc229668555" w:history="1">
+      <w:hyperlink w:anchor="_Toc229673251" w:history="1">
         <w:r>
           <w:rPr>
             <w:rStyle w:val="Hyperlink"/>
@@ -5525,7 +5525,7 @@
             <w:noProof/>
             <w:webHidden/>
           </w:rPr>
-          <w:instrText xml:space="preserve"> PAGEREF _Toc229668555 \h </w:instrText>
+          <w:instrText xml:space="preserve"> PAGEREF _Toc229673251 \h </w:instrText>
         </w:r>
         <w:r>
           <w:rPr>
@@ -5567,7 +5567,7 @@
           <w14:ligatures w14:val="standardContextual"/>
         </w:rPr>
       </w:pPr>
-      <w:hyperlink w:anchor="_Toc229668556" w:history="1">
+      <w:hyperlink w:anchor="_Toc229673252" w:history="1">
         <w:r>
           <w:rPr>
             <w:rStyle w:val="Hyperlink"/>
@@ -5595,7 +5595,7 @@
             <w:noProof/>
             <w:webHidden/>
           </w:rPr>
-          <w:instrText xml:space="preserve"> PAGEREF _Toc229668556 \h </w:instrText>
+          <w:instrText xml:space="preserve"> PAGEREF _Toc229673252 \h </w:instrText>
         </w:r>
         <w:r>
           <w:rPr>
@@ -5638,7 +5638,7 @@
           <w14:ligatures w14:val="standardContextual"/>
         </w:rPr>
       </w:pPr>
-      <w:hyperlink w:anchor="_Toc229668557" w:history="1">
+      <w:hyperlink w:anchor="_Toc229673253" w:history="1">
         <w:r>
           <w:rPr>
             <w:rStyle w:val="Hyperlink"/>
@@ -5666,7 +5666,7 @@
             <w:noProof/>
             <w:webHidden/>
           </w:rPr>
-          <w:instrText xml:space="preserve"> PAGEREF _Toc229668557 \h </w:instrText>
+          <w:instrText xml:space="preserve"> PAGEREF _Toc229673253 \h </w:instrText>
         </w:r>
         <w:r>
           <w:rPr>
@@ -5709,7 +5709,7 @@
           <w14:ligatures w14:val="standardContextual"/>
         </w:rPr>
       </w:pPr>
-      <w:hyperlink w:anchor="_Toc229668558" w:history="1">
+      <w:hyperlink w:anchor="_Toc229673254" w:history="1">
         <w:r>
           <w:rPr>
             <w:rStyle w:val="Hyperlink"/>
@@ -5737,7 +5737,7 @@
             <w:noProof/>
             <w:webHidden/>
           </w:rPr>
-          <w:instrText xml:space="preserve"> PAGEREF _Toc229668558 \h </w:instrText>
+          <w:instrText xml:space="preserve"> PAGEREF _Toc229673254 \h </w:instrText>
         </w:r>
         <w:r>
           <w:rPr>
@@ -5779,7 +5779,7 @@
           <w14:ligatures w14:val="standardContextual"/>
         </w:rPr>
       </w:pPr>
-      <w:hyperlink w:anchor="_Toc229668559" w:history="1">
+      <w:hyperlink w:anchor="_Toc229673255" w:history="1">
         <w:r>
           <w:rPr>
             <w:rStyle w:val="Hyperlink"/>
@@ -5807,7 +5807,7 @@
             <w:noProof/>
             <w:webHidden/>
           </w:rPr>
-          <w:instrText xml:space="preserve"> PAGEREF _Toc229668559 \h </w:instrText>
+          <w:instrText xml:space="preserve"> PAGEREF _Toc229673255 \h </w:instrText>
         </w:r>
         <w:r>
           <w:rPr>
@@ -5849,7 +5849,7 @@
           <w14:ligatures w14:val="standardContextual"/>
         </w:rPr>
       </w:pPr>
-      <w:hyperlink w:anchor="_Toc229668560" w:history="1">
+      <w:hyperlink w:anchor="_Toc229673256" w:history="1">
         <w:r>
           <w:rPr>
             <w:rStyle w:val="Hyperlink"/>
@@ -5877,7 +5877,7 @@
             <w:noProof/>
             <w:webHidden/>
           </w:rPr>
-          <w:instrText xml:space="preserve"> PAGEREF _Toc229668560 \h </w:instrText>
+          <w:instrText xml:space="preserve"> PAGEREF _Toc229673256 \h </w:instrText>
         </w:r>
         <w:r>
           <w:rPr>
@@ -5919,7 +5919,7 @@
           <w14:ligatures w14:val="standardContextual"/>
         </w:rPr>
       </w:pPr>
-      <w:hyperlink w:anchor="_Toc229668561" w:history="1">
+      <w:hyperlink w:anchor="_Toc229673257" w:history="1">
         <w:r>
           <w:rPr>
             <w:rStyle w:val="Hyperlink"/>
@@ -5947,7 +5947,7 @@
             <w:noProof/>
             <w:webHidden/>
           </w:rPr>
-          <w:instrText xml:space="preserve"> PAGEREF _Toc229668561 \h </w:instrText>
+          <w:instrText xml:space="preserve"> PAGEREF _Toc229673257 \h </w:instrText>
         </w:r>
         <w:r>
           <w:rPr>
@@ -5990,7 +5990,7 @@
           <w14:ligatures w14:val="standardContextual"/>
         </w:rPr>
       </w:pPr>
-      <w:hyperlink w:anchor="_Toc229668562" w:history="1">
+      <w:hyperlink w:anchor="_Toc229673258" w:history="1">
         <w:r>
           <w:rPr>
             <w:rStyle w:val="Hyperlink"/>
@@ -6018,7 +6018,7 @@
             <w:noProof/>
             <w:webHidden/>
           </w:rPr>
-          <w:instrText xml:space="preserve"> PAGEREF _Toc229668562 \h </w:instrText>
+          <w:instrText xml:space="preserve"> PAGEREF _Toc229673258 \h </w:instrText>
         </w:r>
         <w:r>
           <w:rPr>
@@ -6061,7 +6061,7 @@
           <w14:ligatures w14:val="standardContextual"/>
         </w:rPr>
       </w:pPr>
-      <w:hyperlink w:anchor="_Toc229668563" w:history="1">
+      <w:hyperlink w:anchor="_Toc229673259" w:history="1">
         <w:r>
           <w:rPr>
             <w:rStyle w:val="Hyperlink"/>
@@ -6089,7 +6089,7 @@
             <w:noProof/>
             <w:webHidden/>
           </w:rPr>
-          <w:instrText xml:space="preserve"> PAGEREF _Toc229668563 \h </w:instrText>
+          <w:instrText xml:space="preserve"> PAGEREF _Toc229673259 \h </w:instrText>
         </w:r>
         <w:r>
           <w:rPr>
@@ -6132,7 +6132,7 @@
           <w14:ligatures w14:val="standardContextual"/>
         </w:rPr>
       </w:pPr>
-      <w:hyperlink w:anchor="_Toc229668564" w:history="1">
+      <w:hyperlink w:anchor="_Toc229673260" w:history="1">
         <w:r>
           <w:rPr>
             <w:rStyle w:val="Hyperlink"/>
@@ -6160,7 +6160,7 @@
             <w:noProof/>
             <w:webHidden/>
           </w:rPr>
-          <w:instrText xml:space="preserve"> PAGEREF _Toc229668564 \h </w:instrText>
+          <w:instrText xml:space="preserve"> PAGEREF _Toc229673260 \h </w:instrText>
         </w:r>
         <w:r>
           <w:rPr>
@@ -6202,7 +6202,7 @@
           <w14:ligatures w14:val="standardContextual"/>
         </w:rPr>
       </w:pPr>
-      <w:hyperlink w:anchor="_Toc229668565" w:history="1">
+      <w:hyperlink w:anchor="_Toc229673261" w:history="1">
         <w:r>
           <w:rPr>
             <w:rStyle w:val="Hyperlink"/>
@@ -6230,7 +6230,7 @@
             <w:noProof/>
             <w:webHidden/>
           </w:rPr>
-          <w:instrText xml:space="preserve"> PAGEREF _Toc229668565 \h </w:instrText>
+          <w:instrText xml:space="preserve"> PAGEREF _Toc229673261 \h </w:instrText>
         </w:r>
         <w:r>
           <w:rPr>
@@ -6273,7 +6273,7 @@
           <w14:ligatures w14:val="standardContextual"/>
         </w:rPr>
       </w:pPr>
-      <w:hyperlink w:anchor="_Toc229668566" w:history="1">
+      <w:hyperlink w:anchor="_Toc229673262" w:history="1">
         <w:r>
           <w:rPr>
             <w:rStyle w:val="Hyperlink"/>
@@ -6301,7 +6301,7 @@
             <w:noProof/>
             <w:webHidden/>
           </w:rPr>
-          <w:instrText xml:space="preserve"> PAGEREF _Toc229668566 \h </w:instrText>
+          <w:instrText xml:space="preserve"> PAGEREF _Toc229673262 \h </w:instrText>
         </w:r>
         <w:r>
           <w:rPr>
@@ -6344,7 +6344,7 @@
           <w14:ligatures w14:val="standardContextual"/>
         </w:rPr>
       </w:pPr>
-      <w:hyperlink w:anchor="_Toc229668567" w:history="1">
+      <w:hyperlink w:anchor="_Toc229673263" w:history="1">
         <w:r>
           <w:rPr>
             <w:rStyle w:val="Hyperlink"/>
@@ -6372,7 +6372,7 @@
             <w:noProof/>
             <w:webHidden/>
           </w:rPr>
-          <w:instrText xml:space="preserve"> PAGEREF _Toc229668567 \h </w:instrText>
+          <w:instrText xml:space="preserve"> PAGEREF _Toc229673263 \h </w:instrText>
         </w:r>
         <w:r>
           <w:rPr>
@@ -6414,7 +6414,7 @@
           <w14:ligatures w14:val="standardContextual"/>
         </w:rPr>
       </w:pPr>
-      <w:hyperlink w:anchor="_Toc229668568" w:history="1">
+      <w:hyperlink w:anchor="_Toc229673264" w:history="1">
         <w:r>
           <w:rPr>
             <w:rStyle w:val="Hyperlink"/>
@@ -6442,7 +6442,7 @@
             <w:noProof/>
             <w:webHidden/>
           </w:rPr>
-          <w:instrText xml:space="preserve"> PAGEREF _Toc229668568 \h </w:instrText>
+          <w:instrText xml:space="preserve"> PAGEREF _Toc229673264 \h </w:instrText>
         </w:r>
         <w:r>
           <w:rPr>
@@ -6485,7 +6485,7 @@
           <w14:ligatures w14:val="standardContextual"/>
         </w:rPr>
       </w:pPr>
-      <w:hyperlink w:anchor="_Toc229668569" w:history="1">
+      <w:hyperlink w:anchor="_Toc229673265" w:history="1">
         <w:r>
           <w:rPr>
             <w:rStyle w:val="Hyperlink"/>
@@ -6513,7 +6513,7 @@
             <w:noProof/>
             <w:webHidden/>
           </w:rPr>
-          <w:instrText xml:space="preserve"> PAGEREF _Toc229668569 \h </w:instrText>
+          <w:instrText xml:space="preserve"> PAGEREF _Toc229673265 \h </w:instrText>
         </w:r>
         <w:r>
           <w:rPr>
@@ -6555,7 +6555,7 @@
           <w14:ligatures w14:val="standardContextual"/>
         </w:rPr>
       </w:pPr>
-      <w:hyperlink w:anchor="_Toc229668570" w:history="1">
+      <w:hyperlink w:anchor="_Toc229673266" w:history="1">
         <w:r>
           <w:rPr>
             <w:rStyle w:val="Hyperlink"/>
@@ -6583,7 +6583,7 @@
             <w:noProof/>
             <w:webHidden/>
           </w:rPr>
-          <w:instrText xml:space="preserve"> PAGEREF _Toc229668570 \h </w:instrText>
+          <w:instrText xml:space="preserve"> PAGEREF _Toc229673266 \h </w:instrText>
         </w:r>
         <w:r>
           <w:rPr>
@@ -6625,7 +6625,7 @@
           <w14:ligatures w14:val="standardContextual"/>
         </w:rPr>
       </w:pPr>
-      <w:hyperlink w:anchor="_Toc229668571" w:history="1">
+      <w:hyperlink w:anchor="_Toc229673267" w:history="1">
         <w:r>
           <w:rPr>
             <w:rStyle w:val="Hyperlink"/>
@@ -6653,7 +6653,7 @@
             <w:noProof/>
             <w:webHidden/>
           </w:rPr>
-          <w:instrText xml:space="preserve"> PAGEREF _Toc229668571 \h </w:instrText>
+          <w:instrText xml:space="preserve"> PAGEREF _Toc229673267 \h </w:instrText>
         </w:r>
         <w:r>
           <w:rPr>
@@ -6695,7 +6695,7 @@
           <w14:ligatures w14:val="standardContextual"/>
         </w:rPr>
       </w:pPr>
-      <w:hyperlink w:anchor="_Toc229668572" w:history="1">
+      <w:hyperlink w:anchor="_Toc229673268" w:history="1">
         <w:r>
           <w:rPr>
             <w:rStyle w:val="Hyperlink"/>
@@ -6723,7 +6723,7 @@
             <w:noProof/>
             <w:webHidden/>
           </w:rPr>
-          <w:instrText xml:space="preserve"> PAGEREF _Toc229668572 \h </w:instrText>
+          <w:instrText xml:space="preserve"> PAGEREF _Toc229673268 \h </w:instrText>
         </w:r>
         <w:r>
           <w:rPr>
@@ -6765,7 +6765,7 @@
           <w14:ligatures w14:val="standardContextual"/>
         </w:rPr>
       </w:pPr>
-      <w:hyperlink w:anchor="_Toc229668573" w:history="1">
+      <w:hyperlink w:anchor="_Toc229673269" w:history="1">
         <w:r>
           <w:rPr>
             <w:rStyle w:val="Hyperlink"/>
@@ -6793,7 +6793,7 @@
             <w:noProof/>
             <w:webHidden/>
           </w:rPr>
-          <w:instrText xml:space="preserve"> PAGEREF _Toc229668573 \h </w:instrText>
+          <w:instrText xml:space="preserve"> PAGEREF _Toc229673269 \h </w:instrText>
         </w:r>
         <w:r>
           <w:rPr>
@@ -6836,7 +6836,7 @@
           <w14:ligatures w14:val="standardContextual"/>
         </w:rPr>
       </w:pPr>
-      <w:hyperlink w:anchor="_Toc229668574" w:history="1">
+      <w:hyperlink w:anchor="_Toc229673270" w:history="1">
         <w:r>
           <w:rPr>
             <w:rStyle w:val="Hyperlink"/>
@@ -6863,7 +6863,7 @@
             <w:noProof/>
             <w:webHidden/>
           </w:rPr>
-          <w:instrText xml:space="preserve"> PAGEREF _Toc229668574 \h </w:instrText>
+          <w:instrText xml:space="preserve"> PAGEREF _Toc229673270 \h </w:instrText>
         </w:r>
         <w:r>
           <w:rPr>
@@ -6926,12 +6926,10 @@
         <w:ind w:left="284" w:hanging="284"/>
         <w:jc w:val="center"/>
         <w:rPr>
-          <w:rFonts w:cs="Times New Roman"/>
-          <w:sz w:val="26"/>
-          <w:szCs w:val="26"/>
-        </w:rPr>
-      </w:pPr>
-      <w:bookmarkStart w:id="1" w:name="_Toc229668512"/>
+          <w:noProof/>
+        </w:rPr>
+      </w:pPr>
+      <w:bookmarkStart w:id="1" w:name="_Toc229673208"/>
       <w:r>
         <w:rPr>
           <w:rFonts w:cs="Times New Roman"/>
@@ -6973,7 +6971,7 @@
           <w14:ligatures w14:val="standardContextual"/>
         </w:rPr>
       </w:pPr>
-      <w:hyperlink w:anchor="_Toc229668490" w:history="1">
+      <w:hyperlink w:anchor="_Toc229673192" w:history="1">
         <w:r>
           <w:rPr>
             <w:rStyle w:val="Hyperlink"/>
@@ -6981,7 +6979,7 @@
             <w:iCs/>
             <w:noProof/>
           </w:rPr>
-          <w:t>Hình 3.1. Minh họa cấu trúc dữ liệu thô trong tập dữ liệu thực nghiệm</w:t>
+          <w:t>Hình 2.1.Kiến trúc transformer</w:t>
         </w:r>
         <w:r>
           <w:rPr>
@@ -7002,7 +7000,7 @@
             <w:noProof/>
             <w:webHidden/>
           </w:rPr>
-          <w:instrText xml:space="preserve"> PAGEREF _Toc229668490 \h </w:instrText>
+          <w:instrText xml:space="preserve"> PAGEREF _Toc229673192 \h </w:instrText>
         </w:r>
         <w:r>
           <w:rPr>
@@ -7022,7 +7020,7 @@
             <w:noProof/>
             <w:webHidden/>
           </w:rPr>
-          <w:t>13</w:t>
+          <w:t>9</w:t>
         </w:r>
         <w:r>
           <w:rPr>
@@ -7047,7 +7045,7 @@
           <w14:ligatures w14:val="standardContextual"/>
         </w:rPr>
       </w:pPr>
-      <w:hyperlink w:anchor="_Toc229668491" w:history="1">
+      <w:hyperlink w:anchor="_Toc229673193" w:history="1">
         <w:r>
           <w:rPr>
             <w:rStyle w:val="Hyperlink"/>
@@ -7055,7 +7053,7 @@
             <w:iCs/>
             <w:noProof/>
           </w:rPr>
-          <w:t>Hình 3.2.  Phân bố nhãn cảm xúc</w:t>
+          <w:t>Hình 3.1. Minh họa cấu trúc dữ liệu thô trong tập dữ liệu thực nghiệm</w:t>
         </w:r>
         <w:r>
           <w:rPr>
@@ -7076,7 +7074,7 @@
             <w:noProof/>
             <w:webHidden/>
           </w:rPr>
-          <w:instrText xml:space="preserve"> PAGEREF _Toc229668491 \h </w:instrText>
+          <w:instrText xml:space="preserve"> PAGEREF _Toc229673193 \h </w:instrText>
         </w:r>
         <w:r>
           <w:rPr>
@@ -7096,7 +7094,7 @@
             <w:noProof/>
             <w:webHidden/>
           </w:rPr>
-          <w:t>15</w:t>
+          <w:t>13</w:t>
         </w:r>
         <w:r>
           <w:rPr>
@@ -7121,7 +7119,7 @@
           <w14:ligatures w14:val="standardContextual"/>
         </w:rPr>
       </w:pPr>
-      <w:hyperlink w:anchor="_Toc229668492" w:history="1">
+      <w:hyperlink w:anchor="_Toc229673194" w:history="1">
         <w:r>
           <w:rPr>
             <w:rStyle w:val="Hyperlink"/>
@@ -7129,7 +7127,7 @@
             <w:iCs/>
             <w:noProof/>
           </w:rPr>
-          <w:t>Hình 3.3. Phân bố nhãn chủ dề</w:t>
+          <w:t>Hình 3.2.  Phân bố nhãn cảm xúc</w:t>
         </w:r>
         <w:r>
           <w:rPr>
@@ -7150,7 +7148,7 @@
             <w:noProof/>
             <w:webHidden/>
           </w:rPr>
-          <w:instrText xml:space="preserve"> PAGEREF _Toc229668492 \h </w:instrText>
+          <w:instrText xml:space="preserve"> PAGEREF _Toc229673194 \h </w:instrText>
         </w:r>
         <w:r>
           <w:rPr>
@@ -7195,7 +7193,7 @@
           <w14:ligatures w14:val="standardContextual"/>
         </w:rPr>
       </w:pPr>
-      <w:hyperlink w:anchor="_Toc229668493" w:history="1">
+      <w:hyperlink w:anchor="_Toc229673195" w:history="1">
         <w:r>
           <w:rPr>
             <w:rStyle w:val="Hyperlink"/>
@@ -7203,7 +7201,7 @@
             <w:iCs/>
             <w:noProof/>
           </w:rPr>
-          <w:t>Hình 4.1. So sánh Hiệu suất các phương pháp Phân tích cảm xúc</w:t>
+          <w:t>Hình 3.3. Phân bố nhãn chủ dề</w:t>
         </w:r>
         <w:r>
           <w:rPr>
@@ -7224,7 +7222,7 @@
             <w:noProof/>
             <w:webHidden/>
           </w:rPr>
-          <w:instrText xml:space="preserve"> PAGEREF _Toc229668493 \h </w:instrText>
+          <w:instrText xml:space="preserve"> PAGEREF _Toc229673195 \h </w:instrText>
         </w:r>
         <w:r>
           <w:rPr>
@@ -7244,7 +7242,7 @@
             <w:noProof/>
             <w:webHidden/>
           </w:rPr>
-          <w:t>19</w:t>
+          <w:t>15</w:t>
         </w:r>
         <w:r>
           <w:rPr>
@@ -7269,7 +7267,7 @@
           <w14:ligatures w14:val="standardContextual"/>
         </w:rPr>
       </w:pPr>
-      <w:hyperlink w:anchor="_Toc229668494" w:history="1">
+      <w:hyperlink w:anchor="_Toc229673196" w:history="1">
         <w:r>
           <w:rPr>
             <w:rStyle w:val="Hyperlink"/>
@@ -7277,7 +7275,7 @@
             <w:iCs/>
             <w:noProof/>
           </w:rPr>
-          <w:t>Hình 4.2. Ma trận nhầm lẫn của 3 mô hình</w:t>
+          <w:t>Hình 3.4. Sơ đồ luồng xử lý dữ liệu của hệ thống ABSA đề xuất</w:t>
         </w:r>
         <w:r>
           <w:rPr>
@@ -7298,7 +7296,7 @@
             <w:noProof/>
             <w:webHidden/>
           </w:rPr>
-          <w:instrText xml:space="preserve"> PAGEREF _Toc229668494 \h </w:instrText>
+          <w:instrText xml:space="preserve"> PAGEREF _Toc229673196 \h </w:instrText>
         </w:r>
         <w:r>
           <w:rPr>
@@ -7318,7 +7316,7 @@
             <w:noProof/>
             <w:webHidden/>
           </w:rPr>
-          <w:t>19</w:t>
+          <w:t>17</w:t>
         </w:r>
         <w:r>
           <w:rPr>
@@ -7343,7 +7341,7 @@
           <w14:ligatures w14:val="standardContextual"/>
         </w:rPr>
       </w:pPr>
-      <w:hyperlink w:anchor="_Toc229668495" w:history="1">
+      <w:hyperlink w:anchor="_Toc229673197" w:history="1">
         <w:r>
           <w:rPr>
             <w:rStyle w:val="Hyperlink"/>
@@ -7351,7 +7349,7 @@
             <w:iCs/>
             <w:noProof/>
           </w:rPr>
-          <w:t>Hình 4.3. Ví dụ cả 3 đều dự đoán đúng  ( khía cạnh giảng viên)</w:t>
+          <w:t>Hình 4.1. So sánh Hiệu suất các phương pháp Phân tích cảm xúc</w:t>
         </w:r>
         <w:r>
           <w:rPr>
@@ -7372,7 +7370,7 @@
             <w:noProof/>
             <w:webHidden/>
           </w:rPr>
-          <w:instrText xml:space="preserve"> PAGEREF _Toc229668495 \h </w:instrText>
+          <w:instrText xml:space="preserve"> PAGEREF _Toc229673197 \h </w:instrText>
         </w:r>
         <w:r>
           <w:rPr>
@@ -7392,7 +7390,7 @@
             <w:noProof/>
             <w:webHidden/>
           </w:rPr>
-          <w:t>21</w:t>
+          <w:t>19</w:t>
         </w:r>
         <w:r>
           <w:rPr>
@@ -7417,7 +7415,7 @@
           <w14:ligatures w14:val="standardContextual"/>
         </w:rPr>
       </w:pPr>
-      <w:hyperlink w:anchor="_Toc229668496" w:history="1">
+      <w:hyperlink w:anchor="_Toc229673198" w:history="1">
         <w:r>
           <w:rPr>
             <w:rStyle w:val="Hyperlink"/>
@@ -7425,7 +7423,7 @@
             <w:iCs/>
             <w:noProof/>
           </w:rPr>
-          <w:t>Hình 4.4. Ví dụ cả 3 đều dự đoán đúng  (khía cạnh cơ sở vật chất)</w:t>
+          <w:t>Hình 4.2. Ma trận nhầm lẫn của 3 mô hình</w:t>
         </w:r>
         <w:r>
           <w:rPr>
@@ -7446,7 +7444,7 @@
             <w:noProof/>
             <w:webHidden/>
           </w:rPr>
-          <w:instrText xml:space="preserve"> PAGEREF _Toc229668496 \h </w:instrText>
+          <w:instrText xml:space="preserve"> PAGEREF _Toc229673198 \h </w:instrText>
         </w:r>
         <w:r>
           <w:rPr>
@@ -7466,7 +7464,7 @@
             <w:noProof/>
             <w:webHidden/>
           </w:rPr>
-          <w:t>21</w:t>
+          <w:t>19</w:t>
         </w:r>
         <w:r>
           <w:rPr>
@@ -7491,7 +7489,7 @@
           <w14:ligatures w14:val="standardContextual"/>
         </w:rPr>
       </w:pPr>
-      <w:hyperlink w:anchor="_Toc229668497" w:history="1">
+      <w:hyperlink w:anchor="_Toc229673199" w:history="1">
         <w:r>
           <w:rPr>
             <w:rStyle w:val="Hyperlink"/>
@@ -7499,7 +7497,7 @@
             <w:iCs/>
             <w:noProof/>
           </w:rPr>
-          <w:t>Hình 4.5. Ví dụ 1 - Khía cạnh Chương trình đào tạo</w:t>
+          <w:t>Hình 4.3. Ví dụ cả 3 đều dự đoán đúng  ( khía cạnh giảng viên)</w:t>
         </w:r>
         <w:r>
           <w:rPr>
@@ -7520,7 +7518,7 @@
             <w:noProof/>
             <w:webHidden/>
           </w:rPr>
-          <w:instrText xml:space="preserve"> PAGEREF _Toc229668497 \h </w:instrText>
+          <w:instrText xml:space="preserve"> PAGEREF _Toc229673199 \h </w:instrText>
         </w:r>
         <w:r>
           <w:rPr>
@@ -7540,7 +7538,7 @@
             <w:noProof/>
             <w:webHidden/>
           </w:rPr>
-          <w:t>23</w:t>
+          <w:t>21</w:t>
         </w:r>
         <w:r>
           <w:rPr>
@@ -7565,7 +7563,7 @@
           <w14:ligatures w14:val="standardContextual"/>
         </w:rPr>
       </w:pPr>
-      <w:hyperlink w:anchor="_Toc229668498" w:history="1">
+      <w:hyperlink w:anchor="_Toc229673200" w:history="1">
         <w:r>
           <w:rPr>
             <w:rStyle w:val="Hyperlink"/>
@@ -7573,7 +7571,7 @@
             <w:iCs/>
             <w:noProof/>
           </w:rPr>
-          <w:t>Hình 4.6. Ví dụ 1 - Khía cạnh Giảng viên</w:t>
+          <w:t>Hình 4.4. Ví dụ cả 3 đều dự đoán đúng  (khía cạnh cơ sở vật chất)</w:t>
         </w:r>
         <w:r>
           <w:rPr>
@@ -7594,7 +7592,7 @@
             <w:noProof/>
             <w:webHidden/>
           </w:rPr>
-          <w:instrText xml:space="preserve"> PAGEREF _Toc229668498 \h </w:instrText>
+          <w:instrText xml:space="preserve"> PAGEREF _Toc229673200 \h </w:instrText>
         </w:r>
         <w:r>
           <w:rPr>
@@ -7614,7 +7612,7 @@
             <w:noProof/>
             <w:webHidden/>
           </w:rPr>
-          <w:t>23</w:t>
+          <w:t>21</w:t>
         </w:r>
         <w:r>
           <w:rPr>
@@ -7639,7 +7637,7 @@
           <w14:ligatures w14:val="standardContextual"/>
         </w:rPr>
       </w:pPr>
-      <w:hyperlink w:anchor="_Toc229668499" w:history="1">
+      <w:hyperlink w:anchor="_Toc229673201" w:history="1">
         <w:r>
           <w:rPr>
             <w:rStyle w:val="Hyperlink"/>
@@ -7647,7 +7645,7 @@
             <w:iCs/>
             <w:noProof/>
           </w:rPr>
-          <w:t>Hình 4.7. Ví dụ 2 - Khía cạnh Giảng viên (1)</w:t>
+          <w:t>Hình 4.5. Ví dụ 1 - Khía cạnh Chương trình đào tạo</w:t>
         </w:r>
         <w:r>
           <w:rPr>
@@ -7668,7 +7666,7 @@
             <w:noProof/>
             <w:webHidden/>
           </w:rPr>
-          <w:instrText xml:space="preserve"> PAGEREF _Toc229668499 \h </w:instrText>
+          <w:instrText xml:space="preserve"> PAGEREF _Toc229673201 \h </w:instrText>
         </w:r>
         <w:r>
           <w:rPr>
@@ -7688,7 +7686,7 @@
             <w:noProof/>
             <w:webHidden/>
           </w:rPr>
-          <w:t>24</w:t>
+          <w:t>23</w:t>
         </w:r>
         <w:r>
           <w:rPr>
@@ -7713,7 +7711,7 @@
           <w14:ligatures w14:val="standardContextual"/>
         </w:rPr>
       </w:pPr>
-      <w:hyperlink w:anchor="_Toc229668500" w:history="1">
+      <w:hyperlink w:anchor="_Toc229673202" w:history="1">
         <w:r>
           <w:rPr>
             <w:rStyle w:val="Hyperlink"/>
@@ -7721,7 +7719,7 @@
             <w:iCs/>
             <w:noProof/>
           </w:rPr>
-          <w:t>Hình 4.8. Ví dụ 2 - Khía cạnh Giảng viên (2)</w:t>
+          <w:t>Hình 4.6. Ví dụ 1 - Khía cạnh Giảng viên</w:t>
         </w:r>
         <w:r>
           <w:rPr>
@@ -7742,7 +7740,7 @@
             <w:noProof/>
             <w:webHidden/>
           </w:rPr>
-          <w:instrText xml:space="preserve"> PAGEREF _Toc229668500 \h </w:instrText>
+          <w:instrText xml:space="preserve"> PAGEREF _Toc229673202 \h </w:instrText>
         </w:r>
         <w:r>
           <w:rPr>
@@ -7762,7 +7760,7 @@
             <w:noProof/>
             <w:webHidden/>
           </w:rPr>
-          <w:t>25</w:t>
+          <w:t>23</w:t>
         </w:r>
         <w:r>
           <w:rPr>
@@ -7787,7 +7785,7 @@
           <w14:ligatures w14:val="standardContextual"/>
         </w:rPr>
       </w:pPr>
-      <w:hyperlink w:anchor="_Toc229668501" w:history="1">
+      <w:hyperlink w:anchor="_Toc229673203" w:history="1">
         <w:r>
           <w:rPr>
             <w:rStyle w:val="Hyperlink"/>
@@ -7795,7 +7793,7 @@
             <w:iCs/>
             <w:noProof/>
           </w:rPr>
-          <w:t>Hình 4.9. Ví dụ 3 - Khía cạnh Giảng viên</w:t>
+          <w:t>Hình 4.7. Ví dụ 2 - Khía cạnh Giảng viên (1)</w:t>
         </w:r>
         <w:r>
           <w:rPr>
@@ -7816,7 +7814,7 @@
             <w:noProof/>
             <w:webHidden/>
           </w:rPr>
-          <w:instrText xml:space="preserve"> PAGEREF _Toc229668501 \h </w:instrText>
+          <w:instrText xml:space="preserve"> PAGEREF _Toc229673203 \h </w:instrText>
         </w:r>
         <w:r>
           <w:rPr>
@@ -7836,7 +7834,7 @@
             <w:noProof/>
             <w:webHidden/>
           </w:rPr>
-          <w:t>26</w:t>
+          <w:t>24</w:t>
         </w:r>
         <w:r>
           <w:rPr>
@@ -7861,7 +7859,7 @@
           <w14:ligatures w14:val="standardContextual"/>
         </w:rPr>
       </w:pPr>
-      <w:hyperlink w:anchor="_Toc229668502" w:history="1">
+      <w:hyperlink w:anchor="_Toc229673204" w:history="1">
         <w:r>
           <w:rPr>
             <w:rStyle w:val="Hyperlink"/>
@@ -7869,7 +7867,7 @@
             <w:iCs/>
             <w:noProof/>
           </w:rPr>
-          <w:t>Hình 4.10. Lỗi xử lý phạm vi phủ định</w:t>
+          <w:t>Hình 4.8. Ví dụ 2 - Khía cạnh Giảng viên (2)</w:t>
         </w:r>
         <w:r>
           <w:rPr>
@@ -7890,7 +7888,7 @@
             <w:noProof/>
             <w:webHidden/>
           </w:rPr>
-          <w:instrText xml:space="preserve"> PAGEREF _Toc229668502 \h </w:instrText>
+          <w:instrText xml:space="preserve"> PAGEREF _Toc229673204 \h </w:instrText>
         </w:r>
         <w:r>
           <w:rPr>
@@ -7910,7 +7908,7 @@
             <w:noProof/>
             <w:webHidden/>
           </w:rPr>
-          <w:t>27</w:t>
+          <w:t>25</w:t>
         </w:r>
         <w:r>
           <w:rPr>
@@ -7935,7 +7933,7 @@
           <w14:ligatures w14:val="standardContextual"/>
         </w:rPr>
       </w:pPr>
-      <w:hyperlink w:anchor="_Toc229668503" w:history="1">
+      <w:hyperlink w:anchor="_Toc229673205" w:history="1">
         <w:r>
           <w:rPr>
             <w:rStyle w:val="Hyperlink"/>
@@ -7943,6 +7941,154 @@
             <w:iCs/>
             <w:noProof/>
           </w:rPr>
+          <w:t>Hình 4.9. Ví dụ 3 - Khía cạnh Giảng viên</w:t>
+        </w:r>
+        <w:r>
+          <w:rPr>
+            <w:noProof/>
+            <w:webHidden/>
+          </w:rPr>
+          <w:tab/>
+        </w:r>
+        <w:r>
+          <w:rPr>
+            <w:noProof/>
+            <w:webHidden/>
+          </w:rPr>
+          <w:fldChar w:fldCharType="begin"/>
+        </w:r>
+        <w:r>
+          <w:rPr>
+            <w:noProof/>
+            <w:webHidden/>
+          </w:rPr>
+          <w:instrText xml:space="preserve"> PAGEREF _Toc229673205 \h </w:instrText>
+        </w:r>
+        <w:r>
+          <w:rPr>
+            <w:noProof/>
+            <w:webHidden/>
+          </w:rPr>
+        </w:r>
+        <w:r>
+          <w:rPr>
+            <w:noProof/>
+            <w:webHidden/>
+          </w:rPr>
+          <w:fldChar w:fldCharType="separate"/>
+        </w:r>
+        <w:r>
+          <w:rPr>
+            <w:noProof/>
+            <w:webHidden/>
+          </w:rPr>
+          <w:t>26</w:t>
+        </w:r>
+        <w:r>
+          <w:rPr>
+            <w:noProof/>
+            <w:webHidden/>
+          </w:rPr>
+          <w:fldChar w:fldCharType="end"/>
+        </w:r>
+      </w:hyperlink>
+    </w:p>
+    <w:p>
+      <w:pPr>
+        <w:pStyle w:val="TableofFigures"/>
+        <w:tabs>
+          <w:tab w:val="right" w:leader="dot" w:pos="8777"/>
+        </w:tabs>
+        <w:rPr>
+          <w:rFonts w:asciiTheme="minorHAnsi" w:eastAsiaTheme="minorEastAsia" w:hAnsiTheme="minorHAnsi"/>
+          <w:noProof/>
+          <w:kern w:val="2"/>
+          <w:sz w:val="24"/>
+          <w14:ligatures w14:val="standardContextual"/>
+        </w:rPr>
+      </w:pPr>
+      <w:hyperlink w:anchor="_Toc229673206" w:history="1">
+        <w:r>
+          <w:rPr>
+            <w:rStyle w:val="Hyperlink"/>
+            <w:i/>
+            <w:iCs/>
+            <w:noProof/>
+          </w:rPr>
+          <w:t>Hình 4.10. Lỗi xử lý phạm vi phủ định</w:t>
+        </w:r>
+        <w:r>
+          <w:rPr>
+            <w:noProof/>
+            <w:webHidden/>
+          </w:rPr>
+          <w:tab/>
+        </w:r>
+        <w:r>
+          <w:rPr>
+            <w:noProof/>
+            <w:webHidden/>
+          </w:rPr>
+          <w:fldChar w:fldCharType="begin"/>
+        </w:r>
+        <w:r>
+          <w:rPr>
+            <w:noProof/>
+            <w:webHidden/>
+          </w:rPr>
+          <w:instrText xml:space="preserve"> PAGEREF _Toc229673206 \h </w:instrText>
+        </w:r>
+        <w:r>
+          <w:rPr>
+            <w:noProof/>
+            <w:webHidden/>
+          </w:rPr>
+        </w:r>
+        <w:r>
+          <w:rPr>
+            <w:noProof/>
+            <w:webHidden/>
+          </w:rPr>
+          <w:fldChar w:fldCharType="separate"/>
+        </w:r>
+        <w:r>
+          <w:rPr>
+            <w:noProof/>
+            <w:webHidden/>
+          </w:rPr>
+          <w:t>27</w:t>
+        </w:r>
+        <w:r>
+          <w:rPr>
+            <w:noProof/>
+            <w:webHidden/>
+          </w:rPr>
+          <w:fldChar w:fldCharType="end"/>
+        </w:r>
+      </w:hyperlink>
+    </w:p>
+    <w:p>
+      <w:pPr>
+        <w:pStyle w:val="TableofFigures"/>
+        <w:tabs>
+          <w:tab w:val="right" w:leader="dot" w:pos="8777"/>
+        </w:tabs>
+        <w:rPr>
+          <w:rFonts w:asciiTheme="minorHAnsi" w:eastAsiaTheme="minorEastAsia" w:hAnsiTheme="minorHAnsi"/>
+          <w:noProof/>
+          <w:kern w:val="2"/>
+          <w:sz w:val="24"/>
+          <w14:ligatures w14:val="standardContextual"/>
+        </w:rPr>
+      </w:pPr>
+      <w:hyperlink w:anchor="_Toc229673207" w:history="1">
+        <w:r>
+          <w:rPr>
+            <w:rStyle w:val="Hyperlink"/>
+            <w:i/>
+            <w:iCs/>
+            <w:noProof/>
+          </w:rPr>
           <w:t>Hình 4.11. Lỗi nhận diện mỉa mai và châm biếm</w:t>
         </w:r>
         <w:r>
@@ -7964,7 +8110,7 @@
             <w:noProof/>
             <w:webHidden/>
           </w:rPr>
-          <w:instrText xml:space="preserve"> PAGEREF _Toc229668503 \h </w:instrText>
+          <w:instrText xml:space="preserve"> PAGEREF _Toc229673207 \h </w:instrText>
         </w:r>
         <w:r>
           <w:rPr>
@@ -8036,7 +8182,7 @@
           <w:lang w:val="en-US"/>
         </w:rPr>
       </w:pPr>
-      <w:bookmarkStart w:id="2" w:name="_Toc229668513"/>
+      <w:bookmarkStart w:id="2" w:name="_Toc229673209"/>
       <w:r>
         <w:rPr>
           <w:rFonts w:cs="Times New Roman"/>
@@ -8225,7 +8371,7 @@
         <w:lastRenderedPageBreak/>
         <w:t> </w:t>
       </w:r>
-      <w:bookmarkStart w:id="3" w:name="_Toc229668514"/>
+      <w:bookmarkStart w:id="3" w:name="_Toc229673210"/>
       <w:r>
         <w:rPr>
           <w:rFonts w:cs="Times New Roman"/>
@@ -8242,7 +8388,7 @@
           <w:rFonts w:cs="Times New Roman"/>
         </w:rPr>
       </w:pPr>
-      <w:bookmarkStart w:id="4" w:name="_Toc229668515"/>
+      <w:bookmarkStart w:id="4" w:name="_Toc229673211"/>
       <w:r>
         <w:rPr>
           <w:rFonts w:cs="Times New Roman"/>
@@ -8400,7 +8546,7 @@
           <w:rFonts w:cs="Times New Roman"/>
         </w:rPr>
       </w:pPr>
-      <w:bookmarkStart w:id="5" w:name="_Toc229668516"/>
+      <w:bookmarkStart w:id="5" w:name="_Toc229673212"/>
       <w:r>
         <w:rPr>
           <w:rFonts w:cs="Times New Roman"/>
@@ -8431,7 +8577,7 @@
           <w:rFonts w:cs="Times New Roman"/>
         </w:rPr>
       </w:pPr>
-      <w:bookmarkStart w:id="6" w:name="_Toc229668517"/>
+      <w:bookmarkStart w:id="6" w:name="_Toc229673213"/>
       <w:r>
         <w:rPr>
           <w:rFonts w:cs="Times New Roman"/>
@@ -8501,7 +8647,7 @@
           <w:rFonts w:cs="Times New Roman"/>
         </w:rPr>
       </w:pPr>
-      <w:bookmarkStart w:id="7" w:name="_Toc229668518"/>
+      <w:bookmarkStart w:id="7" w:name="_Toc229673214"/>
       <w:r>
         <w:rPr>
           <w:rFonts w:cs="Times New Roman"/>
@@ -8827,7 +8973,7 @@
           <w:rFonts w:cs="Times New Roman"/>
         </w:rPr>
       </w:pPr>
-      <w:bookmarkStart w:id="8" w:name="_Toc229668519"/>
+      <w:bookmarkStart w:id="8" w:name="_Toc229673215"/>
       <w:r>
         <w:rPr>
           <w:rFonts w:cs="Times New Roman"/>
@@ -8979,7 +9125,7 @@
           <w:rFonts w:cs="Times New Roman"/>
         </w:rPr>
       </w:pPr>
-      <w:bookmarkStart w:id="9" w:name="_Toc229668520"/>
+      <w:bookmarkStart w:id="9" w:name="_Toc229673216"/>
       <w:r>
         <w:rPr>
           <w:rFonts w:cs="Times New Roman"/>
@@ -9165,7 +9311,7 @@
           <w:rFonts w:cs="Times New Roman"/>
         </w:rPr>
       </w:pPr>
-      <w:bookmarkStart w:id="10" w:name="_Toc229668521"/>
+      <w:bookmarkStart w:id="10" w:name="_Toc229673217"/>
       <w:r>
         <w:rPr>
           <w:rFonts w:cs="Times New Roman"/>
@@ -9310,7 +9456,7 @@
           <w:rFonts w:cs="Times New Roman"/>
         </w:rPr>
       </w:pPr>
-      <w:bookmarkStart w:id="11" w:name="_Toc229668522"/>
+      <w:bookmarkStart w:id="11" w:name="_Toc229673218"/>
       <w:r>
         <w:rPr>
           <w:rFonts w:cs="Times New Roman"/>
@@ -9573,7 +9719,7 @@
           <w:lang w:val="en-US"/>
         </w:rPr>
       </w:pPr>
-      <w:bookmarkStart w:id="12" w:name="_Toc229668523"/>
+      <w:bookmarkStart w:id="12" w:name="_Toc229673219"/>
       <w:r>
         <w:rPr>
           <w:rFonts w:cs="Times New Roman"/>
@@ -9606,7 +9752,7 @@
           <w:rFonts w:cs="Times New Roman"/>
         </w:rPr>
       </w:pPr>
-      <w:bookmarkStart w:id="13" w:name="_Toc229668524"/>
+      <w:bookmarkStart w:id="13" w:name="_Toc229673220"/>
       <w:r>
         <w:rPr>
           <w:rFonts w:cs="Times New Roman"/>
@@ -9636,7 +9782,7 @@
           <w:rFonts w:cs="Times New Roman"/>
         </w:rPr>
       </w:pPr>
-      <w:bookmarkStart w:id="14" w:name="_Toc229668525"/>
+      <w:bookmarkStart w:id="14" w:name="_Toc229673221"/>
       <w:r>
         <w:rPr>
           <w:rFonts w:cs="Times New Roman"/>
@@ -9666,7 +9812,7 @@
           <w:rFonts w:cs="Times New Roman"/>
         </w:rPr>
       </w:pPr>
-      <w:bookmarkStart w:id="15" w:name="_Toc229668526"/>
+      <w:bookmarkStart w:id="15" w:name="_Toc229673222"/>
       <w:r>
         <w:rPr>
           <w:rFonts w:cs="Times New Roman"/>
@@ -9750,7 +9896,7 @@
           <w:rFonts w:cs="Times New Roman"/>
         </w:rPr>
       </w:pPr>
-      <w:bookmarkStart w:id="16" w:name="_Toc229668527"/>
+      <w:bookmarkStart w:id="16" w:name="_Toc229673223"/>
       <w:r>
         <w:rPr>
           <w:rFonts w:cs="Times New Roman"/>
@@ -9787,7 +9933,7 @@
           <w:rFonts w:cs="Times New Roman"/>
         </w:rPr>
       </w:pPr>
-      <w:bookmarkStart w:id="17" w:name="_Toc229668528"/>
+      <w:bookmarkStart w:id="17" w:name="_Toc229673224"/>
       <w:r>
         <w:rPr>
           <w:rFonts w:cs="Times New Roman"/>
@@ -9817,7 +9963,7 @@
           <w:rFonts w:cs="Times New Roman"/>
         </w:rPr>
       </w:pPr>
-      <w:bookmarkStart w:id="18" w:name="_Toc229668529"/>
+      <w:bookmarkStart w:id="18" w:name="_Toc229673225"/>
       <w:r>
         <w:rPr>
           <w:rFonts w:cs="Times New Roman"/>
@@ -10223,7 +10369,7 @@
           <w:rFonts w:cs="Times New Roman"/>
         </w:rPr>
       </w:pPr>
-      <w:bookmarkStart w:id="19" w:name="_Toc229668530"/>
+      <w:bookmarkStart w:id="19" w:name="_Toc229673226"/>
       <w:r>
         <w:rPr>
           <w:rFonts w:cs="Times New Roman"/>
@@ -10258,7 +10404,7 @@
           <w:rFonts w:cs="Times New Roman"/>
         </w:rPr>
       </w:pPr>
-      <w:bookmarkStart w:id="20" w:name="_Toc229668531"/>
+      <w:bookmarkStart w:id="20" w:name="_Toc229673227"/>
       <w:r>
         <w:rPr>
           <w:rFonts w:cs="Times New Roman"/>
@@ -10289,7 +10435,7 @@
           <w:rFonts w:cs="Times New Roman"/>
         </w:rPr>
       </w:pPr>
-      <w:bookmarkStart w:id="21" w:name="_Toc229668532"/>
+      <w:bookmarkStart w:id="21" w:name="_Toc229673228"/>
       <w:r>
         <w:rPr>
           <w:rFonts w:cs="Times New Roman"/>
@@ -10319,7 +10465,7 @@
           <w:rFonts w:cs="Times New Roman"/>
         </w:rPr>
       </w:pPr>
-      <w:bookmarkStart w:id="22" w:name="_Toc229668533"/>
+      <w:bookmarkStart w:id="22" w:name="_Toc229673229"/>
       <w:r>
         <w:rPr>
           <w:rFonts w:cs="Times New Roman"/>
@@ -10355,7 +10501,7 @@
           <w:rFonts w:cs="Times New Roman"/>
         </w:rPr>
       </w:pPr>
-      <w:bookmarkStart w:id="23" w:name="_Toc229668534"/>
+      <w:bookmarkStart w:id="23" w:name="_Toc229673230"/>
       <w:r>
         <w:rPr>
           <w:rFonts w:cs="Times New Roman"/>
@@ -10437,7 +10583,7 @@
           <w:rFonts w:cs="Times New Roman"/>
         </w:rPr>
       </w:pPr>
-      <w:bookmarkStart w:id="24" w:name="_Toc229668535"/>
+      <w:bookmarkStart w:id="24" w:name="_Toc229673231"/>
       <w:r>
         <w:rPr>
           <w:rFonts w:cs="Times New Roman"/>
@@ -10542,9 +10688,8 @@
     <w:p>
       <w:pPr>
         <w:pStyle w:val="Nidungvnbn"/>
-        <w:rPr>
-          <w:rFonts w:cs="Times New Roman"/>
-        </w:rPr>
+        <w:keepNext/>
+        <w:jc w:val="center"/>
       </w:pPr>
       <w:r>
         <w:rPr>
@@ -10603,6 +10748,139 @@
     </w:p>
     <w:p>
       <w:pPr>
+        <w:pStyle w:val="Caption"/>
+        <w:rPr>
+          <w:rFonts w:cs="Times New Roman"/>
+          <w:i/>
+          <w:iCs/>
+          <w:sz w:val="22"/>
+          <w:szCs w:val="20"/>
+        </w:rPr>
+      </w:pPr>
+      <w:bookmarkStart w:id="25" w:name="_Toc229673192"/>
+      <w:r>
+        <w:rPr>
+          <w:i/>
+          <w:iCs/>
+          <w:sz w:val="22"/>
+          <w:szCs w:val="20"/>
+        </w:rPr>
+        <w:t xml:space="preserve">Hình </w:t>
+      </w:r>
+      <w:r>
+        <w:rPr>
+          <w:i/>
+          <w:iCs/>
+          <w:sz w:val="22"/>
+          <w:szCs w:val="20"/>
+        </w:rPr>
+        <w:fldChar w:fldCharType="begin"/>
+      </w:r>
+      <w:r>
+        <w:rPr>
+          <w:i/>
+          <w:iCs/>
+          <w:sz w:val="22"/>
+          <w:szCs w:val="20"/>
+        </w:rPr>
+        <w:instrText xml:space="preserve"> STYLEREF 1 \s </w:instrText>
+      </w:r>
+      <w:r>
+        <w:rPr>
+          <w:i/>
+          <w:iCs/>
+          <w:sz w:val="22"/>
+          <w:szCs w:val="20"/>
+        </w:rPr>
+        <w:fldChar w:fldCharType="separate"/>
+      </w:r>
+      <w:r>
+        <w:rPr>
+          <w:i/>
+          <w:iCs/>
+          <w:noProof/>
+          <w:sz w:val="22"/>
+          <w:szCs w:val="20"/>
+        </w:rPr>
+        <w:t>2</w:t>
+      </w:r>
+      <w:r>
+        <w:rPr>
+          <w:i/>
+          <w:iCs/>
+          <w:sz w:val="22"/>
+          <w:szCs w:val="20"/>
+        </w:rPr>
+        <w:fldChar w:fldCharType="end"/>
+      </w:r>
+      <w:r>
+        <w:rPr>
+          <w:i/>
+          <w:iCs/>
+          <w:sz w:val="22"/>
+          <w:szCs w:val="20"/>
+        </w:rPr>
+        <w:t>.</w:t>
+      </w:r>
+      <w:r>
+        <w:rPr>
+          <w:i/>
+          <w:iCs/>
+          <w:sz w:val="22"/>
+          <w:szCs w:val="20"/>
+        </w:rPr>
+        <w:fldChar w:fldCharType="begin"/>
+      </w:r>
+      <w:r>
+        <w:rPr>
+          <w:i/>
+          <w:iCs/>
+          <w:sz w:val="22"/>
+          <w:szCs w:val="20"/>
+        </w:rPr>
+        <w:instrText xml:space="preserve"> SEQ Hình \* ARABIC \s 1 </w:instrText>
+      </w:r>
+      <w:r>
+        <w:rPr>
+          <w:i/>
+          <w:iCs/>
+          <w:sz w:val="22"/>
+          <w:szCs w:val="20"/>
+        </w:rPr>
+        <w:fldChar w:fldCharType="separate"/>
+      </w:r>
+      <w:r>
+        <w:rPr>
+          <w:i/>
+          <w:iCs/>
+          <w:noProof/>
+          <w:sz w:val="22"/>
+          <w:szCs w:val="20"/>
+        </w:rPr>
+        <w:t>1</w:t>
+      </w:r>
+      <w:r>
+        <w:rPr>
+          <w:i/>
+          <w:iCs/>
+          <w:sz w:val="22"/>
+          <w:szCs w:val="20"/>
+        </w:rPr>
+        <w:fldChar w:fldCharType="end"/>
+      </w:r>
+      <w:r>
+        <w:rPr>
+          <w:i/>
+          <w:iCs/>
+          <w:sz w:val="22"/>
+          <w:szCs w:val="20"/>
+        </w:rPr>
+        <w:t>.Kiến trúc transformer</w:t>
+      </w:r>
+      <w:bookmarkEnd w:id="25"/>
+    </w:p>
+    <w:p>
+      <w:pPr>
         <w:pStyle w:val="Nidungvnbn"/>
         <w:ind w:firstLine="0"/>
         <w:rPr>
@@ -10632,7 +10910,7 @@
           <w:rFonts w:cs="Times New Roman"/>
         </w:rPr>
       </w:pPr>
-      <w:bookmarkStart w:id="25" w:name="_Toc229668536"/>
+      <w:bookmarkStart w:id="26" w:name="_Toc229673232"/>
       <w:r>
         <w:rPr>
           <w:rFonts w:cs="Times New Roman"/>
@@ -10641,7 +10919,7 @@
         <w:lastRenderedPageBreak/>
         <w:t>Mô hình PhoBERT và tri thức ngôn ngữ Tiếng Việt</w:t>
       </w:r>
-      <w:bookmarkEnd w:id="25"/>
+      <w:bookmarkEnd w:id="26"/>
     </w:p>
     <w:p>
       <w:pPr>
@@ -10679,14 +10957,14 @@
           <w:rFonts w:cs="Times New Roman"/>
         </w:rPr>
       </w:pPr>
-      <w:bookmarkStart w:id="26" w:name="_Toc229668537"/>
+      <w:bookmarkStart w:id="27" w:name="_Toc229673233"/>
       <w:r>
         <w:rPr>
           <w:rFonts w:cs="Times New Roman"/>
         </w:rPr>
         <w:t>Pre-training: Quá trình tích lũy tri thức thô</w:t>
       </w:r>
-      <w:bookmarkEnd w:id="26"/>
+      <w:bookmarkEnd w:id="27"/>
     </w:p>
     <w:p>
       <w:pPr>
@@ -10710,14 +10988,14 @@
           <w:rFonts w:cs="Times New Roman"/>
         </w:rPr>
       </w:pPr>
-      <w:bookmarkStart w:id="27" w:name="_Toc229668538"/>
+      <w:bookmarkStart w:id="28" w:name="_Toc229673234"/>
       <w:r>
         <w:rPr>
           <w:rFonts w:cs="Times New Roman"/>
         </w:rPr>
         <w:t>Tokenization và xử lý từ ghép</w:t>
       </w:r>
-      <w:bookmarkEnd w:id="27"/>
+      <w:bookmarkEnd w:id="28"/>
     </w:p>
     <w:p>
       <w:pPr>
@@ -10784,14 +11062,14 @@
           <w:rFonts w:cs="Times New Roman"/>
         </w:rPr>
       </w:pPr>
-      <w:bookmarkStart w:id="28" w:name="_Toc229668539"/>
+      <w:bookmarkStart w:id="29" w:name="_Toc229673235"/>
       <w:r>
         <w:rPr>
           <w:rFonts w:cs="Times New Roman"/>
         </w:rPr>
         <w:t>Fine-tuning: Chuyển đổi tri thức sang bài toán Phân lớp</w:t>
       </w:r>
-      <w:bookmarkEnd w:id="28"/>
+      <w:bookmarkEnd w:id="29"/>
     </w:p>
     <w:p>
       <w:pPr>
@@ -10831,7 +11109,7 @@
           <w:rFonts w:cs="Times New Roman"/>
         </w:rPr>
       </w:pPr>
-      <w:bookmarkStart w:id="29" w:name="_Toc229668540"/>
+      <w:bookmarkStart w:id="30" w:name="_Toc229673236"/>
       <w:r>
         <w:rPr>
           <w:rFonts w:cs="Times New Roman"/>
@@ -10839,7 +11117,7 @@
         <w:lastRenderedPageBreak/>
         <w:t>Phân tích cảm xúc đa khía cạnh (ABSA)</w:t>
       </w:r>
-      <w:bookmarkEnd w:id="29"/>
+      <w:bookmarkEnd w:id="30"/>
     </w:p>
     <w:p>
       <w:pPr>
@@ -10932,14 +11210,14 @@
           <w:rFonts w:cs="Times New Roman"/>
         </w:rPr>
       </w:pPr>
-      <w:bookmarkStart w:id="30" w:name="_Toc229668541"/>
+      <w:bookmarkStart w:id="31" w:name="_Toc229673237"/>
       <w:r>
         <w:rPr>
           <w:rFonts w:cs="Times New Roman"/>
         </w:rPr>
         <w:t>Các độ đo hiệu năng</w:t>
       </w:r>
-      <w:bookmarkEnd w:id="30"/>
+      <w:bookmarkEnd w:id="31"/>
     </w:p>
     <w:p>
       <w:pPr>
@@ -11071,7 +11349,7 @@
           <w:rFonts w:cs="Times New Roman"/>
         </w:rPr>
       </w:pPr>
-      <w:bookmarkStart w:id="31" w:name="_Toc229668542"/>
+      <w:bookmarkStart w:id="32" w:name="_Toc229673238"/>
       <w:r>
         <w:rPr>
           <w:rFonts w:cs="Times New Roman"/>
@@ -11080,7 +11358,7 @@
         <w:lastRenderedPageBreak/>
         <w:t>PHÂN TÍCH VÀ THIẾT KẾ HỆ THỐNG</w:t>
       </w:r>
-      <w:bookmarkEnd w:id="31"/>
+      <w:bookmarkEnd w:id="32"/>
     </w:p>
     <w:p>
       <w:pPr>
@@ -11103,14 +11381,14 @@
           <w:rFonts w:cs="Times New Roman"/>
         </w:rPr>
       </w:pPr>
-      <w:bookmarkStart w:id="32" w:name="_Toc229668543"/>
+      <w:bookmarkStart w:id="33" w:name="_Toc229673239"/>
       <w:r>
         <w:rPr>
           <w:rFonts w:cs="Times New Roman"/>
         </w:rPr>
         <w:t>Phân tích chi tiết tập dữ liệu (Dataset Analysis)</w:t>
       </w:r>
-      <w:bookmarkEnd w:id="32"/>
+      <w:bookmarkEnd w:id="33"/>
     </w:p>
     <w:p>
       <w:pPr>
@@ -11133,14 +11411,14 @@
           <w:rFonts w:cs="Times New Roman"/>
         </w:rPr>
       </w:pPr>
-      <w:bookmarkStart w:id="33" w:name="_Toc229668544"/>
+      <w:bookmarkStart w:id="34" w:name="_Toc229673240"/>
       <w:r>
         <w:rPr>
           <w:rFonts w:cs="Times New Roman"/>
         </w:rPr>
         <w:t>Nguồn gốc và quy trình thu thập</w:t>
       </w:r>
-      <w:bookmarkEnd w:id="33"/>
+      <w:bookmarkEnd w:id="34"/>
     </w:p>
     <w:p>
       <w:pPr>
@@ -11216,14 +11494,14 @@
           <w:rFonts w:cs="Times New Roman"/>
         </w:rPr>
       </w:pPr>
-      <w:bookmarkStart w:id="34" w:name="_Toc229668545"/>
+      <w:bookmarkStart w:id="35" w:name="_Toc229673241"/>
       <w:r>
         <w:rPr>
           <w:rFonts w:cs="Times New Roman"/>
         </w:rPr>
         <w:t>Cấu trúc và các thuộc tính dữ liệu</w:t>
       </w:r>
-      <w:bookmarkEnd w:id="34"/>
+      <w:bookmarkEnd w:id="35"/>
     </w:p>
     <w:p>
       <w:pPr>
@@ -11381,6 +11659,7 @@
       <w:r>
         <w:rPr>
           <w:rFonts w:cs="Times New Roman"/>
+          <w:noProof/>
         </w:rPr>
         <w:drawing>
           <wp:inline distT="0" distB="0" distL="0" distR="0" wp14:anchorId="046DA306" wp14:editId="7D13CB68">
@@ -11430,7 +11709,7 @@
           <w:szCs w:val="20"/>
         </w:rPr>
       </w:pPr>
-      <w:bookmarkStart w:id="35" w:name="_Toc229668490"/>
+      <w:bookmarkStart w:id="36" w:name="_Toc229673193"/>
       <w:r>
         <w:rPr>
           <w:i/>
@@ -11551,7 +11830,7 @@
         </w:rPr>
         <w:t>. Minh họa cấu trúc dữ liệu thô trong tập dữ liệu thực nghiệm</w:t>
       </w:r>
-      <w:bookmarkEnd w:id="35"/>
+      <w:bookmarkEnd w:id="36"/>
     </w:p>
     <w:p>
       <w:pPr>
@@ -11560,14 +11839,14 @@
           <w:rFonts w:cs="Times New Roman"/>
         </w:rPr>
       </w:pPr>
-      <w:bookmarkStart w:id="36" w:name="_Toc229668546"/>
+      <w:bookmarkStart w:id="37" w:name="_Toc229673242"/>
       <w:r>
         <w:rPr>
           <w:rFonts w:cs="Times New Roman"/>
         </w:rPr>
         <w:t>Chiến lược gán nhãn và làm sạch dữ liệu</w:t>
       </w:r>
-      <w:bookmarkEnd w:id="36"/>
+      <w:bookmarkEnd w:id="37"/>
     </w:p>
     <w:p>
       <w:pPr>
@@ -11591,14 +11870,14 @@
           <w:rFonts w:cs="Times New Roman"/>
         </w:rPr>
       </w:pPr>
-      <w:bookmarkStart w:id="37" w:name="_Toc229668547"/>
+      <w:bookmarkStart w:id="38" w:name="_Toc229673243"/>
       <w:r>
         <w:rPr>
           <w:rFonts w:cs="Times New Roman"/>
         </w:rPr>
         <w:t>Quy trình gán nhãn tự động dựa trên Lexicon</w:t>
       </w:r>
-      <w:bookmarkEnd w:id="37"/>
+      <w:bookmarkEnd w:id="38"/>
     </w:p>
     <w:p>
       <w:pPr>
@@ -11680,7 +11959,7 @@
           <w:rFonts w:cs="Times New Roman"/>
         </w:rPr>
       </w:pPr>
-      <w:bookmarkStart w:id="38" w:name="_Toc229668548"/>
+      <w:bookmarkStart w:id="39" w:name="_Toc229673244"/>
       <w:r>
         <w:rPr>
           <w:rFonts w:cs="Times New Roman"/>
@@ -11688,7 +11967,7 @@
         <w:lastRenderedPageBreak/>
         <w:t>Kiểm chứng và hiệu chỉnh thủ công</w:t>
       </w:r>
-      <w:bookmarkEnd w:id="38"/>
+      <w:bookmarkEnd w:id="39"/>
     </w:p>
     <w:p>
       <w:pPr>
@@ -11725,14 +12004,14 @@
           <w:rFonts w:cs="Times New Roman"/>
         </w:rPr>
       </w:pPr>
-      <w:bookmarkStart w:id="39" w:name="_Toc229668549"/>
+      <w:bookmarkStart w:id="40" w:name="_Toc229673245"/>
       <w:r>
         <w:rPr>
           <w:rFonts w:cs="Times New Roman"/>
         </w:rPr>
         <w:t>Thống kê mô tả và đặc điểm tri thức từ dữ liệu (EDA)</w:t>
       </w:r>
-      <w:bookmarkEnd w:id="39"/>
+      <w:bookmarkEnd w:id="40"/>
     </w:p>
     <w:p>
       <w:pPr>
@@ -11874,7 +12153,7 @@
           <w:szCs w:val="20"/>
         </w:rPr>
       </w:pPr>
-      <w:bookmarkStart w:id="40" w:name="_Toc229668491"/>
+      <w:bookmarkStart w:id="41" w:name="_Toc229673194"/>
       <w:r>
         <w:rPr>
           <w:i/>
@@ -11995,7 +12274,7 @@
         </w:rPr>
         <w:t>.  Phân bố nhãn cảm xúc</w:t>
       </w:r>
-      <w:bookmarkEnd w:id="40"/>
+      <w:bookmarkEnd w:id="41"/>
     </w:p>
     <w:p>
       <w:pPr>
@@ -12068,7 +12347,7 @@
           <w:szCs w:val="20"/>
         </w:rPr>
       </w:pPr>
-      <w:bookmarkStart w:id="41" w:name="_Toc229668492"/>
+      <w:bookmarkStart w:id="42" w:name="_Toc229673195"/>
       <w:r>
         <w:rPr>
           <w:i/>
@@ -12189,7 +12468,7 @@
         </w:rPr>
         <w:t>. Phân bố nhãn chủ dề</w:t>
       </w:r>
-      <w:bookmarkEnd w:id="41"/>
+      <w:bookmarkEnd w:id="42"/>
     </w:p>
     <w:p>
       <w:pPr>
@@ -12217,7 +12496,7 @@
           <w:rFonts w:cs="Times New Roman"/>
         </w:rPr>
       </w:pPr>
-      <w:bookmarkStart w:id="42" w:name="_Toc229668550"/>
+      <w:bookmarkStart w:id="43" w:name="_Toc229673246"/>
       <w:r>
         <w:rPr>
           <w:rFonts w:cs="Times New Roman"/>
@@ -12225,7 +12504,7 @@
         <w:lastRenderedPageBreak/>
         <w:t>Thiết kế kiến trúc hệ thống ABSA</w:t>
       </w:r>
-      <w:bookmarkEnd w:id="42"/>
+      <w:bookmarkEnd w:id="43"/>
     </w:p>
     <w:p>
       <w:pPr>
@@ -12248,14 +12527,14 @@
           <w:rFonts w:cs="Times New Roman"/>
         </w:rPr>
       </w:pPr>
-      <w:bookmarkStart w:id="43" w:name="_Toc229668551"/>
+      <w:bookmarkStart w:id="44" w:name="_Toc229673247"/>
       <w:r>
         <w:rPr>
           <w:rFonts w:cs="Times New Roman"/>
         </w:rPr>
         <w:t>Module bóc tách vế câu (Clause Segmentation)</w:t>
       </w:r>
-      <w:bookmarkEnd w:id="43"/>
+      <w:bookmarkEnd w:id="44"/>
     </w:p>
     <w:p>
       <w:pPr>
@@ -12333,14 +12612,14 @@
           <w:rFonts w:cs="Times New Roman"/>
         </w:rPr>
       </w:pPr>
-      <w:bookmarkStart w:id="44" w:name="_Toc229668552"/>
+      <w:bookmarkStart w:id="45" w:name="_Toc229673248"/>
       <w:r>
         <w:rPr>
           <w:rFonts w:cs="Times New Roman"/>
         </w:rPr>
         <w:t>Module nhận diện khía cạnh (Topic Recognition)</w:t>
       </w:r>
-      <w:bookmarkEnd w:id="44"/>
+      <w:bookmarkEnd w:id="45"/>
     </w:p>
     <w:p>
       <w:pPr>
@@ -12363,14 +12642,14 @@
           <w:rFonts w:cs="Times New Roman"/>
         </w:rPr>
       </w:pPr>
-      <w:bookmarkStart w:id="45" w:name="_Toc229668553"/>
+      <w:bookmarkStart w:id="46" w:name="_Toc229673249"/>
       <w:r>
         <w:rPr>
           <w:rFonts w:cs="Times New Roman"/>
         </w:rPr>
         <w:t>Module phân tích cảm xúc PhoBERT Engine</w:t>
       </w:r>
-      <w:bookmarkEnd w:id="45"/>
+      <w:bookmarkEnd w:id="46"/>
     </w:p>
     <w:p>
       <w:pPr>
@@ -12389,17 +12668,182 @@
     <w:p>
       <w:pPr>
         <w:pStyle w:val="Nidungvnbn"/>
+        <w:keepNext/>
         <w:ind w:firstLine="0"/>
-        <w:rPr>
-          <w:rFonts w:cs="Times New Roman"/>
-        </w:rPr>
-      </w:pPr>
-      <w:r>
-        <w:rPr>
-          <w:rFonts w:cs="Times New Roman"/>
-        </w:rPr>
-        <w:t>[Hình 3.3: Sơ đồ luồng xử lý dữ liệu của hệ thống ABSA đề xuất]</w:t>
-      </w:r>
+      </w:pPr>
+      <w:r>
+        <w:rPr>
+          <w:rFonts w:cs="Times New Roman"/>
+        </w:rPr>
+        <w:lastRenderedPageBreak/>
+        <w:drawing>
+          <wp:inline distT="0" distB="0" distL="0" distR="0" wp14:anchorId="1D02C4F7" wp14:editId="1DA3B543">
+            <wp:extent cx="5579745" cy="3046095"/>
+            <wp:effectExtent l="0" t="0" r="1905" b="1905"/>
+            <wp:docPr id="2" name="Picture 2"/>
+            <wp:cNvGraphicFramePr>
+              <a:graphicFrameLocks xmlns:a="http://schemas.openxmlformats.org/drawingml/2006/main" noChangeAspect="1"/>
+            </wp:cNvGraphicFramePr>
+            <a:graphic xmlns:a="http://schemas.openxmlformats.org/drawingml/2006/main">
+              <a:graphicData uri="http://schemas.openxmlformats.org/drawingml/2006/picture">
+                <pic:pic xmlns:pic="http://schemas.openxmlformats.org/drawingml/2006/picture">
+                  <pic:nvPicPr>
+                    <pic:cNvPr id="1" name=""/>
+                    <pic:cNvPicPr/>
+                  </pic:nvPicPr>
+                  <pic:blipFill>
+                    <a:blip r:embed="rId16"/>
+                    <a:stretch>
+                      <a:fillRect/>
+                    </a:stretch>
+                  </pic:blipFill>
+                  <pic:spPr>
+                    <a:xfrm>
+                      <a:off x="0" y="0"/>
+                      <a:ext cx="5579745" cy="3046095"/>
+                    </a:xfrm>
+                    <a:prstGeom prst="rect">
+                      <a:avLst/>
+                    </a:prstGeom>
+                  </pic:spPr>
+                </pic:pic>
+              </a:graphicData>
+            </a:graphic>
+          </wp:inline>
+        </w:drawing>
+      </w:r>
+    </w:p>
+    <w:p>
+      <w:pPr>
+        <w:pStyle w:val="Caption"/>
+        <w:rPr>
+          <w:rFonts w:cs="Times New Roman"/>
+          <w:i/>
+          <w:iCs/>
+        </w:rPr>
+      </w:pPr>
+      <w:bookmarkStart w:id="47" w:name="_Toc229673196"/>
+      <w:r>
+        <w:rPr>
+          <w:i/>
+          <w:iCs/>
+          <w:sz w:val="22"/>
+          <w:szCs w:val="20"/>
+        </w:rPr>
+        <w:t xml:space="preserve">Hình </w:t>
+      </w:r>
+      <w:r>
+        <w:rPr>
+          <w:i/>
+          <w:iCs/>
+          <w:sz w:val="22"/>
+          <w:szCs w:val="20"/>
+        </w:rPr>
+        <w:fldChar w:fldCharType="begin"/>
+      </w:r>
+      <w:r>
+        <w:rPr>
+          <w:i/>
+          <w:iCs/>
+          <w:sz w:val="22"/>
+          <w:szCs w:val="20"/>
+        </w:rPr>
+        <w:instrText xml:space="preserve"> STYLEREF 1 \s </w:instrText>
+      </w:r>
+      <w:r>
+        <w:rPr>
+          <w:i/>
+          <w:iCs/>
+          <w:sz w:val="22"/>
+          <w:szCs w:val="20"/>
+        </w:rPr>
+        <w:fldChar w:fldCharType="separate"/>
+      </w:r>
+      <w:r>
+        <w:rPr>
+          <w:i/>
+          <w:iCs/>
+          <w:noProof/>
+          <w:sz w:val="22"/>
+          <w:szCs w:val="20"/>
+        </w:rPr>
+        <w:t>3</w:t>
+      </w:r>
+      <w:r>
+        <w:rPr>
+          <w:i/>
+          <w:iCs/>
+          <w:sz w:val="22"/>
+          <w:szCs w:val="20"/>
+        </w:rPr>
+        <w:fldChar w:fldCharType="end"/>
+      </w:r>
+      <w:r>
+        <w:rPr>
+          <w:i/>
+          <w:iCs/>
+          <w:sz w:val="22"/>
+          <w:szCs w:val="20"/>
+        </w:rPr>
+        <w:t>.</w:t>
+      </w:r>
+      <w:r>
+        <w:rPr>
+          <w:i/>
+          <w:iCs/>
+          <w:sz w:val="22"/>
+          <w:szCs w:val="20"/>
+        </w:rPr>
+        <w:fldChar w:fldCharType="begin"/>
+      </w:r>
+      <w:r>
+        <w:rPr>
+          <w:i/>
+          <w:iCs/>
+          <w:sz w:val="22"/>
+          <w:szCs w:val="20"/>
+        </w:rPr>
+        <w:instrText xml:space="preserve"> SEQ Hình \* ARABIC \s 1 </w:instrText>
+      </w:r>
+      <w:r>
+        <w:rPr>
+          <w:i/>
+          <w:iCs/>
+          <w:sz w:val="22"/>
+          <w:szCs w:val="20"/>
+        </w:rPr>
+        <w:fldChar w:fldCharType="separate"/>
+      </w:r>
+      <w:r>
+        <w:rPr>
+          <w:i/>
+          <w:iCs/>
+          <w:noProof/>
+          <w:sz w:val="22"/>
+          <w:szCs w:val="20"/>
+        </w:rPr>
+        <w:t>4</w:t>
+      </w:r>
+      <w:r>
+        <w:rPr>
+          <w:i/>
+          <w:iCs/>
+          <w:sz w:val="22"/>
+          <w:szCs w:val="20"/>
+        </w:rPr>
+        <w:fldChar w:fldCharType="end"/>
+      </w:r>
+      <w:r>
+        <w:rPr>
+          <w:i/>
+          <w:iCs/>
+          <w:noProof/>
+          <w:sz w:val="22"/>
+          <w:szCs w:val="20"/>
+        </w:rPr>
+        <w:t>. Sơ đồ luồng xử lý dữ liệu của hệ thống ABSA đề xuất</w:t>
+      </w:r>
+      <w:bookmarkEnd w:id="47"/>
     </w:p>
     <w:p>
       <w:pPr>
@@ -12408,14 +12852,14 @@
           <w:rFonts w:cs="Times New Roman"/>
         </w:rPr>
       </w:pPr>
-      <w:bookmarkStart w:id="46" w:name="_Toc229668554"/>
+      <w:bookmarkStart w:id="48" w:name="_Toc229673250"/>
       <w:r>
         <w:rPr>
           <w:rFonts w:cs="Times New Roman"/>
         </w:rPr>
         <w:t>Công nghệ và Môi trường thực thi</w:t>
       </w:r>
-      <w:bookmarkEnd w:id="46"/>
+      <w:bookmarkEnd w:id="48"/>
     </w:p>
     <w:p>
       <w:pPr>
@@ -12483,7 +12927,6 @@
         <w:rPr>
           <w:rFonts w:cs="Times New Roman"/>
         </w:rPr>
-        <w:lastRenderedPageBreak/>
         <w:t>Thư viện xử lý dữ liệu: Pandas, NumPy.</w:t>
       </w:r>
     </w:p>
@@ -12546,7 +12989,7 @@
           <w:rFonts w:cs="Times New Roman"/>
         </w:rPr>
       </w:pPr>
-      <w:bookmarkStart w:id="47" w:name="_Toc229668555"/>
+      <w:bookmarkStart w:id="49" w:name="_Toc229673251"/>
       <w:r>
         <w:rPr>
           <w:rFonts w:cs="Times New Roman"/>
@@ -12554,7 +12997,7 @@
         <w:lastRenderedPageBreak/>
         <w:t>THỰC NGHIỆM VÀ ĐÁNH GIÁ</w:t>
       </w:r>
-      <w:bookmarkEnd w:id="47"/>
+      <w:bookmarkEnd w:id="49"/>
     </w:p>
     <w:p>
       <w:pPr>
@@ -12578,14 +13021,14 @@
           <w:rFonts w:cs="Times New Roman"/>
         </w:rPr>
       </w:pPr>
-      <w:bookmarkStart w:id="48" w:name="_Toc229668556"/>
+      <w:bookmarkStart w:id="50" w:name="_Toc229673252"/>
       <w:r>
         <w:rPr>
           <w:rFonts w:cs="Times New Roman"/>
         </w:rPr>
         <w:t>Thiết lập thực nghiệm và Các chỉ số đánh giá</w:t>
       </w:r>
-      <w:bookmarkEnd w:id="48"/>
+      <w:bookmarkEnd w:id="50"/>
     </w:p>
     <w:p>
       <w:pPr>
@@ -12594,14 +13037,14 @@
           <w:rFonts w:cs="Times New Roman"/>
         </w:rPr>
       </w:pPr>
-      <w:bookmarkStart w:id="49" w:name="_Toc229668557"/>
+      <w:bookmarkStart w:id="51" w:name="_Toc229673253"/>
       <w:r>
         <w:rPr>
           <w:rFonts w:cs="Times New Roman"/>
         </w:rPr>
         <w:t>Môi trường thực hiện</w:t>
       </w:r>
-      <w:bookmarkEnd w:id="49"/>
+      <w:bookmarkEnd w:id="51"/>
     </w:p>
     <w:p>
       <w:pPr>
@@ -12625,14 +13068,14 @@
           <w:rFonts w:cs="Times New Roman"/>
         </w:rPr>
       </w:pPr>
-      <w:bookmarkStart w:id="50" w:name="_Toc229668558"/>
+      <w:bookmarkStart w:id="52" w:name="_Toc229673254"/>
       <w:r>
         <w:rPr>
           <w:rFonts w:cs="Times New Roman"/>
         </w:rPr>
         <w:t>Các độ đo hiệu năng (Evaluation Metrics)</w:t>
       </w:r>
-      <w:bookmarkEnd w:id="50"/>
+      <w:bookmarkEnd w:id="52"/>
     </w:p>
     <w:p>
       <w:pPr>
@@ -12728,14 +13171,14 @@
           <w:rFonts w:cs="Times New Roman"/>
         </w:rPr>
       </w:pPr>
-      <w:bookmarkStart w:id="51" w:name="_Toc229668559"/>
+      <w:bookmarkStart w:id="53" w:name="_Toc229673255"/>
       <w:r>
         <w:rPr>
           <w:rFonts w:cs="Times New Roman"/>
         </w:rPr>
         <w:t>Kết quả đối sánh hiệu suất các mô hình</w:t>
       </w:r>
-      <w:bookmarkEnd w:id="51"/>
+      <w:bookmarkEnd w:id="53"/>
     </w:p>
     <w:p>
       <w:pPr>
@@ -12765,7 +13208,7 @@
         </w:rPr>
         <w:lastRenderedPageBreak/>
         <w:drawing>
-          <wp:inline distT="0" distB="0" distL="0" distR="0" wp14:anchorId="4E1D3BCB" wp14:editId="6085AEB7">
+          <wp:inline distT="0" distB="0" distL="0" distR="0" wp14:anchorId="4E1D3BCB" wp14:editId="44F37264">
             <wp:extent cx="5579745" cy="1986915"/>
             <wp:effectExtent l="0" t="0" r="1905" b="0"/>
             <wp:docPr id="8" name="Picture 8" descr="A graph of blue and white bars&#10;&#10;AI-generated content may be incorrect."/>
@@ -12780,7 +13223,7 @@
                     <pic:cNvPicPr/>
                   </pic:nvPicPr>
                   <pic:blipFill>
-                    <a:blip r:embed="rId16" cstate="print">
+                    <a:blip r:embed="rId17" cstate="print">
                       <a:extLst>
                         <a:ext uri="{28A0092B-C50C-407E-A947-70E740481C1C}">
                           <a14:useLocalDpi xmlns:a14="http://schemas.microsoft.com/office/drawing/2010/main" val="0"/>
@@ -12818,7 +13261,7 @@
           <w:szCs w:val="20"/>
         </w:rPr>
       </w:pPr>
-      <w:bookmarkStart w:id="52" w:name="_Toc229668493"/>
+      <w:bookmarkStart w:id="54" w:name="_Toc229673197"/>
       <w:r>
         <w:rPr>
           <w:i/>
@@ -12939,7 +13382,7 @@
         </w:rPr>
         <w:t>. So sánh Hiệu suất các phương pháp Phân tích cảm xúc</w:t>
       </w:r>
-      <w:bookmarkEnd w:id="52"/>
+      <w:bookmarkEnd w:id="54"/>
     </w:p>
     <w:p>
       <w:pPr>
@@ -12954,7 +13397,7 @@
         <w:keepNext/>
         <w:jc w:val="left"/>
       </w:pPr>
-      <w:bookmarkStart w:id="53" w:name="_Toc229668479"/>
+      <w:bookmarkStart w:id="55" w:name="_Toc229668479"/>
       <w:r>
         <w:t xml:space="preserve">Bảng </w:t>
       </w:r>
@@ -13009,7 +13452,7 @@
         </w:rPr>
         <w:t>Tổng hợp kết quả thực nghiệm trên tập Test</w:t>
       </w:r>
-      <w:bookmarkEnd w:id="53"/>
+      <w:bookmarkEnd w:id="55"/>
     </w:p>
     <w:tbl>
       <w:tblPr>
@@ -13342,14 +13785,14 @@
           <w:rFonts w:cs="Times New Roman"/>
         </w:rPr>
       </w:pPr>
-      <w:bookmarkStart w:id="54" w:name="_Toc229668560"/>
+      <w:bookmarkStart w:id="56" w:name="_Toc229673256"/>
       <w:r>
         <w:rPr>
           <w:rFonts w:cs="Times New Roman"/>
         </w:rPr>
         <w:t>Phân tích Ma trận nhầm lẫn (Confusion Matrix)</w:t>
       </w:r>
-      <w:bookmarkEnd w:id="54"/>
+      <w:bookmarkEnd w:id="56"/>
     </w:p>
     <w:p>
       <w:pPr>
@@ -13393,7 +13836,7 @@
                     <pic:cNvPicPr/>
                   </pic:nvPicPr>
                   <pic:blipFill>
-                    <a:blip r:embed="rId17" cstate="print">
+                    <a:blip r:embed="rId18" cstate="print">
                       <a:extLst>
                         <a:ext uri="{28A0092B-C50C-407E-A947-70E740481C1C}">
                           <a14:useLocalDpi xmlns:a14="http://schemas.microsoft.com/office/drawing/2010/main" val="0"/>
@@ -13431,7 +13874,7 @@
           <w:szCs w:val="22"/>
         </w:rPr>
       </w:pPr>
-      <w:bookmarkStart w:id="55" w:name="_Toc229668494"/>
+      <w:bookmarkStart w:id="57" w:name="_Toc229673198"/>
       <w:r>
         <w:rPr>
           <w:i/>
@@ -13552,7 +13995,7 @@
         </w:rPr>
         <w:t>. Ma trận nhầm lẫn của 3 mô hình</w:t>
       </w:r>
-      <w:bookmarkEnd w:id="55"/>
+      <w:bookmarkEnd w:id="57"/>
     </w:p>
     <w:p>
       <w:pPr>
@@ -13625,14 +14068,14 @@
           <w:rFonts w:cs="Times New Roman"/>
         </w:rPr>
       </w:pPr>
-      <w:bookmarkStart w:id="56" w:name="_Toc229668561"/>
+      <w:bookmarkStart w:id="58" w:name="_Toc229673257"/>
       <w:r>
         <w:rPr>
           <w:rFonts w:cs="Times New Roman"/>
         </w:rPr>
         <w:t>Thực nghiệm trên các mẫu dữ liệu thực tế</w:t>
       </w:r>
-      <w:bookmarkEnd w:id="56"/>
+      <w:bookmarkEnd w:id="58"/>
     </w:p>
     <w:p>
       <w:pPr>
@@ -13656,14 +14099,14 @@
           <w:rFonts w:cs="Times New Roman"/>
         </w:rPr>
       </w:pPr>
-      <w:bookmarkStart w:id="57" w:name="_Toc229668562"/>
+      <w:bookmarkStart w:id="59" w:name="_Toc229673258"/>
       <w:r>
         <w:rPr>
           <w:rFonts w:cs="Times New Roman"/>
         </w:rPr>
         <w:t>Trường hợp cả 3 mô hình đều dự đoán đúng</w:t>
       </w:r>
-      <w:bookmarkEnd w:id="57"/>
+      <w:bookmarkEnd w:id="59"/>
     </w:p>
     <w:p>
       <w:pPr>
@@ -13780,6 +14223,7 @@
       <w:r>
         <w:rPr>
           <w:rFonts w:cs="Times New Roman"/>
+          <w:noProof/>
         </w:rPr>
         <w:lastRenderedPageBreak/>
         <w:drawing>
@@ -13795,206 +14239,6 @@
                 <pic:pic xmlns:pic="http://schemas.openxmlformats.org/drawingml/2006/picture">
                   <pic:nvPicPr>
                     <pic:cNvPr id="0" name="Picture 10"/>
-                    <pic:cNvPicPr>
-                      <a:picLocks noChangeAspect="1" noChangeArrowheads="1"/>
-                    </pic:cNvPicPr>
-                  </pic:nvPicPr>
-                  <pic:blipFill>
-                    <a:blip r:embed="rId18" cstate="print">
-                      <a:extLst>
-                        <a:ext uri="{28A0092B-C50C-407E-A947-70E740481C1C}">
-                          <a14:useLocalDpi xmlns:a14="http://schemas.microsoft.com/office/drawing/2010/main" val="0"/>
-                        </a:ext>
-                      </a:extLst>
-                    </a:blip>
-                    <a:srcRect/>
-                    <a:stretch>
-                      <a:fillRect/>
-                    </a:stretch>
-                  </pic:blipFill>
-                  <pic:spPr bwMode="auto">
-                    <a:xfrm>
-                      <a:off x="0" y="0"/>
-                      <a:ext cx="5579745" cy="3138805"/>
-                    </a:xfrm>
-                    <a:prstGeom prst="rect">
-                      <a:avLst/>
-                    </a:prstGeom>
-                    <a:noFill/>
-                    <a:ln>
-                      <a:noFill/>
-                    </a:ln>
-                  </pic:spPr>
-                </pic:pic>
-              </a:graphicData>
-            </a:graphic>
-          </wp:inline>
-        </w:drawing>
-      </w:r>
-    </w:p>
-    <w:p>
-      <w:pPr>
-        <w:pStyle w:val="Caption"/>
-        <w:rPr>
-          <w:i/>
-          <w:iCs/>
-          <w:noProof/>
-          <w:sz w:val="22"/>
-          <w:szCs w:val="20"/>
-        </w:rPr>
-      </w:pPr>
-      <w:bookmarkStart w:id="58" w:name="_Toc229668495"/>
-      <w:r>
-        <w:rPr>
-          <w:i/>
-          <w:iCs/>
-          <w:sz w:val="22"/>
-          <w:szCs w:val="20"/>
-        </w:rPr>
-        <w:t xml:space="preserve">Hình </w:t>
-      </w:r>
-      <w:r>
-        <w:rPr>
-          <w:i/>
-          <w:iCs/>
-          <w:sz w:val="22"/>
-          <w:szCs w:val="20"/>
-        </w:rPr>
-        <w:fldChar w:fldCharType="begin"/>
-      </w:r>
-      <w:r>
-        <w:rPr>
-          <w:i/>
-          <w:iCs/>
-          <w:sz w:val="22"/>
-          <w:szCs w:val="20"/>
-        </w:rPr>
-        <w:instrText xml:space="preserve"> STYLEREF 1 \s </w:instrText>
-      </w:r>
-      <w:r>
-        <w:rPr>
-          <w:i/>
-          <w:iCs/>
-          <w:sz w:val="22"/>
-          <w:szCs w:val="20"/>
-        </w:rPr>
-        <w:fldChar w:fldCharType="separate"/>
-      </w:r>
-      <w:r>
-        <w:rPr>
-          <w:i/>
-          <w:iCs/>
-          <w:noProof/>
-          <w:sz w:val="22"/>
-          <w:szCs w:val="20"/>
-        </w:rPr>
-        <w:t>4</w:t>
-      </w:r>
-      <w:r>
-        <w:rPr>
-          <w:i/>
-          <w:iCs/>
-          <w:sz w:val="22"/>
-          <w:szCs w:val="20"/>
-        </w:rPr>
-        <w:fldChar w:fldCharType="end"/>
-      </w:r>
-      <w:r>
-        <w:rPr>
-          <w:i/>
-          <w:iCs/>
-          <w:sz w:val="22"/>
-          <w:szCs w:val="20"/>
-        </w:rPr>
-        <w:t>.</w:t>
-      </w:r>
-      <w:r>
-        <w:rPr>
-          <w:i/>
-          <w:iCs/>
-          <w:sz w:val="22"/>
-          <w:szCs w:val="20"/>
-        </w:rPr>
-        <w:fldChar w:fldCharType="begin"/>
-      </w:r>
-      <w:r>
-        <w:rPr>
-          <w:i/>
-          <w:iCs/>
-          <w:sz w:val="22"/>
-          <w:szCs w:val="20"/>
-        </w:rPr>
-        <w:instrText xml:space="preserve"> SEQ Hình \* ARABIC \s 1 </w:instrText>
-      </w:r>
-      <w:r>
-        <w:rPr>
-          <w:i/>
-          <w:iCs/>
-          <w:sz w:val="22"/>
-          <w:szCs w:val="20"/>
-        </w:rPr>
-        <w:fldChar w:fldCharType="separate"/>
-      </w:r>
-      <w:r>
-        <w:rPr>
-          <w:i/>
-          <w:iCs/>
-          <w:noProof/>
-          <w:sz w:val="22"/>
-          <w:szCs w:val="20"/>
-        </w:rPr>
-        <w:t>3</w:t>
-      </w:r>
-      <w:r>
-        <w:rPr>
-          <w:i/>
-          <w:iCs/>
-          <w:sz w:val="22"/>
-          <w:szCs w:val="20"/>
-        </w:rPr>
-        <w:fldChar w:fldCharType="end"/>
-      </w:r>
-      <w:r>
-        <w:rPr>
-          <w:i/>
-          <w:iCs/>
-          <w:noProof/>
-          <w:sz w:val="22"/>
-          <w:szCs w:val="20"/>
-        </w:rPr>
-        <w:t>. Ví dụ cả 3 đều dự đoán đúng  ( khía cạnh giảng viên)</w:t>
-      </w:r>
-      <w:bookmarkEnd w:id="58"/>
-    </w:p>
-    <w:p>
-      <w:pPr>
-        <w:pStyle w:val="Nidungvnbn"/>
-      </w:pPr>
-    </w:p>
-    <w:p>
-      <w:pPr>
-        <w:pStyle w:val="Nidungvnbn"/>
-        <w:keepNext/>
-        <w:ind w:firstLine="0"/>
-        <w:jc w:val="left"/>
-      </w:pPr>
-      <w:r>
-        <w:rPr>
-          <w:rFonts w:cs="Times New Roman"/>
-        </w:rPr>
-        <w:drawing>
-          <wp:inline distT="0" distB="0" distL="0" distR="0" wp14:anchorId="49D1AD37" wp14:editId="2A26FBC8">
-            <wp:extent cx="5579745" cy="3138805"/>
-            <wp:effectExtent l="0" t="0" r="1905" b="4445"/>
-            <wp:docPr id="13" name="Picture 13"/>
-            <wp:cNvGraphicFramePr>
-              <a:graphicFrameLocks xmlns:a="http://schemas.openxmlformats.org/drawingml/2006/main" noChangeAspect="1"/>
-            </wp:cNvGraphicFramePr>
-            <a:graphic xmlns:a="http://schemas.openxmlformats.org/drawingml/2006/main">
-              <a:graphicData uri="http://schemas.openxmlformats.org/drawingml/2006/picture">
-                <pic:pic xmlns:pic="http://schemas.openxmlformats.org/drawingml/2006/picture">
-                  <pic:nvPicPr>
-                    <pic:cNvPr id="0" name="Picture 17"/>
                     <pic:cNvPicPr>
                       <a:picLocks noChangeAspect="1" noChangeArrowheads="1"/>
                     </pic:cNvPicPr>
@@ -14043,7 +14287,7 @@
           <w:szCs w:val="20"/>
         </w:rPr>
       </w:pPr>
-      <w:bookmarkStart w:id="59" w:name="_Toc229668496"/>
+      <w:bookmarkStart w:id="60" w:name="_Toc229673199"/>
       <w:r>
         <w:rPr>
           <w:i/>
@@ -14143,7 +14387,7 @@
           <w:sz w:val="22"/>
           <w:szCs w:val="20"/>
         </w:rPr>
-        <w:t>4</w:t>
+        <w:t>3</w:t>
       </w:r>
       <w:r>
         <w:rPr>
@@ -14153,15 +14397,6 @@
           <w:szCs w:val="20"/>
         </w:rPr>
         <w:fldChar w:fldCharType="end"/>
-      </w:r>
-      <w:r>
-        <w:rPr>
-          <w:i/>
-          <w:iCs/>
-          <w:sz w:val="22"/>
-          <w:szCs w:val="20"/>
-        </w:rPr>
-        <w:t xml:space="preserve">. </w:t>
       </w:r>
       <w:r>
         <w:rPr>
@@ -14171,253 +14406,32 @@
           <w:sz w:val="22"/>
           <w:szCs w:val="20"/>
         </w:rPr>
-        <w:t>Ví dụ cả 3 đều dự đoán đúng  (khía cạnh cơ sở vật chất)</w:t>
-      </w:r>
-      <w:bookmarkEnd w:id="59"/>
-      <w:r>
-        <w:rPr>
-          <w:i/>
-          <w:iCs/>
-          <w:noProof/>
-          <w:sz w:val="22"/>
-          <w:szCs w:val="20"/>
-        </w:rPr>
-        <w:br/>
-      </w:r>
-    </w:p>
-    <w:p>
-      <w:pPr>
-        <w:spacing w:before="0" w:after="200" w:line="276" w:lineRule="auto"/>
-        <w:rPr>
-          <w:sz w:val="26"/>
-          <w:szCs w:val="26"/>
-        </w:rPr>
-      </w:pPr>
-      <w:r>
-        <w:br w:type="page"/>
-      </w:r>
-    </w:p>
-    <w:p>
-      <w:pPr>
-        <w:pStyle w:val="Heading3"/>
-        <w:rPr>
-          <w:rFonts w:cs="Times New Roman"/>
-        </w:rPr>
-      </w:pPr>
-      <w:bookmarkStart w:id="60" w:name="_Toc229668563"/>
-      <w:r>
-        <w:rPr>
-          <w:rFonts w:cs="Times New Roman"/>
-        </w:rPr>
-        <w:lastRenderedPageBreak/>
-        <w:t>Trường hợp các mô hình TF-IDF dự đoán sai</w:t>
+        <w:t>. Ví dụ cả 3 đều dự đoán đúng  ( khía cạnh giảng viên)</w:t>
       </w:r>
       <w:bookmarkEnd w:id="60"/>
     </w:p>
     <w:p>
       <w:pPr>
-        <w:pStyle w:val="Heading4"/>
-        <w:rPr>
-          <w:rFonts w:cs="Times New Roman"/>
-        </w:rPr>
-      </w:pPr>
-      <w:r>
-        <w:rPr>
-          <w:rFonts w:cs="Times New Roman"/>
-        </w:rPr>
-        <w:t>Ví dụ 1: Câu có cảm xúc xung đột và chuyển biến ngữ cảnh</w:t>
-      </w:r>
-    </w:p>
-    <w:p>
-      <w:pPr>
         <w:pStyle w:val="Nidungvnbn"/>
-        <w:numPr>
-          <w:ilvl w:val="0"/>
-          <w:numId w:val="70"/>
-        </w:numPr>
-        <w:rPr>
-          <w:rFonts w:cs="Times New Roman"/>
-        </w:rPr>
-      </w:pPr>
-      <w:r>
-        <w:rPr>
-          <w:rFonts w:cs="Times New Roman"/>
-        </w:rPr>
-        <w:t>Nội dung: "Ban đầu mình nghĩ môn học này sẽ rất khô khan và chán ngắt, nhưng nhờ thầy giảng giải nhiệt tình nên lại thấy cực kỳ thú vị và dễ hiểu."</w:t>
-      </w:r>
-    </w:p>
-    <w:p>
-      <w:pPr>
-        <w:pStyle w:val="Nidungvnbn"/>
-        <w:ind w:left="360" w:firstLine="0"/>
-        <w:rPr>
-          <w:rFonts w:cs="Times New Roman"/>
-        </w:rPr>
-      </w:pPr>
-      <w:r>
-        <w:rPr>
-          <w:rFonts w:cs="Times New Roman"/>
-        </w:rPr>
-        <w:t>Phân tích kết quả thực nghiệm:</w:t>
-      </w:r>
-    </w:p>
-    <w:p>
-      <w:pPr>
-        <w:pStyle w:val="Nidungvnbn"/>
-        <w:numPr>
-          <w:ilvl w:val="0"/>
-          <w:numId w:val="70"/>
-        </w:numPr>
-        <w:rPr>
-          <w:rFonts w:cs="Times New Roman"/>
-        </w:rPr>
-      </w:pPr>
-      <w:r>
-        <w:rPr>
-          <w:rFonts w:cs="Times New Roman"/>
-        </w:rPr>
-        <w:t>Khía cạnh Chương trình học:</w:t>
-      </w:r>
-    </w:p>
-    <w:p>
-      <w:pPr>
-        <w:pStyle w:val="Nidungvnbn"/>
-        <w:numPr>
-          <w:ilvl w:val="1"/>
-          <w:numId w:val="70"/>
-        </w:numPr>
-        <w:rPr>
-          <w:rFonts w:cs="Times New Roman"/>
-        </w:rPr>
-      </w:pPr>
-      <w:r>
-        <w:rPr>
-          <w:rFonts w:cs="Times New Roman"/>
-        </w:rPr>
-        <w:t>Logistic Regression: Dự đoán Tiêu cực (Do bị "ám thị" bởi từ "khô khan", "chán ngắt" ở đầu câu).</w:t>
-      </w:r>
-    </w:p>
-    <w:p>
-      <w:pPr>
-        <w:pStyle w:val="Nidungvnbn"/>
-        <w:numPr>
-          <w:ilvl w:val="1"/>
-          <w:numId w:val="70"/>
-        </w:numPr>
-        <w:rPr>
-          <w:rFonts w:cs="Times New Roman"/>
-        </w:rPr>
-      </w:pPr>
-      <w:r>
-        <w:rPr>
-          <w:rFonts w:cs="Times New Roman"/>
-        </w:rPr>
-        <w:t>XGBoost: Dự đoán Tích cực  (Bắt được các từ "thú vị", "dễ hiểu").</w:t>
-      </w:r>
-    </w:p>
-    <w:p>
-      <w:pPr>
-        <w:pStyle w:val="Nidungvnbn"/>
-        <w:numPr>
-          <w:ilvl w:val="1"/>
-          <w:numId w:val="70"/>
-        </w:numPr>
-        <w:rPr>
-          <w:rFonts w:cs="Times New Roman"/>
-        </w:rPr>
-      </w:pPr>
-      <w:r>
-        <w:rPr>
-          <w:rFonts w:cs="Times New Roman"/>
-        </w:rPr>
-        <w:t>PhoBERT: Dự đoán Trung tính  (Mô hình bị phân vân giữa hai luồng cảm xúc đối lập mạnh).</w:t>
-      </w:r>
-    </w:p>
-    <w:p>
-      <w:pPr>
-        <w:pStyle w:val="Nidungvnbn"/>
-        <w:numPr>
-          <w:ilvl w:val="0"/>
-          <w:numId w:val="70"/>
-        </w:numPr>
-        <w:rPr>
-          <w:rFonts w:cs="Times New Roman"/>
-        </w:rPr>
-      </w:pPr>
-      <w:r>
-        <w:rPr>
-          <w:rFonts w:cs="Times New Roman"/>
-        </w:rPr>
-        <w:t>Khía cạnh Giảng viên:</w:t>
-      </w:r>
-    </w:p>
-    <w:p>
-      <w:pPr>
-        <w:pStyle w:val="Nidungvnbn"/>
-        <w:numPr>
-          <w:ilvl w:val="1"/>
-          <w:numId w:val="70"/>
-        </w:numPr>
-        <w:rPr>
-          <w:rFonts w:cs="Times New Roman"/>
-        </w:rPr>
-      </w:pPr>
-      <w:r>
-        <w:rPr>
-          <w:rFonts w:cs="Times New Roman"/>
-        </w:rPr>
-        <w:t>Logistic Regression &amp; XGBoost: Đều dự đoán Tiêu cực.</w:t>
-      </w:r>
-    </w:p>
-    <w:p>
-      <w:pPr>
-        <w:pStyle w:val="Nidungvnbn"/>
-        <w:numPr>
-          <w:ilvl w:val="1"/>
-          <w:numId w:val="70"/>
-        </w:numPr>
-        <w:rPr>
-          <w:rFonts w:cs="Times New Roman"/>
-        </w:rPr>
-      </w:pPr>
-      <w:r>
-        <w:rPr>
-          <w:rFonts w:cs="Times New Roman"/>
-        </w:rPr>
-        <w:t>PhoBERT: Dự đoán Tích cực.</w:t>
-      </w:r>
-    </w:p>
-    <w:p>
-      <w:pPr>
-        <w:pStyle w:val="Nidungvnbn"/>
-        <w:ind w:firstLine="0"/>
-        <w:rPr>
-          <w:rFonts w:cs="Times New Roman"/>
-        </w:rPr>
-      </w:pPr>
-      <w:r>
-        <w:rPr>
-          <w:rFonts w:cs="Times New Roman"/>
-        </w:rPr>
-        <w:t>Nhận xét: PhoBERT cho thấy khả năng hiểu ngữ cảnh tốt hơn khi xác định đúng cảm xúc của vế sau dành cho giảng viên, trong khi các mô hình TF-IDF bị đánh lừa bởi các từ tiêu cực xuất hiện ở vế đầu.</w:t>
-      </w:r>
+      </w:pPr>
     </w:p>
     <w:p>
       <w:pPr>
         <w:pStyle w:val="Nidungvnbn"/>
         <w:keepNext/>
         <w:ind w:firstLine="0"/>
-      </w:pPr>
-      <w:r>
-        <w:rPr>
-          <w:rFonts w:cs="Times New Roman"/>
-        </w:rPr>
-        <w:lastRenderedPageBreak/>
+        <w:jc w:val="left"/>
+      </w:pPr>
+      <w:r>
+        <w:rPr>
+          <w:rFonts w:cs="Times New Roman"/>
+          <w:noProof/>
+        </w:rPr>
         <w:drawing>
-          <wp:inline distT="0" distB="0" distL="0" distR="0" wp14:anchorId="208CAD08" wp14:editId="3E97DB31">
+          <wp:inline distT="0" distB="0" distL="0" distR="0" wp14:anchorId="49D1AD37" wp14:editId="2A26FBC8">
             <wp:extent cx="5579745" cy="3138805"/>
             <wp:effectExtent l="0" t="0" r="1905" b="4445"/>
-            <wp:docPr id="15" name="Picture 15"/>
+            <wp:docPr id="13" name="Picture 13"/>
             <wp:cNvGraphicFramePr>
               <a:graphicFrameLocks xmlns:a="http://schemas.openxmlformats.org/drawingml/2006/main" noChangeAspect="1"/>
             </wp:cNvGraphicFramePr>
@@ -14425,7 +14439,7 @@
               <a:graphicData uri="http://schemas.openxmlformats.org/drawingml/2006/picture">
                 <pic:pic xmlns:pic="http://schemas.openxmlformats.org/drawingml/2006/picture">
                   <pic:nvPicPr>
-                    <pic:cNvPr id="0" name="Picture 24"/>
+                    <pic:cNvPr id="0" name="Picture 17"/>
                     <pic:cNvPicPr>
                       <a:picLocks noChangeAspect="1" noChangeArrowheads="1"/>
                     </pic:cNvPicPr>
@@ -14474,7 +14488,7 @@
           <w:szCs w:val="20"/>
         </w:rPr>
       </w:pPr>
-      <w:bookmarkStart w:id="61" w:name="_Toc229668497"/>
+      <w:bookmarkStart w:id="61" w:name="_Toc229673200"/>
       <w:r>
         <w:rPr>
           <w:i/>
@@ -14574,7 +14588,7 @@
           <w:sz w:val="22"/>
           <w:szCs w:val="20"/>
         </w:rPr>
-        <w:t>5</w:t>
+        <w:t>4</w:t>
       </w:r>
       <w:r>
         <w:rPr>
@@ -14584,6 +14598,15 @@
           <w:szCs w:val="20"/>
         </w:rPr>
         <w:fldChar w:fldCharType="end"/>
+      </w:r>
+      <w:r>
+        <w:rPr>
+          <w:i/>
+          <w:iCs/>
+          <w:sz w:val="22"/>
+          <w:szCs w:val="20"/>
+        </w:rPr>
+        <w:t xml:space="preserve">. </w:t>
       </w:r>
       <w:r>
         <w:rPr>
@@ -14593,14 +14616,236 @@
           <w:sz w:val="22"/>
           <w:szCs w:val="20"/>
         </w:rPr>
-        <w:t>. Ví dụ 1 - Khía cạnh Chương trình đào tạo</w:t>
+        <w:t>Ví dụ cả 3 đều dự đoán đúng  (khía cạnh cơ sở vật chất)</w:t>
       </w:r>
       <w:bookmarkEnd w:id="61"/>
+      <w:r>
+        <w:rPr>
+          <w:i/>
+          <w:iCs/>
+          <w:noProof/>
+          <w:sz w:val="22"/>
+          <w:szCs w:val="20"/>
+        </w:rPr>
+        <w:br/>
+      </w:r>
+    </w:p>
+    <w:p>
+      <w:pPr>
+        <w:spacing w:before="0" w:after="200" w:line="276" w:lineRule="auto"/>
+        <w:rPr>
+          <w:sz w:val="26"/>
+          <w:szCs w:val="26"/>
+        </w:rPr>
+      </w:pPr>
+      <w:r>
+        <w:br w:type="page"/>
+      </w:r>
+    </w:p>
+    <w:p>
+      <w:pPr>
+        <w:pStyle w:val="Heading3"/>
+        <w:rPr>
+          <w:rFonts w:cs="Times New Roman"/>
+        </w:rPr>
+      </w:pPr>
+      <w:bookmarkStart w:id="62" w:name="_Toc229673259"/>
+      <w:r>
+        <w:rPr>
+          <w:rFonts w:cs="Times New Roman"/>
+        </w:rPr>
+        <w:lastRenderedPageBreak/>
+        <w:t>Trường hợp các mô hình TF-IDF dự đoán sai</w:t>
+      </w:r>
+      <w:bookmarkEnd w:id="62"/>
+    </w:p>
+    <w:p>
+      <w:pPr>
+        <w:pStyle w:val="Heading4"/>
+        <w:rPr>
+          <w:rFonts w:cs="Times New Roman"/>
+        </w:rPr>
+      </w:pPr>
+      <w:r>
+        <w:rPr>
+          <w:rFonts w:cs="Times New Roman"/>
+        </w:rPr>
+        <w:t>Ví dụ 1: Câu có cảm xúc xung đột và chuyển biến ngữ cảnh</w:t>
+      </w:r>
     </w:p>
     <w:p>
       <w:pPr>
         <w:pStyle w:val="Nidungvnbn"/>
-      </w:pPr>
+        <w:numPr>
+          <w:ilvl w:val="0"/>
+          <w:numId w:val="70"/>
+        </w:numPr>
+        <w:rPr>
+          <w:rFonts w:cs="Times New Roman"/>
+        </w:rPr>
+      </w:pPr>
+      <w:r>
+        <w:rPr>
+          <w:rFonts w:cs="Times New Roman"/>
+        </w:rPr>
+        <w:t>Nội dung: "Ban đầu mình nghĩ môn học này sẽ rất khô khan và chán ngắt, nhưng nhờ thầy giảng giải nhiệt tình nên lại thấy cực kỳ thú vị và dễ hiểu."</w:t>
+      </w:r>
+    </w:p>
+    <w:p>
+      <w:pPr>
+        <w:pStyle w:val="Nidungvnbn"/>
+        <w:ind w:left="360" w:firstLine="0"/>
+        <w:rPr>
+          <w:rFonts w:cs="Times New Roman"/>
+        </w:rPr>
+      </w:pPr>
+      <w:r>
+        <w:rPr>
+          <w:rFonts w:cs="Times New Roman"/>
+        </w:rPr>
+        <w:t>Phân tích kết quả thực nghiệm:</w:t>
+      </w:r>
+    </w:p>
+    <w:p>
+      <w:pPr>
+        <w:pStyle w:val="Nidungvnbn"/>
+        <w:numPr>
+          <w:ilvl w:val="0"/>
+          <w:numId w:val="70"/>
+        </w:numPr>
+        <w:rPr>
+          <w:rFonts w:cs="Times New Roman"/>
+        </w:rPr>
+      </w:pPr>
+      <w:r>
+        <w:rPr>
+          <w:rFonts w:cs="Times New Roman"/>
+        </w:rPr>
+        <w:t>Khía cạnh Chương trình học:</w:t>
+      </w:r>
+    </w:p>
+    <w:p>
+      <w:pPr>
+        <w:pStyle w:val="Nidungvnbn"/>
+        <w:numPr>
+          <w:ilvl w:val="1"/>
+          <w:numId w:val="70"/>
+        </w:numPr>
+        <w:rPr>
+          <w:rFonts w:cs="Times New Roman"/>
+        </w:rPr>
+      </w:pPr>
+      <w:r>
+        <w:rPr>
+          <w:rFonts w:cs="Times New Roman"/>
+        </w:rPr>
+        <w:t>Logistic Regression: Dự đoán Tiêu cực (Do bị "ám thị" bởi từ "khô khan", "chán ngắt" ở đầu câu).</w:t>
+      </w:r>
+    </w:p>
+    <w:p>
+      <w:pPr>
+        <w:pStyle w:val="Nidungvnbn"/>
+        <w:numPr>
+          <w:ilvl w:val="1"/>
+          <w:numId w:val="70"/>
+        </w:numPr>
+        <w:rPr>
+          <w:rFonts w:cs="Times New Roman"/>
+        </w:rPr>
+      </w:pPr>
+      <w:r>
+        <w:rPr>
+          <w:rFonts w:cs="Times New Roman"/>
+        </w:rPr>
+        <w:t>XGBoost: Dự đoán Tích cực  (Bắt được các từ "thú vị", "dễ hiểu").</w:t>
+      </w:r>
+    </w:p>
+    <w:p>
+      <w:pPr>
+        <w:pStyle w:val="Nidungvnbn"/>
+        <w:numPr>
+          <w:ilvl w:val="1"/>
+          <w:numId w:val="70"/>
+        </w:numPr>
+        <w:rPr>
+          <w:rFonts w:cs="Times New Roman"/>
+        </w:rPr>
+      </w:pPr>
+      <w:r>
+        <w:rPr>
+          <w:rFonts w:cs="Times New Roman"/>
+        </w:rPr>
+        <w:t>PhoBERT: Dự đoán Trung tính  (Mô hình bị phân vân giữa hai luồng cảm xúc đối lập mạnh).</w:t>
+      </w:r>
+    </w:p>
+    <w:p>
+      <w:pPr>
+        <w:pStyle w:val="Nidungvnbn"/>
+        <w:numPr>
+          <w:ilvl w:val="0"/>
+          <w:numId w:val="70"/>
+        </w:numPr>
+        <w:rPr>
+          <w:rFonts w:cs="Times New Roman"/>
+        </w:rPr>
+      </w:pPr>
+      <w:r>
+        <w:rPr>
+          <w:rFonts w:cs="Times New Roman"/>
+        </w:rPr>
+        <w:t>Khía cạnh Giảng viên:</w:t>
+      </w:r>
+    </w:p>
+    <w:p>
+      <w:pPr>
+        <w:pStyle w:val="Nidungvnbn"/>
+        <w:numPr>
+          <w:ilvl w:val="1"/>
+          <w:numId w:val="70"/>
+        </w:numPr>
+        <w:rPr>
+          <w:rFonts w:cs="Times New Roman"/>
+        </w:rPr>
+      </w:pPr>
+      <w:r>
+        <w:rPr>
+          <w:rFonts w:cs="Times New Roman"/>
+        </w:rPr>
+        <w:t>Logistic Regression &amp; XGBoost: Đều dự đoán Tiêu cực.</w:t>
+      </w:r>
+    </w:p>
+    <w:p>
+      <w:pPr>
+        <w:pStyle w:val="Nidungvnbn"/>
+        <w:numPr>
+          <w:ilvl w:val="1"/>
+          <w:numId w:val="70"/>
+        </w:numPr>
+        <w:rPr>
+          <w:rFonts w:cs="Times New Roman"/>
+        </w:rPr>
+      </w:pPr>
+      <w:r>
+        <w:rPr>
+          <w:rFonts w:cs="Times New Roman"/>
+        </w:rPr>
+        <w:t>PhoBERT: Dự đoán Tích cực.</w:t>
+      </w:r>
+    </w:p>
+    <w:p>
+      <w:pPr>
+        <w:pStyle w:val="Nidungvnbn"/>
+        <w:ind w:firstLine="0"/>
+        <w:rPr>
+          <w:rFonts w:cs="Times New Roman"/>
+        </w:rPr>
+      </w:pPr>
+      <w:r>
+        <w:rPr>
+          <w:rFonts w:cs="Times New Roman"/>
+        </w:rPr>
+        <w:t>Nhận xét: PhoBERT cho thấy khả năng hiểu ngữ cảnh tốt hơn khi xác định đúng cảm xúc của vế sau dành cho giảng viên, trong khi các mô hình TF-IDF bị đánh lừa bởi các từ tiêu cực xuất hiện ở vế đầu.</w:t>
+      </w:r>
     </w:p>
     <w:p>
       <w:pPr>
@@ -14611,12 +14856,14 @@
       <w:r>
         <w:rPr>
           <w:rFonts w:cs="Times New Roman"/>
-        </w:rPr>
+          <w:noProof/>
+        </w:rPr>
+        <w:lastRenderedPageBreak/>
         <w:drawing>
-          <wp:inline distT="0" distB="0" distL="0" distR="0" wp14:anchorId="33BA8F28" wp14:editId="0872FE71">
+          <wp:inline distT="0" distB="0" distL="0" distR="0" wp14:anchorId="208CAD08" wp14:editId="3E97DB31">
             <wp:extent cx="5579745" cy="3138805"/>
             <wp:effectExtent l="0" t="0" r="1905" b="4445"/>
-            <wp:docPr id="17" name="Picture 17"/>
+            <wp:docPr id="15" name="Picture 15"/>
             <wp:cNvGraphicFramePr>
               <a:graphicFrameLocks xmlns:a="http://schemas.openxmlformats.org/drawingml/2006/main" noChangeAspect="1"/>
             </wp:cNvGraphicFramePr>
@@ -14624,7 +14871,7 @@
               <a:graphicData uri="http://schemas.openxmlformats.org/drawingml/2006/picture">
                 <pic:pic xmlns:pic="http://schemas.openxmlformats.org/drawingml/2006/picture">
                   <pic:nvPicPr>
-                    <pic:cNvPr id="0" name="Picture 31"/>
+                    <pic:cNvPr id="0" name="Picture 24"/>
                     <pic:cNvPicPr>
                       <a:picLocks noChangeAspect="1" noChangeArrowheads="1"/>
                     </pic:cNvPicPr>
@@ -14666,60 +14913,14 @@
       <w:pPr>
         <w:pStyle w:val="Caption"/>
         <w:rPr>
-          <w:rFonts w:cs="Times New Roman"/>
-          <w:i/>
-          <w:iCs/>
-          <w:sz w:val="22"/>
-          <w:szCs w:val="22"/>
-        </w:rPr>
-      </w:pPr>
-      <w:bookmarkStart w:id="62" w:name="_Toc229668498"/>
-      <w:r>
-        <w:rPr>
-          <w:i/>
-          <w:iCs/>
-          <w:sz w:val="22"/>
-          <w:szCs w:val="20"/>
-        </w:rPr>
-        <w:t xml:space="preserve">Hình </w:t>
-      </w:r>
-      <w:r>
-        <w:rPr>
-          <w:i/>
-          <w:iCs/>
-          <w:sz w:val="22"/>
-          <w:szCs w:val="20"/>
-        </w:rPr>
-        <w:fldChar w:fldCharType="begin"/>
-      </w:r>
-      <w:r>
-        <w:rPr>
-          <w:i/>
-          <w:iCs/>
-          <w:sz w:val="22"/>
-          <w:szCs w:val="20"/>
-        </w:rPr>
-        <w:instrText xml:space="preserve"> STYLEREF 1 \s </w:instrText>
-      </w:r>
-      <w:r>
-        <w:rPr>
-          <w:i/>
-          <w:iCs/>
-          <w:sz w:val="22"/>
-          <w:szCs w:val="20"/>
-        </w:rPr>
-        <w:fldChar w:fldCharType="separate"/>
-      </w:r>
-      <w:r>
-        <w:rPr>
           <w:i/>
           <w:iCs/>
           <w:noProof/>
           <w:sz w:val="22"/>
           <w:szCs w:val="20"/>
         </w:rPr>
-        <w:t>4</w:t>
-      </w:r>
+      </w:pPr>
+      <w:bookmarkStart w:id="63" w:name="_Toc229673201"/>
       <w:r>
         <w:rPr>
           <w:i/>
@@ -14727,7 +14928,7 @@
           <w:sz w:val="22"/>
           <w:szCs w:val="20"/>
         </w:rPr>
-        <w:fldChar w:fldCharType="end"/>
+        <w:t xml:space="preserve">Hình </w:t>
       </w:r>
       <w:r>
         <w:rPr>
@@ -14736,7 +14937,7 @@
           <w:sz w:val="22"/>
           <w:szCs w:val="20"/>
         </w:rPr>
-        <w:t>.</w:t>
+        <w:fldChar w:fldCharType="begin"/>
       </w:r>
       <w:r>
         <w:rPr>
@@ -14745,16 +14946,7 @@
           <w:sz w:val="22"/>
           <w:szCs w:val="20"/>
         </w:rPr>
-        <w:fldChar w:fldCharType="begin"/>
-      </w:r>
-      <w:r>
-        <w:rPr>
-          <w:i/>
-          <w:iCs/>
-          <w:sz w:val="22"/>
-          <w:szCs w:val="20"/>
-        </w:rPr>
-        <w:instrText xml:space="preserve"> SEQ Hình \* ARABIC \s 1 </w:instrText>
+        <w:instrText xml:space="preserve"> STYLEREF 1 \s </w:instrText>
       </w:r>
       <w:r>
         <w:rPr>
@@ -14773,7 +14965,7 @@
           <w:sz w:val="22"/>
           <w:szCs w:val="20"/>
         </w:rPr>
-        <w:t>6</w:t>
+        <w:t>4</w:t>
       </w:r>
       <w:r>
         <w:rPr>
@@ -14783,6 +14975,42 @@
           <w:szCs w:val="20"/>
         </w:rPr>
         <w:fldChar w:fldCharType="end"/>
+      </w:r>
+      <w:r>
+        <w:rPr>
+          <w:i/>
+          <w:iCs/>
+          <w:sz w:val="22"/>
+          <w:szCs w:val="20"/>
+        </w:rPr>
+        <w:t>.</w:t>
+      </w:r>
+      <w:r>
+        <w:rPr>
+          <w:i/>
+          <w:iCs/>
+          <w:sz w:val="22"/>
+          <w:szCs w:val="20"/>
+        </w:rPr>
+        <w:fldChar w:fldCharType="begin"/>
+      </w:r>
+      <w:r>
+        <w:rPr>
+          <w:i/>
+          <w:iCs/>
+          <w:sz w:val="22"/>
+          <w:szCs w:val="20"/>
+        </w:rPr>
+        <w:instrText xml:space="preserve"> SEQ Hình \* ARABIC \s 1 </w:instrText>
+      </w:r>
+      <w:r>
+        <w:rPr>
+          <w:i/>
+          <w:iCs/>
+          <w:sz w:val="22"/>
+          <w:szCs w:val="20"/>
+        </w:rPr>
+        <w:fldChar w:fldCharType="separate"/>
       </w:r>
       <w:r>
         <w:rPr>
@@ -14792,186 +15020,33 @@
           <w:sz w:val="22"/>
           <w:szCs w:val="20"/>
         </w:rPr>
-        <w:t>. Ví dụ 1 - Khía cạnh Giảng viên</w:t>
-      </w:r>
-      <w:bookmarkEnd w:id="62"/>
-    </w:p>
-    <w:p>
-      <w:pPr>
-        <w:spacing w:before="0" w:after="200" w:line="276" w:lineRule="auto"/>
-        <w:rPr>
-          <w:rFonts w:cs="Times New Roman"/>
-          <w:sz w:val="26"/>
-          <w:szCs w:val="26"/>
-        </w:rPr>
-      </w:pPr>
-      <w:r>
-        <w:rPr>
-          <w:rFonts w:cs="Times New Roman"/>
-        </w:rPr>
-        <w:br w:type="page"/>
-      </w:r>
-    </w:p>
-    <w:p>
-      <w:pPr>
-        <w:pStyle w:val="Heading3"/>
-        <w:rPr>
-          <w:rFonts w:cs="Times New Roman"/>
-        </w:rPr>
-      </w:pPr>
-      <w:bookmarkStart w:id="63" w:name="_Toc229668564"/>
-      <w:r>
-        <w:rPr>
-          <w:rFonts w:cs="Times New Roman"/>
-        </w:rPr>
-        <w:lastRenderedPageBreak/>
-        <w:t>Ví dụ 2: Thử thách với ngôn ngữ mỉa mai (Sarcasm)</w:t>
+        <w:t>5</w:t>
+      </w:r>
+      <w:r>
+        <w:rPr>
+          <w:i/>
+          <w:iCs/>
+          <w:sz w:val="22"/>
+          <w:szCs w:val="20"/>
+        </w:rPr>
+        <w:fldChar w:fldCharType="end"/>
+      </w:r>
+      <w:r>
+        <w:rPr>
+          <w:i/>
+          <w:iCs/>
+          <w:noProof/>
+          <w:sz w:val="22"/>
+          <w:szCs w:val="20"/>
+        </w:rPr>
+        <w:t>. Ví dụ 1 - Khía cạnh Chương trình đào tạo</w:t>
       </w:r>
       <w:bookmarkEnd w:id="63"/>
     </w:p>
     <w:p>
       <w:pPr>
         <w:pStyle w:val="Nidungvnbn"/>
-        <w:numPr>
-          <w:ilvl w:val="0"/>
-          <w:numId w:val="71"/>
-        </w:numPr>
-        <w:rPr>
-          <w:rFonts w:cs="Times New Roman"/>
-        </w:rPr>
-      </w:pPr>
-      <w:r>
-        <w:rPr>
-          <w:rFonts w:cs="Times New Roman"/>
-        </w:rPr>
-        <w:t>Nội dung: "Cách thầy chấm điểm đồ án quả thật là một tuyệt tác nghệ thuật, vì chắc chỉ có người cõi trên mới hiểu được tiêu chí của thầy."</w:t>
-      </w:r>
-    </w:p>
-    <w:p>
-      <w:pPr>
-        <w:pStyle w:val="Nidungvnbn"/>
-        <w:ind w:firstLine="0"/>
-        <w:rPr>
-          <w:rFonts w:cs="Times New Roman"/>
-        </w:rPr>
-      </w:pPr>
-      <w:r>
-        <w:rPr>
-          <w:rFonts w:cs="Times New Roman"/>
-        </w:rPr>
-        <w:t>Phân tích kết quả thực nghiệm:</w:t>
-      </w:r>
-    </w:p>
-    <w:p>
-      <w:pPr>
-        <w:pStyle w:val="Nidungvnbn"/>
-        <w:numPr>
-          <w:ilvl w:val="0"/>
-          <w:numId w:val="71"/>
-        </w:numPr>
-        <w:rPr>
-          <w:rFonts w:cs="Times New Roman"/>
-        </w:rPr>
-      </w:pPr>
-      <w:r>
-        <w:rPr>
-          <w:rFonts w:cs="Times New Roman"/>
-        </w:rPr>
-        <w:t xml:space="preserve">Vế 1 (Tuyệt tác nghệ thuật): </w:t>
-      </w:r>
-    </w:p>
-    <w:p>
-      <w:pPr>
-        <w:pStyle w:val="Nidungvnbn"/>
-        <w:numPr>
-          <w:ilvl w:val="1"/>
-          <w:numId w:val="71"/>
-        </w:numPr>
-        <w:rPr>
-          <w:rFonts w:cs="Times New Roman"/>
-        </w:rPr>
-      </w:pPr>
-      <w:r>
-        <w:rPr>
-          <w:rFonts w:cs="Times New Roman"/>
-        </w:rPr>
-        <w:t>PhoBERT dự đoán Tích cực. Mô hình bị đánh lừa bởi từ "tuyệt tác", "nghệ thuật" và không hiểu được hàm ý mỉa mai.</w:t>
-      </w:r>
-    </w:p>
-    <w:p>
-      <w:pPr>
-        <w:pStyle w:val="Nidungvnbn"/>
-        <w:numPr>
-          <w:ilvl w:val="0"/>
-          <w:numId w:val="71"/>
-        </w:numPr>
-        <w:rPr>
-          <w:rFonts w:cs="Times New Roman"/>
-        </w:rPr>
-      </w:pPr>
-      <w:r>
-        <w:rPr>
-          <w:rFonts w:cs="Times New Roman"/>
-        </w:rPr>
-        <w:t>Vế 2 (Người cõi trên mới hiểu):</w:t>
-      </w:r>
-    </w:p>
-    <w:p>
-      <w:pPr>
-        <w:pStyle w:val="Nidungvnbn"/>
-        <w:numPr>
-          <w:ilvl w:val="1"/>
-          <w:numId w:val="71"/>
-        </w:numPr>
-        <w:rPr>
-          <w:rFonts w:cs="Times New Roman"/>
-        </w:rPr>
-      </w:pPr>
-      <w:r>
-        <w:rPr>
-          <w:rFonts w:cs="Times New Roman"/>
-        </w:rPr>
-        <w:t xml:space="preserve"> PhoBERT dự đoán Trung tính</w:t>
-      </w:r>
-      <w:r>
-        <w:rPr>
-          <w:rFonts w:cs="Times New Roman"/>
-        </w:rPr>
-        <w:t>.</w:t>
-      </w:r>
-    </w:p>
-    <w:p>
-      <w:pPr>
-        <w:pStyle w:val="Nidungvnbn"/>
-        <w:numPr>
-          <w:ilvl w:val="1"/>
-          <w:numId w:val="71"/>
-        </w:numPr>
-        <w:rPr>
-          <w:rFonts w:cs="Times New Roman"/>
-        </w:rPr>
-      </w:pPr>
-      <w:r>
-        <w:rPr>
-          <w:rFonts w:cs="Times New Roman"/>
-        </w:rPr>
-        <w:t>Mô hình TF-IDF: Logistic Regression dự đoán Tiêu cực ở cả hai vế.</w:t>
-      </w:r>
-    </w:p>
-    <w:p>
-      <w:pPr>
-        <w:pStyle w:val="Nidungvnbn"/>
-        <w:ind w:firstLine="0"/>
-        <w:rPr>
-          <w:rFonts w:cs="Times New Roman"/>
-        </w:rPr>
-      </w:pPr>
-      <w:r>
-        <w:rPr>
-          <w:rFonts w:cs="Times New Roman"/>
-        </w:rPr>
-        <w:t>Nhận xét: Trong trường hợp này, các mô hình học máy truyền thống lại cho kết quả đúng về sắc thái tiêu cực vì chúng dựa trên sự kết hợp các từ khóa "lạ" không mang tính tích cực trong tập dữ liệu giáo dục. Đây là minh chứng cho thấy PhoBERT vẫn cần cải thiện về tri thức xã hội.</w:t>
-      </w:r>
+      </w:pPr>
     </w:p>
     <w:p>
       <w:pPr>
@@ -14982,12 +15057,13 @@
       <w:r>
         <w:rPr>
           <w:rFonts w:cs="Times New Roman"/>
+          <w:noProof/>
         </w:rPr>
         <w:drawing>
-          <wp:inline distT="0" distB="0" distL="0" distR="0" wp14:anchorId="7A6E791C" wp14:editId="2B842B04">
+          <wp:inline distT="0" distB="0" distL="0" distR="0" wp14:anchorId="33BA8F28" wp14:editId="0872FE71">
             <wp:extent cx="5579745" cy="3138805"/>
             <wp:effectExtent l="0" t="0" r="1905" b="4445"/>
-            <wp:docPr id="23" name="Picture 23"/>
+            <wp:docPr id="17" name="Picture 17"/>
             <wp:cNvGraphicFramePr>
               <a:graphicFrameLocks xmlns:a="http://schemas.openxmlformats.org/drawingml/2006/main" noChangeAspect="1"/>
             </wp:cNvGraphicFramePr>
@@ -14995,7 +15071,7 @@
               <a:graphicData uri="http://schemas.openxmlformats.org/drawingml/2006/picture">
                 <pic:pic xmlns:pic="http://schemas.openxmlformats.org/drawingml/2006/picture">
                   <pic:nvPicPr>
-                    <pic:cNvPr id="0" name="Picture 45"/>
+                    <pic:cNvPr id="0" name="Picture 31"/>
                     <pic:cNvPicPr>
                       <a:picLocks noChangeAspect="1" noChangeArrowheads="1"/>
                     </pic:cNvPicPr>
@@ -15044,7 +15120,7 @@
           <w:szCs w:val="22"/>
         </w:rPr>
       </w:pPr>
-      <w:bookmarkStart w:id="64" w:name="_Toc229668499"/>
+      <w:bookmarkStart w:id="64" w:name="_Toc229673202"/>
       <w:r>
         <w:rPr>
           <w:i/>
@@ -15144,7 +15220,7 @@
           <w:sz w:val="22"/>
           <w:szCs w:val="20"/>
         </w:rPr>
-        <w:t>7</w:t>
+        <w:t>6</w:t>
       </w:r>
       <w:r>
         <w:rPr>
@@ -15163,39 +15239,180 @@
           <w:sz w:val="22"/>
           <w:szCs w:val="20"/>
         </w:rPr>
-        <w:t xml:space="preserve">. Ví dụ 2 - Khía cạnh </w:t>
-      </w:r>
-      <w:r>
-        <w:rPr>
-          <w:i/>
-          <w:iCs/>
-          <w:noProof/>
-          <w:sz w:val="22"/>
-          <w:szCs w:val="20"/>
-        </w:rPr>
-        <w:t>G</w:t>
-      </w:r>
-      <w:r>
-        <w:rPr>
-          <w:i/>
-          <w:iCs/>
-          <w:noProof/>
-          <w:sz w:val="22"/>
-          <w:szCs w:val="20"/>
-        </w:rPr>
-        <w:t>iảng viên</w:t>
-      </w:r>
-      <w:r>
-        <w:rPr>
-          <w:i/>
-          <w:iCs/>
-          <w:noProof/>
-          <w:sz w:val="22"/>
-          <w:szCs w:val="20"/>
-        </w:rPr>
-        <w:t xml:space="preserve"> (1)</w:t>
+        <w:t>. Ví dụ 1 - Khía cạnh Giảng viên</w:t>
       </w:r>
       <w:bookmarkEnd w:id="64"/>
+    </w:p>
+    <w:p>
+      <w:pPr>
+        <w:spacing w:before="0" w:after="200" w:line="276" w:lineRule="auto"/>
+        <w:rPr>
+          <w:rFonts w:cs="Times New Roman"/>
+          <w:sz w:val="26"/>
+          <w:szCs w:val="26"/>
+        </w:rPr>
+      </w:pPr>
+      <w:r>
+        <w:rPr>
+          <w:rFonts w:cs="Times New Roman"/>
+        </w:rPr>
+        <w:br w:type="page"/>
+      </w:r>
+    </w:p>
+    <w:p>
+      <w:pPr>
+        <w:pStyle w:val="Heading3"/>
+        <w:rPr>
+          <w:rFonts w:cs="Times New Roman"/>
+        </w:rPr>
+      </w:pPr>
+      <w:bookmarkStart w:id="65" w:name="_Toc229673260"/>
+      <w:r>
+        <w:rPr>
+          <w:rFonts w:cs="Times New Roman"/>
+        </w:rPr>
+        <w:lastRenderedPageBreak/>
+        <w:t>Ví dụ 2: Thử thách với ngôn ngữ mỉa mai (Sarcasm)</w:t>
+      </w:r>
+      <w:bookmarkEnd w:id="65"/>
+    </w:p>
+    <w:p>
+      <w:pPr>
+        <w:pStyle w:val="Nidungvnbn"/>
+        <w:numPr>
+          <w:ilvl w:val="0"/>
+          <w:numId w:val="71"/>
+        </w:numPr>
+        <w:rPr>
+          <w:rFonts w:cs="Times New Roman"/>
+        </w:rPr>
+      </w:pPr>
+      <w:r>
+        <w:rPr>
+          <w:rFonts w:cs="Times New Roman"/>
+        </w:rPr>
+        <w:t>Nội dung: "Cách thầy chấm điểm đồ án quả thật là một tuyệt tác nghệ thuật, vì chắc chỉ có người cõi trên mới hiểu được tiêu chí của thầy."</w:t>
+      </w:r>
+    </w:p>
+    <w:p>
+      <w:pPr>
+        <w:pStyle w:val="Nidungvnbn"/>
+        <w:ind w:firstLine="0"/>
+        <w:rPr>
+          <w:rFonts w:cs="Times New Roman"/>
+        </w:rPr>
+      </w:pPr>
+      <w:r>
+        <w:rPr>
+          <w:rFonts w:cs="Times New Roman"/>
+        </w:rPr>
+        <w:t>Phân tích kết quả thực nghiệm:</w:t>
+      </w:r>
+    </w:p>
+    <w:p>
+      <w:pPr>
+        <w:pStyle w:val="Nidungvnbn"/>
+        <w:numPr>
+          <w:ilvl w:val="0"/>
+          <w:numId w:val="71"/>
+        </w:numPr>
+        <w:rPr>
+          <w:rFonts w:cs="Times New Roman"/>
+        </w:rPr>
+      </w:pPr>
+      <w:r>
+        <w:rPr>
+          <w:rFonts w:cs="Times New Roman"/>
+        </w:rPr>
+        <w:t xml:space="preserve">Vế 1 (Tuyệt tác nghệ thuật): </w:t>
+      </w:r>
+    </w:p>
+    <w:p>
+      <w:pPr>
+        <w:pStyle w:val="Nidungvnbn"/>
+        <w:numPr>
+          <w:ilvl w:val="1"/>
+          <w:numId w:val="71"/>
+        </w:numPr>
+        <w:rPr>
+          <w:rFonts w:cs="Times New Roman"/>
+        </w:rPr>
+      </w:pPr>
+      <w:r>
+        <w:rPr>
+          <w:rFonts w:cs="Times New Roman"/>
+        </w:rPr>
+        <w:t>PhoBERT dự đoán Tích cực. Mô hình bị đánh lừa bởi từ "tuyệt tác", "nghệ thuật" và không hiểu được hàm ý mỉa mai.</w:t>
+      </w:r>
+    </w:p>
+    <w:p>
+      <w:pPr>
+        <w:pStyle w:val="Nidungvnbn"/>
+        <w:numPr>
+          <w:ilvl w:val="0"/>
+          <w:numId w:val="71"/>
+        </w:numPr>
+        <w:rPr>
+          <w:rFonts w:cs="Times New Roman"/>
+        </w:rPr>
+      </w:pPr>
+      <w:r>
+        <w:rPr>
+          <w:rFonts w:cs="Times New Roman"/>
+        </w:rPr>
+        <w:t>Vế 2 (Người cõi trên mới hiểu):</w:t>
+      </w:r>
+    </w:p>
+    <w:p>
+      <w:pPr>
+        <w:pStyle w:val="Nidungvnbn"/>
+        <w:numPr>
+          <w:ilvl w:val="1"/>
+          <w:numId w:val="71"/>
+        </w:numPr>
+        <w:rPr>
+          <w:rFonts w:cs="Times New Roman"/>
+        </w:rPr>
+      </w:pPr>
+      <w:r>
+        <w:rPr>
+          <w:rFonts w:cs="Times New Roman"/>
+        </w:rPr>
+        <w:t xml:space="preserve"> PhoBERT dự đoán Trung tính.</w:t>
+      </w:r>
+    </w:p>
+    <w:p>
+      <w:pPr>
+        <w:pStyle w:val="Nidungvnbn"/>
+        <w:numPr>
+          <w:ilvl w:val="1"/>
+          <w:numId w:val="71"/>
+        </w:numPr>
+        <w:rPr>
+          <w:rFonts w:cs="Times New Roman"/>
+        </w:rPr>
+      </w:pPr>
+      <w:r>
+        <w:rPr>
+          <w:rFonts w:cs="Times New Roman"/>
+        </w:rPr>
+        <w:t>Mô hình TF-IDF: Logistic Regression dự đoán Tiêu cực ở cả hai vế.</w:t>
+      </w:r>
+    </w:p>
+    <w:p>
+      <w:pPr>
+        <w:pStyle w:val="Nidungvnbn"/>
+        <w:ind w:firstLine="0"/>
+        <w:rPr>
+          <w:rFonts w:cs="Times New Roman"/>
+        </w:rPr>
+      </w:pPr>
+      <w:r>
+        <w:rPr>
+          <w:rFonts w:cs="Times New Roman"/>
+        </w:rPr>
+        <w:t>Nhận xét: Trong trường hợp này, các mô hình học máy truyền thống lại cho kết quả đúng về sắc thái tiêu cực vì chúng dựa trên sự kết hợp các từ khóa "lạ" không mang tính tích cực trong tập dữ liệu giáo dục. Đây là minh chứng cho thấy PhoBERT vẫn cần cải thiện về tri thức xã hội.</w:t>
+      </w:r>
     </w:p>
     <w:p>
       <w:pPr>
@@ -15206,13 +15423,13 @@
       <w:r>
         <w:rPr>
           <w:rFonts w:cs="Times New Roman"/>
-        </w:rPr>
-        <w:lastRenderedPageBreak/>
+          <w:noProof/>
+        </w:rPr>
         <w:drawing>
-          <wp:inline distT="0" distB="0" distL="0" distR="0" wp14:anchorId="5D413C42" wp14:editId="4542B770">
+          <wp:inline distT="0" distB="0" distL="0" distR="0" wp14:anchorId="7A6E791C" wp14:editId="2B842B04">
             <wp:extent cx="5579745" cy="3138805"/>
             <wp:effectExtent l="0" t="0" r="1905" b="4445"/>
-            <wp:docPr id="25" name="Picture 25"/>
+            <wp:docPr id="23" name="Picture 23"/>
             <wp:cNvGraphicFramePr>
               <a:graphicFrameLocks xmlns:a="http://schemas.openxmlformats.org/drawingml/2006/main" noChangeAspect="1"/>
             </wp:cNvGraphicFramePr>
@@ -15220,7 +15437,7 @@
               <a:graphicData uri="http://schemas.openxmlformats.org/drawingml/2006/picture">
                 <pic:pic xmlns:pic="http://schemas.openxmlformats.org/drawingml/2006/picture">
                   <pic:nvPicPr>
-                    <pic:cNvPr id="0" name="Picture 52"/>
+                    <pic:cNvPr id="0" name="Picture 45"/>
                     <pic:cNvPicPr>
                       <a:picLocks noChangeAspect="1" noChangeArrowheads="1"/>
                     </pic:cNvPicPr>
@@ -15269,7 +15486,7 @@
           <w:szCs w:val="22"/>
         </w:rPr>
       </w:pPr>
-      <w:bookmarkStart w:id="65" w:name="_Toc229668500"/>
+      <w:bookmarkStart w:id="66" w:name="_Toc229673203"/>
       <w:r>
         <w:rPr>
           <w:i/>
@@ -15369,7 +15586,7 @@
           <w:sz w:val="22"/>
           <w:szCs w:val="20"/>
         </w:rPr>
-        <w:t>8</w:t>
+        <w:t>7</w:t>
       </w:r>
       <w:r>
         <w:rPr>
@@ -15388,125 +15605,39 @@
           <w:sz w:val="22"/>
           <w:szCs w:val="20"/>
         </w:rPr>
-        <w:t>. Ví dụ 2 - Khía cạnh Giảng viên (2)</w:t>
-      </w:r>
-      <w:bookmarkEnd w:id="65"/>
-    </w:p>
-    <w:p>
-      <w:pPr>
-        <w:pStyle w:val="Heading4"/>
-        <w:rPr>
-          <w:rFonts w:cs="Times New Roman"/>
-        </w:rPr>
-      </w:pPr>
-      <w:r>
-        <w:rPr>
-          <w:rFonts w:cs="Times New Roman"/>
-        </w:rPr>
-        <w:t>Ví dụ 3: Câu phức hợp chứa từ khóa gây nhiễu</w:t>
-      </w:r>
-    </w:p>
-    <w:p>
-      <w:pPr>
-        <w:pStyle w:val="Nidungvnbn"/>
-        <w:numPr>
-          <w:ilvl w:val="0"/>
-          <w:numId w:val="72"/>
-        </w:numPr>
-        <w:rPr>
-          <w:rFonts w:cs="Times New Roman"/>
-        </w:rPr>
-      </w:pPr>
-      <w:r>
-        <w:rPr>
-          <w:rFonts w:cs="Times New Roman"/>
-        </w:rPr>
-        <w:t>Nội dung: "Nhờ có sự hướng dẫn của cô mà em đã thoát khỏi nguy cơ rớt môn và diễn cảnh tồi tệ phải đóng tiền học lại."</w:t>
-      </w:r>
-    </w:p>
-    <w:p>
-      <w:pPr>
-        <w:pStyle w:val="Nidungvnbn"/>
-        <w:ind w:firstLine="0"/>
-        <w:rPr>
-          <w:rFonts w:cs="Times New Roman"/>
-        </w:rPr>
-      </w:pPr>
-      <w:r>
-        <w:rPr>
-          <w:rFonts w:cs="Times New Roman"/>
-        </w:rPr>
-        <w:t>Phân tích kết quả thực nghiệm:</w:t>
-      </w:r>
-    </w:p>
-    <w:p>
-      <w:pPr>
-        <w:pStyle w:val="Nidungvnbn"/>
-        <w:numPr>
-          <w:ilvl w:val="0"/>
-          <w:numId w:val="72"/>
-        </w:numPr>
-        <w:rPr>
-          <w:rFonts w:cs="Times New Roman"/>
-        </w:rPr>
-      </w:pPr>
-      <w:r>
-        <w:rPr>
-          <w:rFonts w:cs="Times New Roman"/>
-        </w:rPr>
-        <w:t>Logistic Regression: Dự đoán Tích cực (Bắt được từ "Nhờ có", "hướng dẫn").</w:t>
-      </w:r>
-    </w:p>
-    <w:p>
-      <w:pPr>
-        <w:pStyle w:val="Nidungvnbn"/>
-        <w:numPr>
-          <w:ilvl w:val="0"/>
-          <w:numId w:val="72"/>
-        </w:numPr>
-        <w:rPr>
-          <w:rFonts w:cs="Times New Roman"/>
-        </w:rPr>
-      </w:pPr>
-      <w:r>
-        <w:rPr>
-          <w:rFonts w:cs="Times New Roman"/>
-        </w:rPr>
-        <w:t>XGBoost: Dự đoán Tiêu cực (Bị "nuốt chửng" bởi cụm "rớt môn", "tồi tệ", "đóng tiền").</w:t>
-      </w:r>
-    </w:p>
-    <w:p>
-      <w:pPr>
-        <w:pStyle w:val="Nidungvnbn"/>
-        <w:numPr>
-          <w:ilvl w:val="0"/>
-          <w:numId w:val="72"/>
-        </w:numPr>
-        <w:rPr>
-          <w:rFonts w:cs="Times New Roman"/>
-        </w:rPr>
-      </w:pPr>
-      <w:r>
-        <w:rPr>
-          <w:rFonts w:cs="Times New Roman"/>
-        </w:rPr>
-        <w:t>PhoBERT: Dự đoán Trung tính.</w:t>
-      </w:r>
-    </w:p>
-    <w:p>
-      <w:pPr>
-        <w:pStyle w:val="Nidungvnbn"/>
-        <w:ind w:firstLine="0"/>
-        <w:rPr>
-          <w:rFonts w:cs="Times New Roman"/>
-        </w:rPr>
-      </w:pPr>
-      <w:r>
-        <w:rPr>
-          <w:rFonts w:cs="Times New Roman"/>
-        </w:rPr>
-        <w:t>Nhận xét: Câu này chứa các từ mang nhãn Tiêu cực rất mạnh (rớt môn, tồi tệ). XGBoost bị rơi vào bẫy từ khóa, trong khi PhoBERT nhận diện được sự trung hòa nhưng chưa quyết định được sắc thái biết ơn của người viết.</w:t>
-      </w:r>
+        <w:t xml:space="preserve">. Ví dụ 2 - Khía cạnh </w:t>
+      </w:r>
+      <w:r>
+        <w:rPr>
+          <w:i/>
+          <w:iCs/>
+          <w:noProof/>
+          <w:sz w:val="22"/>
+          <w:szCs w:val="20"/>
+        </w:rPr>
+        <w:t>G</w:t>
+      </w:r>
+      <w:r>
+        <w:rPr>
+          <w:i/>
+          <w:iCs/>
+          <w:noProof/>
+          <w:sz w:val="22"/>
+          <w:szCs w:val="20"/>
+        </w:rPr>
+        <w:t>iảng viên</w:t>
+      </w:r>
+      <w:r>
+        <w:rPr>
+          <w:i/>
+          <w:iCs/>
+          <w:noProof/>
+          <w:sz w:val="22"/>
+          <w:szCs w:val="20"/>
+        </w:rPr>
+        <w:t xml:space="preserve"> (1)</w:t>
+      </w:r>
+      <w:bookmarkEnd w:id="66"/>
     </w:p>
     <w:p>
       <w:pPr>
@@ -15517,13 +15648,14 @@
       <w:r>
         <w:rPr>
           <w:rFonts w:cs="Times New Roman"/>
+          <w:noProof/>
         </w:rPr>
         <w:lastRenderedPageBreak/>
         <w:drawing>
-          <wp:inline distT="0" distB="0" distL="0" distR="0" wp14:anchorId="740F2830" wp14:editId="76AC2635">
+          <wp:inline distT="0" distB="0" distL="0" distR="0" wp14:anchorId="5D413C42" wp14:editId="4542B770">
             <wp:extent cx="5579745" cy="3138805"/>
             <wp:effectExtent l="0" t="0" r="1905" b="4445"/>
-            <wp:docPr id="21" name="Picture 21"/>
+            <wp:docPr id="25" name="Picture 25"/>
             <wp:cNvGraphicFramePr>
               <a:graphicFrameLocks xmlns:a="http://schemas.openxmlformats.org/drawingml/2006/main" noChangeAspect="1"/>
             </wp:cNvGraphicFramePr>
@@ -15531,7 +15663,7 @@
               <a:graphicData uri="http://schemas.openxmlformats.org/drawingml/2006/picture">
                 <pic:pic xmlns:pic="http://schemas.openxmlformats.org/drawingml/2006/picture">
                   <pic:nvPicPr>
-                    <pic:cNvPr id="0" name="Picture 38"/>
+                    <pic:cNvPr id="0" name="Picture 52"/>
                     <pic:cNvPicPr>
                       <a:picLocks noChangeAspect="1" noChangeArrowheads="1"/>
                     </pic:cNvPicPr>
@@ -15580,7 +15712,7 @@
           <w:szCs w:val="22"/>
         </w:rPr>
       </w:pPr>
-      <w:bookmarkStart w:id="66" w:name="_Toc229668501"/>
+      <w:bookmarkStart w:id="67" w:name="_Toc229673204"/>
       <w:r>
         <w:rPr>
           <w:i/>
@@ -15680,7 +15812,7 @@
           <w:sz w:val="22"/>
           <w:szCs w:val="20"/>
         </w:rPr>
-        <w:t>9</w:t>
+        <w:t>8</w:t>
       </w:r>
       <w:r>
         <w:rPr>
@@ -15699,90 +15831,22 @@
           <w:sz w:val="22"/>
           <w:szCs w:val="20"/>
         </w:rPr>
-        <w:t>. Ví dụ 3 - Khía cạnh Giảng viên</w:t>
-      </w:r>
-      <w:bookmarkEnd w:id="66"/>
-    </w:p>
-    <w:p>
-      <w:pPr>
-        <w:pStyle w:val="Nidungvnbn"/>
-        <w:ind w:firstLine="0"/>
-        <w:rPr>
-          <w:rFonts w:cs="Times New Roman"/>
-        </w:rPr>
-      </w:pPr>
-    </w:p>
-    <w:p>
-      <w:pPr>
-        <w:pStyle w:val="Heading2"/>
-        <w:rPr>
-          <w:rFonts w:cs="Times New Roman"/>
-        </w:rPr>
-      </w:pPr>
-      <w:bookmarkStart w:id="67" w:name="_Toc229668565"/>
-      <w:r>
-        <w:rPr>
-          <w:rFonts w:cs="Times New Roman"/>
-          <w:lang w:val="en-US"/>
-        </w:rPr>
-        <w:t>Hạn chế của mô hình PhoBERT và Phân tích lỗi (Error Analysis)</w:t>
+        <w:t>. Ví dụ 2 - Khía cạnh Giảng viên (2)</w:t>
       </w:r>
       <w:bookmarkEnd w:id="67"/>
     </w:p>
     <w:p>
       <w:pPr>
-        <w:pStyle w:val="Nidungvnbn"/>
-        <w:rPr>
-          <w:rFonts w:cs="Times New Roman"/>
-        </w:rPr>
-      </w:pPr>
-      <w:r>
-        <w:rPr>
-          <w:rFonts w:cs="Times New Roman"/>
-        </w:rPr>
-        <w:t>Dù đạt độ chính xác cao nhất, PhoBERT vẫn tồn tại những giới hạn nhất định trong các ngữ cảnh ngôn ngữ đặc biệt phức tạp.</w:t>
-      </w:r>
-      <w:r>
-        <w:rPr>
-          <w:rFonts w:cs="Times New Roman"/>
-        </w:rPr>
-        <w:t xml:space="preserve"> </w:t>
-      </w:r>
-      <w:r>
-        <w:rPr>
-          <w:rFonts w:cs="Times New Roman"/>
-        </w:rPr>
-        <w:t>Dựa trên thực nghiệm, nhóm đúc kết 2 hạn chế chính của PhoBERT:</w:t>
-      </w:r>
-    </w:p>
-    <w:p>
-      <w:pPr>
-        <w:pStyle w:val="Heading3"/>
-        <w:rPr>
-          <w:rFonts w:cs="Times New Roman"/>
-        </w:rPr>
-      </w:pPr>
-      <w:bookmarkStart w:id="68" w:name="_Toc229668566"/>
-      <w:r>
-        <w:rPr>
-          <w:rFonts w:cs="Times New Roman"/>
-        </w:rPr>
-        <w:t>Lỗi xử lý phạm vi phủ định (Negation Scope)</w:t>
-      </w:r>
-      <w:bookmarkEnd w:id="68"/>
-    </w:p>
-    <w:p>
-      <w:pPr>
-        <w:pStyle w:val="Nidungvnbn"/>
-        <w:rPr>
-          <w:rFonts w:cs="Times New Roman"/>
-        </w:rPr>
-      </w:pPr>
-      <w:r>
-        <w:rPr>
-          <w:rFonts w:cs="Times New Roman"/>
-        </w:rPr>
-        <w:t>Mô hình đôi khi bị "đánh lừa" bởi các tính từ mang nghĩa tích cực mạnh trong một cấu trúc phủ định gián tiếp.</w:t>
+        <w:pStyle w:val="Heading4"/>
+        <w:rPr>
+          <w:rFonts w:cs="Times New Roman"/>
+        </w:rPr>
+      </w:pPr>
+      <w:r>
+        <w:rPr>
+          <w:rFonts w:cs="Times New Roman"/>
+        </w:rPr>
+        <w:t>Ví dụ 3: Câu phức hợp chứa từ khóa gây nhiễu</w:t>
       </w:r>
     </w:p>
     <w:p>
@@ -15790,7 +15854,7 @@
         <w:pStyle w:val="Nidungvnbn"/>
         <w:numPr>
           <w:ilvl w:val="0"/>
-          <w:numId w:val="67"/>
+          <w:numId w:val="72"/>
         </w:numPr>
         <w:rPr>
           <w:rFonts w:cs="Times New Roman"/>
@@ -15800,31 +15864,22 @@
         <w:rPr>
           <w:rFonts w:cs="Times New Roman"/>
         </w:rPr>
-        <w:t xml:space="preserve">Ví dụ: </w:t>
-      </w:r>
-      <w:r>
-        <w:rPr>
-          <w:rFonts w:cs="Times New Roman"/>
-          <w:i/>
-          <w:iCs/>
-        </w:rPr>
-        <w:t>"</w:t>
-      </w:r>
-      <w:r>
-        <w:rPr>
-          <w:rFonts w:cs="Times New Roman"/>
-          <w:i/>
-          <w:iCs/>
-        </w:rPr>
-        <w:t>Phòng học</w:t>
-      </w:r>
-      <w:r>
-        <w:rPr>
-          <w:rFonts w:cs="Times New Roman"/>
-          <w:i/>
-          <w:iCs/>
-        </w:rPr>
-        <w:t xml:space="preserve"> không được tốt cho lắm."</w:t>
+        <w:t>Nội dung: "Nhờ có sự hướng dẫn của cô mà em đã thoát khỏi nguy cơ rớt môn và diễn cảnh tồi tệ phải đóng tiền học lại."</w:t>
+      </w:r>
+    </w:p>
+    <w:p>
+      <w:pPr>
+        <w:pStyle w:val="Nidungvnbn"/>
+        <w:ind w:firstLine="0"/>
+        <w:rPr>
+          <w:rFonts w:cs="Times New Roman"/>
+        </w:rPr>
+      </w:pPr>
+      <w:r>
+        <w:rPr>
+          <w:rFonts w:cs="Times New Roman"/>
+        </w:rPr>
+        <w:t>Phân tích kết quả thực nghiệm:</w:t>
       </w:r>
     </w:p>
     <w:p>
@@ -15832,7 +15887,7 @@
         <w:pStyle w:val="Nidungvnbn"/>
         <w:numPr>
           <w:ilvl w:val="0"/>
-          <w:numId w:val="67"/>
+          <w:numId w:val="72"/>
         </w:numPr>
         <w:rPr>
           <w:rFonts w:cs="Times New Roman"/>
@@ -15842,7 +15897,7 @@
         <w:rPr>
           <w:rFonts w:cs="Times New Roman"/>
         </w:rPr>
-        <w:t>Dự đoán: Trung tính (Lẽ ra là Tiêu cực).</w:t>
+        <w:t>Logistic Regression: Dự đoán Tích cực (Bắt được từ "Nhờ có", "hướng dẫn").</w:t>
       </w:r>
     </w:p>
     <w:p>
@@ -15850,7 +15905,7 @@
         <w:pStyle w:val="Nidungvnbn"/>
         <w:numPr>
           <w:ilvl w:val="0"/>
-          <w:numId w:val="67"/>
+          <w:numId w:val="72"/>
         </w:numPr>
         <w:rPr>
           <w:rFonts w:cs="Times New Roman"/>
@@ -15860,7 +15915,40 @@
         <w:rPr>
           <w:rFonts w:cs="Times New Roman"/>
         </w:rPr>
-        <w:t>Phân tích: Từ "tốt" có trọng số chú ý quá cao. Trong các câu chê khéo léo, PhoBERT chưa đánh giá đúng mức độ phủ định của cụm "không được", dẫn đến kết quả bị kéo về mức hòa hoãn.</w:t>
+        <w:t>XGBoost: Dự đoán Tiêu cực (Bị "nuốt chửng" bởi cụm "rớt môn", "tồi tệ", "đóng tiền").</w:t>
+      </w:r>
+    </w:p>
+    <w:p>
+      <w:pPr>
+        <w:pStyle w:val="Nidungvnbn"/>
+        <w:numPr>
+          <w:ilvl w:val="0"/>
+          <w:numId w:val="72"/>
+        </w:numPr>
+        <w:rPr>
+          <w:rFonts w:cs="Times New Roman"/>
+        </w:rPr>
+      </w:pPr>
+      <w:r>
+        <w:rPr>
+          <w:rFonts w:cs="Times New Roman"/>
+        </w:rPr>
+        <w:t>PhoBERT: Dự đoán Trung tính.</w:t>
+      </w:r>
+    </w:p>
+    <w:p>
+      <w:pPr>
+        <w:pStyle w:val="Nidungvnbn"/>
+        <w:ind w:firstLine="0"/>
+        <w:rPr>
+          <w:rFonts w:cs="Times New Roman"/>
+        </w:rPr>
+      </w:pPr>
+      <w:r>
+        <w:rPr>
+          <w:rFonts w:cs="Times New Roman"/>
+        </w:rPr>
+        <w:t>Nhận xét: Câu này chứa các từ mang nhãn Tiêu cực rất mạnh (rớt môn, tồi tệ). XGBoost bị rơi vào bẫy từ khóa, trong khi PhoBERT nhận diện được sự trung hòa nhưng chưa quyết định được sắc thái biết ơn của người viết.</w:t>
       </w:r>
     </w:p>
     <w:p>
@@ -15876,10 +15964,10 @@
         </w:rPr>
         <w:lastRenderedPageBreak/>
         <w:drawing>
-          <wp:inline distT="0" distB="0" distL="0" distR="0" wp14:anchorId="2A06FA8F" wp14:editId="75580C7E">
+          <wp:inline distT="0" distB="0" distL="0" distR="0" wp14:anchorId="740F2830" wp14:editId="76AC2635">
             <wp:extent cx="5579745" cy="3138805"/>
             <wp:effectExtent l="0" t="0" r="1905" b="4445"/>
-            <wp:docPr id="18" name="Picture 18"/>
+            <wp:docPr id="21" name="Picture 21"/>
             <wp:cNvGraphicFramePr>
               <a:graphicFrameLocks xmlns:a="http://schemas.openxmlformats.org/drawingml/2006/main" noChangeAspect="1"/>
             </wp:cNvGraphicFramePr>
@@ -15887,16 +15975,25 @@
               <a:graphicData uri="http://schemas.openxmlformats.org/drawingml/2006/picture">
                 <pic:pic xmlns:pic="http://schemas.openxmlformats.org/drawingml/2006/picture">
                   <pic:nvPicPr>
-                    <pic:cNvPr id="1" name=""/>
-                    <pic:cNvPicPr/>
+                    <pic:cNvPr id="0" name="Picture 38"/>
+                    <pic:cNvPicPr>
+                      <a:picLocks noChangeAspect="1" noChangeArrowheads="1"/>
+                    </pic:cNvPicPr>
                   </pic:nvPicPr>
                   <pic:blipFill>
-                    <a:blip r:embed="rId25"/>
+                    <a:blip r:embed="rId25" cstate="print">
+                      <a:extLst>
+                        <a:ext uri="{28A0092B-C50C-407E-A947-70E740481C1C}">
+                          <a14:useLocalDpi xmlns:a14="http://schemas.microsoft.com/office/drawing/2010/main" val="0"/>
+                        </a:ext>
+                      </a:extLst>
+                    </a:blip>
+                    <a:srcRect/>
                     <a:stretch>
                       <a:fillRect/>
                     </a:stretch>
                   </pic:blipFill>
-                  <pic:spPr>
+                  <pic:spPr bwMode="auto">
                     <a:xfrm>
                       <a:off x="0" y="0"/>
                       <a:ext cx="5579745" cy="3138805"/>
@@ -15904,6 +16001,10 @@
                     <a:prstGeom prst="rect">
                       <a:avLst/>
                     </a:prstGeom>
+                    <a:noFill/>
+                    <a:ln>
+                      <a:noFill/>
+                    </a:ln>
                   </pic:spPr>
                 </pic:pic>
               </a:graphicData>
@@ -15923,7 +16024,7 @@
           <w:szCs w:val="22"/>
         </w:rPr>
       </w:pPr>
-      <w:bookmarkStart w:id="69" w:name="_Toc229668502"/>
+      <w:bookmarkStart w:id="68" w:name="_Toc229673205"/>
       <w:r>
         <w:rPr>
           <w:i/>
@@ -16023,7 +16124,7 @@
           <w:sz w:val="22"/>
           <w:szCs w:val="20"/>
         </w:rPr>
-        <w:t>10</w:t>
+        <w:t>9</w:t>
       </w:r>
       <w:r>
         <w:rPr>
@@ -16042,25 +16143,9 @@
           <w:sz w:val="22"/>
           <w:szCs w:val="20"/>
         </w:rPr>
-        <w:t>. Lỗi xử lý phạm vi phủ định</w:t>
-      </w:r>
-      <w:bookmarkEnd w:id="69"/>
-    </w:p>
-    <w:p>
-      <w:pPr>
-        <w:pStyle w:val="Heading3"/>
-        <w:rPr>
-          <w:rFonts w:cs="Times New Roman"/>
-        </w:rPr>
-      </w:pPr>
-      <w:bookmarkStart w:id="70" w:name="_Toc229668567"/>
-      <w:r>
-        <w:rPr>
-          <w:rFonts w:cs="Times New Roman"/>
-        </w:rPr>
-        <w:t>Lỗi nhận diện mỉa mai và châm biếm (Sarcasm)</w:t>
-      </w:r>
-      <w:bookmarkEnd w:id="70"/>
+        <w:t>. Ví dụ 3 - Khía cạnh Giảng viên</w:t>
+      </w:r>
+      <w:bookmarkEnd w:id="68"/>
     </w:p>
     <w:p>
       <w:pPr>
@@ -16070,11 +16155,72 @@
           <w:rFonts w:cs="Times New Roman"/>
         </w:rPr>
       </w:pPr>
-      <w:r>
-        <w:rPr>
-          <w:rFonts w:cs="Times New Roman"/>
-        </w:rPr>
-        <w:t>Đây là thách thức lớn nhất vì đòi hỏi tri thức xã hội nằm ngoài văn bản.</w:t>
+    </w:p>
+    <w:p>
+      <w:pPr>
+        <w:pStyle w:val="Heading2"/>
+        <w:rPr>
+          <w:rFonts w:cs="Times New Roman"/>
+        </w:rPr>
+      </w:pPr>
+      <w:bookmarkStart w:id="69" w:name="_Toc229673261"/>
+      <w:r>
+        <w:rPr>
+          <w:rFonts w:cs="Times New Roman"/>
+          <w:lang w:val="en-US"/>
+        </w:rPr>
+        <w:t>Hạn chế của mô hình PhoBERT và Phân tích lỗi (Error Analysis)</w:t>
+      </w:r>
+      <w:bookmarkEnd w:id="69"/>
+    </w:p>
+    <w:p>
+      <w:pPr>
+        <w:pStyle w:val="Nidungvnbn"/>
+        <w:rPr>
+          <w:rFonts w:cs="Times New Roman"/>
+        </w:rPr>
+      </w:pPr>
+      <w:r>
+        <w:rPr>
+          <w:rFonts w:cs="Times New Roman"/>
+        </w:rPr>
+        <w:t>Dù đạt độ chính xác cao nhất, PhoBERT vẫn tồn tại những giới hạn nhất định trong các ngữ cảnh ngôn ngữ đặc biệt phức tạp.</w:t>
+      </w:r>
+      <w:r>
+        <w:rPr>
+          <w:rFonts w:cs="Times New Roman"/>
+        </w:rPr>
+        <w:t xml:space="preserve"> Dựa trên thực nghiệm, nhóm đúc kết 2 hạn chế chính của PhoBERT:</w:t>
+      </w:r>
+    </w:p>
+    <w:p>
+      <w:pPr>
+        <w:pStyle w:val="Heading3"/>
+        <w:rPr>
+          <w:rFonts w:cs="Times New Roman"/>
+        </w:rPr>
+      </w:pPr>
+      <w:bookmarkStart w:id="70" w:name="_Toc229673262"/>
+      <w:r>
+        <w:rPr>
+          <w:rFonts w:cs="Times New Roman"/>
+        </w:rPr>
+        <w:t>Lỗi xử lý phạm vi phủ định (Negation Scope)</w:t>
+      </w:r>
+      <w:bookmarkEnd w:id="70"/>
+    </w:p>
+    <w:p>
+      <w:pPr>
+        <w:pStyle w:val="Nidungvnbn"/>
+        <w:rPr>
+          <w:rFonts w:cs="Times New Roman"/>
+        </w:rPr>
+      </w:pPr>
+      <w:r>
+        <w:rPr>
+          <w:rFonts w:cs="Times New Roman"/>
+        </w:rPr>
+        <w:t>Mô hình đôi khi bị "đánh lừa" bởi các tính từ mang nghĩa tích cực mạnh trong một cấu trúc phủ định gián tiếp.</w:t>
       </w:r>
     </w:p>
     <w:p>
@@ -16082,7 +16228,7 @@
         <w:pStyle w:val="Nidungvnbn"/>
         <w:numPr>
           <w:ilvl w:val="0"/>
-          <w:numId w:val="68"/>
+          <w:numId w:val="67"/>
         </w:numPr>
         <w:rPr>
           <w:rFonts w:cs="Times New Roman"/>
@@ -16091,16 +16237,8 @@
       <w:r>
         <w:rPr>
           <w:rFonts w:cs="Times New Roman"/>
-          <w:b/>
-          <w:bCs/>
-        </w:rPr>
-        <w:t>Ví dụ:</w:t>
-      </w:r>
-      <w:r>
-        <w:rPr>
-          <w:rFonts w:cs="Times New Roman"/>
-        </w:rPr>
-        <w:t xml:space="preserve"> </w:t>
+        </w:rPr>
+        <w:t xml:space="preserve">Ví dụ: </w:t>
       </w:r>
       <w:r>
         <w:rPr>
@@ -16108,7 +16246,23 @@
           <w:i/>
           <w:iCs/>
         </w:rPr>
-        <w:t>"Thầy dạy hay đến nổi cả lớp ai cũng ngủ."</w:t>
+        <w:t>"</w:t>
+      </w:r>
+      <w:r>
+        <w:rPr>
+          <w:rFonts w:cs="Times New Roman"/>
+          <w:i/>
+          <w:iCs/>
+        </w:rPr>
+        <w:t>Phòng học</w:t>
+      </w:r>
+      <w:r>
+        <w:rPr>
+          <w:rFonts w:cs="Times New Roman"/>
+          <w:i/>
+          <w:iCs/>
+        </w:rPr>
+        <w:t xml:space="preserve"> không được tốt cho lắm."</w:t>
       </w:r>
     </w:p>
     <w:p>
@@ -16116,7 +16270,7 @@
         <w:pStyle w:val="Nidungvnbn"/>
         <w:numPr>
           <w:ilvl w:val="0"/>
-          <w:numId w:val="68"/>
+          <w:numId w:val="67"/>
         </w:numPr>
         <w:rPr>
           <w:rFonts w:cs="Times New Roman"/>
@@ -16125,30 +16279,8 @@
       <w:r>
         <w:rPr>
           <w:rFonts w:cs="Times New Roman"/>
-          <w:b/>
-          <w:bCs/>
-        </w:rPr>
-        <w:t>Dự đoán:</w:t>
-      </w:r>
-      <w:r>
-        <w:rPr>
-          <w:rFonts w:cs="Times New Roman"/>
-        </w:rPr>
-        <w:t xml:space="preserve"> </w:t>
-      </w:r>
-      <w:r>
-        <w:rPr>
-          <w:rFonts w:cs="Times New Roman"/>
-          <w:b/>
-          <w:bCs/>
-        </w:rPr>
-        <w:t>Tích cực</w:t>
-      </w:r>
-      <w:r>
-        <w:rPr>
-          <w:rFonts w:cs="Times New Roman"/>
-        </w:rPr>
-        <w:t>.</w:t>
+        </w:rPr>
+        <w:t>Dự đoán: Trung tính (Lẽ ra là Tiêu cực).</w:t>
       </w:r>
     </w:p>
     <w:p>
@@ -16156,7 +16288,7 @@
         <w:pStyle w:val="Nidungvnbn"/>
         <w:numPr>
           <w:ilvl w:val="0"/>
-          <w:numId w:val="68"/>
+          <w:numId w:val="67"/>
         </w:numPr>
         <w:rPr>
           <w:rFonts w:cs="Times New Roman"/>
@@ -16165,16 +16297,8 @@
       <w:r>
         <w:rPr>
           <w:rFonts w:cs="Times New Roman"/>
-          <w:b/>
-          <w:bCs/>
-        </w:rPr>
-        <w:t>Phân tích:</w:t>
-      </w:r>
-      <w:r>
-        <w:rPr>
-          <w:rFonts w:cs="Times New Roman"/>
-        </w:rPr>
-        <w:t xml:space="preserve"> Mô hình nhận diện từ "hay" và gán ngay nhãn Tích cực. AI không hiểu được logic xã hội rằng "ngủ gật" là hệ quả của một bài giảng nhàm chán. Để giải quyết, cần cung cấp cho mô hình các tập dữ liệu có tri thức nền hoặc các mẫu câu mỉa mai đặc thù.</w:t>
+        </w:rPr>
+        <w:t>Phân tích: Từ "tốt" có trọng số chú ý quá cao. Trong các câu chê khéo léo, PhoBERT chưa đánh giá đúng mức độ phủ định của cụm "không được", dẫn đến kết quả bị kéo về mức hòa hoãn.</w:t>
       </w:r>
     </w:p>
     <w:p>
@@ -16190,10 +16314,10 @@
         </w:rPr>
         <w:lastRenderedPageBreak/>
         <w:drawing>
-          <wp:inline distT="0" distB="0" distL="0" distR="0" wp14:anchorId="5326F579" wp14:editId="554AFAD1">
+          <wp:inline distT="0" distB="0" distL="0" distR="0" wp14:anchorId="2A06FA8F" wp14:editId="75580C7E">
             <wp:extent cx="5579745" cy="3138805"/>
             <wp:effectExtent l="0" t="0" r="1905" b="4445"/>
-            <wp:docPr id="19" name="Picture 19"/>
+            <wp:docPr id="18" name="Picture 18"/>
             <wp:cNvGraphicFramePr>
               <a:graphicFrameLocks xmlns:a="http://schemas.openxmlformats.org/drawingml/2006/main" noChangeAspect="1"/>
             </wp:cNvGraphicFramePr>
@@ -16234,10 +16358,10 @@
           <w:i/>
           <w:iCs/>
           <w:sz w:val="22"/>
-          <w:szCs w:val="20"/>
-        </w:rPr>
-      </w:pPr>
-      <w:bookmarkStart w:id="71" w:name="_Toc229668503"/>
+          <w:szCs w:val="22"/>
+        </w:rPr>
+      </w:pPr>
+      <w:bookmarkStart w:id="71" w:name="_Toc229673206"/>
       <w:r>
         <w:rPr>
           <w:i/>
@@ -16337,7 +16461,7 @@
           <w:sz w:val="22"/>
           <w:szCs w:val="20"/>
         </w:rPr>
-        <w:t>11</w:t>
+        <w:t>10</w:t>
       </w:r>
       <w:r>
         <w:rPr>
@@ -16356,23 +16480,23 @@
           <w:sz w:val="22"/>
           <w:szCs w:val="20"/>
         </w:rPr>
-        <w:t>. Lỗi nhận diện mỉa mai và châm biếm</w:t>
+        <w:t>. Lỗi xử lý phạm vi phủ định</w:t>
       </w:r>
       <w:bookmarkEnd w:id="71"/>
     </w:p>
     <w:p>
       <w:pPr>
-        <w:pStyle w:val="Heading2"/>
-        <w:rPr>
-          <w:rFonts w:cs="Times New Roman"/>
-        </w:rPr>
-      </w:pPr>
-      <w:bookmarkStart w:id="72" w:name="_Toc229668568"/>
-      <w:r>
-        <w:rPr>
-          <w:rFonts w:cs="Times New Roman"/>
-        </w:rPr>
-        <w:t>Đánh giá tính ứng dụng của ABSA</w:t>
+        <w:pStyle w:val="Heading3"/>
+        <w:rPr>
+          <w:rFonts w:cs="Times New Roman"/>
+        </w:rPr>
+      </w:pPr>
+      <w:bookmarkStart w:id="72" w:name="_Toc229673263"/>
+      <w:r>
+        <w:rPr>
+          <w:rFonts w:cs="Times New Roman"/>
+        </w:rPr>
+        <w:t>Lỗi nhận diện mỉa mai và châm biếm (Sarcasm)</w:t>
       </w:r>
       <w:bookmarkEnd w:id="72"/>
     </w:p>
@@ -16388,6 +16512,320 @@
         <w:rPr>
           <w:rFonts w:cs="Times New Roman"/>
         </w:rPr>
+        <w:t>Đây là thách thức lớn nhất vì đòi hỏi tri thức xã hội nằm ngoài văn bản.</w:t>
+      </w:r>
+    </w:p>
+    <w:p>
+      <w:pPr>
+        <w:pStyle w:val="Nidungvnbn"/>
+        <w:numPr>
+          <w:ilvl w:val="0"/>
+          <w:numId w:val="68"/>
+        </w:numPr>
+        <w:rPr>
+          <w:rFonts w:cs="Times New Roman"/>
+        </w:rPr>
+      </w:pPr>
+      <w:r>
+        <w:rPr>
+          <w:rFonts w:cs="Times New Roman"/>
+          <w:b/>
+          <w:bCs/>
+        </w:rPr>
+        <w:t>Ví dụ:</w:t>
+      </w:r>
+      <w:r>
+        <w:rPr>
+          <w:rFonts w:cs="Times New Roman"/>
+        </w:rPr>
+        <w:t xml:space="preserve"> </w:t>
+      </w:r>
+      <w:r>
+        <w:rPr>
+          <w:rFonts w:cs="Times New Roman"/>
+          <w:i/>
+          <w:iCs/>
+        </w:rPr>
+        <w:t>"Thầy dạy hay đến nổi cả lớp ai cũng ngủ."</w:t>
+      </w:r>
+    </w:p>
+    <w:p>
+      <w:pPr>
+        <w:pStyle w:val="Nidungvnbn"/>
+        <w:numPr>
+          <w:ilvl w:val="0"/>
+          <w:numId w:val="68"/>
+        </w:numPr>
+        <w:rPr>
+          <w:rFonts w:cs="Times New Roman"/>
+        </w:rPr>
+      </w:pPr>
+      <w:r>
+        <w:rPr>
+          <w:rFonts w:cs="Times New Roman"/>
+          <w:b/>
+          <w:bCs/>
+        </w:rPr>
+        <w:t>Dự đoán:</w:t>
+      </w:r>
+      <w:r>
+        <w:rPr>
+          <w:rFonts w:cs="Times New Roman"/>
+        </w:rPr>
+        <w:t xml:space="preserve"> </w:t>
+      </w:r>
+      <w:r>
+        <w:rPr>
+          <w:rFonts w:cs="Times New Roman"/>
+          <w:b/>
+          <w:bCs/>
+        </w:rPr>
+        <w:t>Tích cực</w:t>
+      </w:r>
+      <w:r>
+        <w:rPr>
+          <w:rFonts w:cs="Times New Roman"/>
+        </w:rPr>
+        <w:t>.</w:t>
+      </w:r>
+    </w:p>
+    <w:p>
+      <w:pPr>
+        <w:pStyle w:val="Nidungvnbn"/>
+        <w:numPr>
+          <w:ilvl w:val="0"/>
+          <w:numId w:val="68"/>
+        </w:numPr>
+        <w:rPr>
+          <w:rFonts w:cs="Times New Roman"/>
+        </w:rPr>
+      </w:pPr>
+      <w:r>
+        <w:rPr>
+          <w:rFonts w:cs="Times New Roman"/>
+          <w:b/>
+          <w:bCs/>
+        </w:rPr>
+        <w:t>Phân tích:</w:t>
+      </w:r>
+      <w:r>
+        <w:rPr>
+          <w:rFonts w:cs="Times New Roman"/>
+        </w:rPr>
+        <w:t xml:space="preserve"> Mô hình nhận diện từ "hay" và gán ngay nhãn Tích cực. AI không hiểu được logic xã hội rằng "ngủ gật" là hệ quả của một bài giảng nhàm chán. Để giải quyết, cần cung cấp cho mô hình các tập dữ liệu có tri thức nền hoặc các mẫu câu mỉa mai đặc thù.</w:t>
+      </w:r>
+    </w:p>
+    <w:p>
+      <w:pPr>
+        <w:pStyle w:val="Nidungvnbn"/>
+        <w:keepNext/>
+        <w:ind w:firstLine="0"/>
+      </w:pPr>
+      <w:r>
+        <w:rPr>
+          <w:rFonts w:cs="Times New Roman"/>
+          <w:noProof/>
+        </w:rPr>
+        <w:lastRenderedPageBreak/>
+        <w:drawing>
+          <wp:inline distT="0" distB="0" distL="0" distR="0" wp14:anchorId="5326F579" wp14:editId="554AFAD1">
+            <wp:extent cx="5579745" cy="3138805"/>
+            <wp:effectExtent l="0" t="0" r="1905" b="4445"/>
+            <wp:docPr id="19" name="Picture 19"/>
+            <wp:cNvGraphicFramePr>
+              <a:graphicFrameLocks xmlns:a="http://schemas.openxmlformats.org/drawingml/2006/main" noChangeAspect="1"/>
+            </wp:cNvGraphicFramePr>
+            <a:graphic xmlns:a="http://schemas.openxmlformats.org/drawingml/2006/main">
+              <a:graphicData uri="http://schemas.openxmlformats.org/drawingml/2006/picture">
+                <pic:pic xmlns:pic="http://schemas.openxmlformats.org/drawingml/2006/picture">
+                  <pic:nvPicPr>
+                    <pic:cNvPr id="1" name=""/>
+                    <pic:cNvPicPr/>
+                  </pic:nvPicPr>
+                  <pic:blipFill>
+                    <a:blip r:embed="rId27"/>
+                    <a:stretch>
+                      <a:fillRect/>
+                    </a:stretch>
+                  </pic:blipFill>
+                  <pic:spPr>
+                    <a:xfrm>
+                      <a:off x="0" y="0"/>
+                      <a:ext cx="5579745" cy="3138805"/>
+                    </a:xfrm>
+                    <a:prstGeom prst="rect">
+                      <a:avLst/>
+                    </a:prstGeom>
+                  </pic:spPr>
+                </pic:pic>
+              </a:graphicData>
+            </a:graphic>
+          </wp:inline>
+        </w:drawing>
+      </w:r>
+    </w:p>
+    <w:p>
+      <w:pPr>
+        <w:pStyle w:val="Caption"/>
+        <w:rPr>
+          <w:rFonts w:cs="Times New Roman"/>
+          <w:i/>
+          <w:iCs/>
+          <w:sz w:val="22"/>
+          <w:szCs w:val="20"/>
+        </w:rPr>
+      </w:pPr>
+      <w:bookmarkStart w:id="73" w:name="_Toc229673207"/>
+      <w:r>
+        <w:rPr>
+          <w:i/>
+          <w:iCs/>
+          <w:sz w:val="22"/>
+          <w:szCs w:val="20"/>
+        </w:rPr>
+        <w:t xml:space="preserve">Hình </w:t>
+      </w:r>
+      <w:r>
+        <w:rPr>
+          <w:i/>
+          <w:iCs/>
+          <w:sz w:val="22"/>
+          <w:szCs w:val="20"/>
+        </w:rPr>
+        <w:fldChar w:fldCharType="begin"/>
+      </w:r>
+      <w:r>
+        <w:rPr>
+          <w:i/>
+          <w:iCs/>
+          <w:sz w:val="22"/>
+          <w:szCs w:val="20"/>
+        </w:rPr>
+        <w:instrText xml:space="preserve"> STYLEREF 1 \s </w:instrText>
+      </w:r>
+      <w:r>
+        <w:rPr>
+          <w:i/>
+          <w:iCs/>
+          <w:sz w:val="22"/>
+          <w:szCs w:val="20"/>
+        </w:rPr>
+        <w:fldChar w:fldCharType="separate"/>
+      </w:r>
+      <w:r>
+        <w:rPr>
+          <w:i/>
+          <w:iCs/>
+          <w:noProof/>
+          <w:sz w:val="22"/>
+          <w:szCs w:val="20"/>
+        </w:rPr>
+        <w:t>4</w:t>
+      </w:r>
+      <w:r>
+        <w:rPr>
+          <w:i/>
+          <w:iCs/>
+          <w:sz w:val="22"/>
+          <w:szCs w:val="20"/>
+        </w:rPr>
+        <w:fldChar w:fldCharType="end"/>
+      </w:r>
+      <w:r>
+        <w:rPr>
+          <w:i/>
+          <w:iCs/>
+          <w:sz w:val="22"/>
+          <w:szCs w:val="20"/>
+        </w:rPr>
+        <w:t>.</w:t>
+      </w:r>
+      <w:r>
+        <w:rPr>
+          <w:i/>
+          <w:iCs/>
+          <w:sz w:val="22"/>
+          <w:szCs w:val="20"/>
+        </w:rPr>
+        <w:fldChar w:fldCharType="begin"/>
+      </w:r>
+      <w:r>
+        <w:rPr>
+          <w:i/>
+          <w:iCs/>
+          <w:sz w:val="22"/>
+          <w:szCs w:val="20"/>
+        </w:rPr>
+        <w:instrText xml:space="preserve"> SEQ Hình \* ARABIC \s 1 </w:instrText>
+      </w:r>
+      <w:r>
+        <w:rPr>
+          <w:i/>
+          <w:iCs/>
+          <w:sz w:val="22"/>
+          <w:szCs w:val="20"/>
+        </w:rPr>
+        <w:fldChar w:fldCharType="separate"/>
+      </w:r>
+      <w:r>
+        <w:rPr>
+          <w:i/>
+          <w:iCs/>
+          <w:noProof/>
+          <w:sz w:val="22"/>
+          <w:szCs w:val="20"/>
+        </w:rPr>
+        <w:t>11</w:t>
+      </w:r>
+      <w:r>
+        <w:rPr>
+          <w:i/>
+          <w:iCs/>
+          <w:sz w:val="22"/>
+          <w:szCs w:val="20"/>
+        </w:rPr>
+        <w:fldChar w:fldCharType="end"/>
+      </w:r>
+      <w:r>
+        <w:rPr>
+          <w:i/>
+          <w:iCs/>
+          <w:noProof/>
+          <w:sz w:val="22"/>
+          <w:szCs w:val="20"/>
+        </w:rPr>
+        <w:t>. Lỗi nhận diện mỉa mai và châm biếm</w:t>
+      </w:r>
+      <w:bookmarkEnd w:id="73"/>
+    </w:p>
+    <w:p>
+      <w:pPr>
+        <w:pStyle w:val="Heading2"/>
+        <w:rPr>
+          <w:rFonts w:cs="Times New Roman"/>
+        </w:rPr>
+      </w:pPr>
+      <w:bookmarkStart w:id="74" w:name="_Toc229673264"/>
+      <w:r>
+        <w:rPr>
+          <w:rFonts w:cs="Times New Roman"/>
+        </w:rPr>
+        <w:t>Đánh giá tính ứng dụng của ABSA</w:t>
+      </w:r>
+      <w:bookmarkEnd w:id="74"/>
+    </w:p>
+    <w:p>
+      <w:pPr>
+        <w:pStyle w:val="Nidungvnbn"/>
+        <w:ind w:firstLine="0"/>
+        <w:rPr>
+          <w:rFonts w:cs="Times New Roman"/>
+        </w:rPr>
+      </w:pPr>
+      <w:r>
+        <w:rPr>
+          <w:rFonts w:cs="Times New Roman"/>
+        </w:rPr>
         <w:t>Mặc dù các mô hình đơn lẻ vẫn còn sai sót ở những ca khó, nhưng việc ứng dụng ABSA (Phân tích đa khía cạnh) đã giúp hệ thống bóc tách tri thức chi tiết hơn. Thay vì chỉ đưa ra một nhãn chung chung cho toàn bộ câu phức, việc chia nhỏ và phân loại theo từng đối tượng (Giảng viên, Chương trình học) đã cung cấp cái nhìn đa chiều và chính xác hơn cho nhà quản lý giáo dục.</w:t>
       </w:r>
     </w:p>
@@ -16414,7 +16852,7 @@
           <w:rFonts w:cs="Times New Roman"/>
         </w:rPr>
       </w:pPr>
-      <w:bookmarkStart w:id="73" w:name="_Toc229668569"/>
+      <w:bookmarkStart w:id="75" w:name="_Toc229673265"/>
       <w:r>
         <w:rPr>
           <w:rFonts w:cs="Times New Roman"/>
@@ -16422,7 +16860,7 @@
         <w:lastRenderedPageBreak/>
         <w:t>KẾT LUẬN VÀ HƯỚNG PHÁT TRIỂN</w:t>
       </w:r>
-      <w:bookmarkEnd w:id="73"/>
+      <w:bookmarkEnd w:id="75"/>
     </w:p>
     <w:p>
       <w:pPr>
@@ -16446,14 +16884,14 @@
           <w:rFonts w:cs="Times New Roman"/>
         </w:rPr>
       </w:pPr>
-      <w:bookmarkStart w:id="74" w:name="_Toc229668570"/>
+      <w:bookmarkStart w:id="76" w:name="_Toc229673266"/>
       <w:r>
         <w:rPr>
           <w:rFonts w:cs="Times New Roman"/>
         </w:rPr>
         <w:t>Kết luận</w:t>
       </w:r>
-      <w:bookmarkEnd w:id="74"/>
+      <w:bookmarkEnd w:id="76"/>
     </w:p>
     <w:p>
       <w:pPr>
@@ -16556,14 +16994,14 @@
           <w:rFonts w:cs="Times New Roman"/>
         </w:rPr>
       </w:pPr>
-      <w:bookmarkStart w:id="75" w:name="_Toc229668571"/>
+      <w:bookmarkStart w:id="77" w:name="_Toc229673267"/>
       <w:r>
         <w:rPr>
           <w:rFonts w:cs="Times New Roman"/>
         </w:rPr>
         <w:t>Đóng góp của đề tài</w:t>
       </w:r>
-      <w:bookmarkEnd w:id="75"/>
+      <w:bookmarkEnd w:id="77"/>
     </w:p>
     <w:p>
       <w:pPr>
@@ -16623,14 +17061,14 @@
           <w:rFonts w:cs="Times New Roman"/>
         </w:rPr>
       </w:pPr>
-      <w:bookmarkStart w:id="76" w:name="_Toc229668572"/>
+      <w:bookmarkStart w:id="78" w:name="_Toc229673268"/>
       <w:r>
         <w:rPr>
           <w:rFonts w:cs="Times New Roman"/>
         </w:rPr>
         <w:t>Hạn chế của đề tài</w:t>
       </w:r>
-      <w:bookmarkEnd w:id="76"/>
+      <w:bookmarkEnd w:id="78"/>
     </w:p>
     <w:p>
       <w:pPr>
@@ -16708,14 +17146,14 @@
           <w:rFonts w:cs="Times New Roman"/>
         </w:rPr>
       </w:pPr>
-      <w:bookmarkStart w:id="77" w:name="_Toc229668573"/>
+      <w:bookmarkStart w:id="79" w:name="_Toc229673269"/>
       <w:r>
         <w:rPr>
           <w:rFonts w:cs="Times New Roman"/>
         </w:rPr>
         <w:t>Hướng phát triển trong tương lai</w:t>
       </w:r>
-      <w:bookmarkEnd w:id="77"/>
+      <w:bookmarkEnd w:id="79"/>
     </w:p>
     <w:p>
       <w:pPr>
@@ -16832,12 +17270,12 @@
       <w:r>
         <w:br w:type="page"/>
       </w:r>
-      <w:bookmarkStart w:id="78" w:name="_Toc229668574"/>
+      <w:bookmarkStart w:id="80" w:name="_Toc229673270"/>
       <w:r>
         <w:lastRenderedPageBreak/>
         <w:t>TÀI LIỆU THAM KHẢO</w:t>
       </w:r>
-      <w:bookmarkEnd w:id="78"/>
+      <w:bookmarkEnd w:id="80"/>
     </w:p>
     <w:p>
       <w:pPr>
@@ -28129,6 +28567,7 @@
   <w:style w:type="character" w:default="1" w:styleId="DefaultParagraphFont">
     <w:name w:val="Default Paragraph Font"/>
     <w:uiPriority w:val="1"/>
+    <w:semiHidden/>
     <w:unhideWhenUsed/>
   </w:style>
   <w:style w:type="table" w:default="1" w:styleId="TableNormal">
